--- a/networking/Networking notes.docx
+++ b/networking/Networking notes.docx
@@ -7,7 +7,10 @@
         <w:pStyle w:val="Heading1"/>
       </w:pPr>
       <w:r>
-        <w:t>Useful commands</w:t>
+        <w:t xml:space="preserve">Useful </w:t>
+      </w:r>
+      <w:r>
+        <w:t>CLI tools</w:t>
       </w:r>
     </w:p>
     <w:p>
@@ -37,7 +40,79 @@
         <w:t>Iptables</w:t>
       </w:r>
       <w:r>
-        <w:t xml:space="preserve"> – it is a tool used for setting up firewall rules.</w:t>
+        <w:t xml:space="preserve"> – it is a tool used for setting up</w:t>
+      </w:r>
+      <w:r>
+        <w:t xml:space="preserve"> for example</w:t>
+      </w:r>
+      <w:r>
+        <w:t xml:space="preserve"> firewall rules.</w:t>
+      </w:r>
+    </w:p>
+    <w:p>
+      <w:pPr>
+        <w:pStyle w:val="ListParagraph"/>
+        <w:numPr>
+          <w:ilvl w:val="0"/>
+          <w:numId w:val="2"/>
+        </w:numPr>
+      </w:pPr>
+      <w:r>
+        <w:t>Ping – test network connectivity</w:t>
+      </w:r>
+    </w:p>
+    <w:p>
+      <w:pPr>
+        <w:pStyle w:val="ListParagraph"/>
+        <w:numPr>
+          <w:ilvl w:val="0"/>
+          <w:numId w:val="2"/>
+        </w:numPr>
+      </w:pPr>
+      <w:r>
+        <w:t>traceroute / tracert</w:t>
+      </w:r>
+      <w:r>
+        <w:t xml:space="preserve"> - </w:t>
+      </w:r>
+      <w:r>
+        <w:t>See the path traffic takes to a destination</w:t>
+      </w:r>
+    </w:p>
+    <w:p>
+      <w:pPr>
+        <w:pStyle w:val="ListParagraph"/>
+        <w:numPr>
+          <w:ilvl w:val="0"/>
+          <w:numId w:val="2"/>
+        </w:numPr>
+      </w:pPr>
+      <w:r>
+        <w:t>netstat / ss</w:t>
+      </w:r>
+      <w:r>
+        <w:t xml:space="preserve"> - </w:t>
+      </w:r>
+      <w:r>
+        <w:t>View open ports and network connections</w:t>
+      </w:r>
+    </w:p>
+    <w:p>
+      <w:pPr>
+        <w:pStyle w:val="ListParagraph"/>
+        <w:numPr>
+          <w:ilvl w:val="0"/>
+          <w:numId w:val="2"/>
+        </w:numPr>
+      </w:pPr>
+      <w:r>
+        <w:t>tcpdump / wireshark</w:t>
+      </w:r>
+      <w:r>
+        <w:t xml:space="preserve"> - </w:t>
+      </w:r>
+      <w:r>
+        <w:t>Capture and analyze network packets</w:t>
       </w:r>
     </w:p>
     <w:p>
@@ -50,12 +125,30 @@
     </w:p>
     <w:p>
       <w:r>
-        <w:t>We can assign to servers domain names which will be used in communication instead of IP addresses.</w:t>
-      </w:r>
-    </w:p>
-    <w:p>
-      <w:r>
-        <w:t>Resolving domain names means finding an IP address matching given domain name.</w:t>
+        <w:t>We can assign to servers domain</w:t>
+      </w:r>
+      <w:r>
+        <w:t xml:space="preserve"> (DNS)</w:t>
+      </w:r>
+      <w:r>
+        <w:t xml:space="preserve"> names which will be used in communication instead of IP addresses.</w:t>
+      </w:r>
+    </w:p>
+    <w:p>
+      <w:r>
+        <w:t xml:space="preserve">Resolving domain names means finding an IP address matching given </w:t>
+      </w:r>
+      <w:r>
+        <w:t>DNS</w:t>
+      </w:r>
+      <w:r>
+        <w:t xml:space="preserve"> name</w:t>
+      </w:r>
+      <w:r>
+        <w:t xml:space="preserve"> and vice vers</w:t>
+      </w:r>
+      <w:r>
+        <w:t>.</w:t>
       </w:r>
     </w:p>
     <w:p>
@@ -73,7 +166,13 @@
     </w:p>
     <w:p>
       <w:r>
-        <w:t>DNS is a server used for translating domain names into IP addresses and vice versa.</w:t>
+        <w:t>DNS is a server used for translating domain</w:t>
+      </w:r>
+      <w:r>
+        <w:t xml:space="preserve"> (DNS)</w:t>
+      </w:r>
+      <w:r>
+        <w:t xml:space="preserve"> names into IP addresses and vice versa.</w:t>
       </w:r>
     </w:p>
     <w:p>
@@ -132,6 +231,960 @@
     <w:p>
       <w:r>
         <w:t>There might be a situation that host will try to use only the first domain name from the ‘search’ field and if it fails it will not try other names.</w:t>
+      </w:r>
+    </w:p>
+    <w:p>
+      <w:pPr>
+        <w:pStyle w:val="Heading1"/>
+      </w:pPr>
+      <w:r>
+        <w:lastRenderedPageBreak/>
+        <w:t>Load balancer</w:t>
+      </w:r>
+    </w:p>
+    <w:p>
+      <w:r>
+        <w:t>Load balancer distributes</w:t>
+      </w:r>
+      <w:r>
+        <w:t xml:space="preserve"> network</w:t>
+      </w:r>
+      <w:r>
+        <w:t xml:space="preserve"> traffic across multiple servers. It can redirect traffic to the least busy server.</w:t>
+      </w:r>
+    </w:p>
+    <w:p>
+      <w:pPr>
+        <w:pStyle w:val="Heading1"/>
+      </w:pPr>
+      <w:r>
+        <w:t>Reverse proxy</w:t>
+      </w:r>
+    </w:p>
+    <w:p>
+      <w:r>
+        <w:t>It forwards client’s requests to application servers. It is a gateway between users and application servers.</w:t>
+      </w:r>
+    </w:p>
+    <w:p>
+      <w:pPr>
+        <w:pStyle w:val="Heading1"/>
+      </w:pPr>
+      <w:r>
+        <w:t>Subnet</w:t>
+      </w:r>
+    </w:p>
+    <w:p>
+      <w:r>
+        <w:t>Logically separated section of a network.</w:t>
+      </w:r>
+    </w:p>
+    <w:p>
+      <w:pPr>
+        <w:pStyle w:val="Heading1"/>
+      </w:pPr>
+      <w:r>
+        <w:t>Gateway</w:t>
+      </w:r>
+    </w:p>
+    <w:p>
+      <w:r>
+        <w:t>A device that routes traffic from one network to another.</w:t>
+      </w:r>
+    </w:p>
+    <w:p>
+      <w:pPr>
+        <w:pStyle w:val="Heading1"/>
+      </w:pPr>
+      <w:r>
+        <w:t>SSL/TLS</w:t>
+      </w:r>
+    </w:p>
+    <w:p>
+      <w:r>
+        <w:t>Protocols that secure data transfer over internet (used in HTTPS)</w:t>
+      </w:r>
+    </w:p>
+    <w:p>
+      <w:pPr>
+        <w:pStyle w:val="Heading1"/>
+      </w:pPr>
+      <w:r>
+        <w:t>VPN</w:t>
+      </w:r>
+    </w:p>
+    <w:p>
+      <w:r>
+        <w:t>Encrypts a traffic over network and routes it through a secure server.</w:t>
+      </w:r>
+    </w:p>
+    <w:p>
+      <w:pPr>
+        <w:pStyle w:val="Heading1"/>
+      </w:pPr>
+      <w:r>
+        <w:t>Protocols</w:t>
+      </w:r>
+    </w:p>
+    <w:p>
+      <w:pPr>
+        <w:pStyle w:val="Heading2"/>
+      </w:pPr>
+      <w:r>
+        <w:t>SSH</w:t>
+      </w:r>
+    </w:p>
+    <w:p>
+      <w:r>
+        <w:t>A protocol for accessing remote machines.</w:t>
+      </w:r>
+    </w:p>
+    <w:p>
+      <w:pPr>
+        <w:pStyle w:val="Heading2"/>
+      </w:pPr>
+      <w:r>
+        <w:t>TCP</w:t>
+      </w:r>
+    </w:p>
+    <w:p>
+      <w:pPr>
+        <w:pStyle w:val="Heading2"/>
+      </w:pPr>
+      <w:r>
+        <w:t>HTTPS</w:t>
+      </w:r>
+    </w:p>
+    <w:p>
+      <w:pPr>
+        <w:pStyle w:val="Heading1"/>
+      </w:pPr>
+      <w:r>
+        <w:t>Packets</w:t>
+      </w:r>
+    </w:p>
+    <w:p>
+      <w:r>
+        <w:t xml:space="preserve">Data is </w:t>
+      </w:r>
+      <w:r>
+        <w:t>split into packets before being transmitted over a network</w:t>
+      </w:r>
+      <w:r>
+        <w:t>.</w:t>
+      </w:r>
+    </w:p>
+    <w:p>
+      <w:pPr>
+        <w:pStyle w:val="Heading1"/>
+      </w:pPr>
+      <w:r>
+        <w:lastRenderedPageBreak/>
+        <w:t>LAN</w:t>
+      </w:r>
+    </w:p>
+    <w:p>
+      <w:r>
+        <w:t>LAN stands for Local Area Network. It is a network of devices which communicate with each other directly, without going through the internet.</w:t>
+      </w:r>
+    </w:p>
+    <w:p>
+      <w:r>
+        <w:t>For example a laptop</w:t>
+      </w:r>
+      <w:r>
+        <w:t xml:space="preserve"> </w:t>
+      </w:r>
+      <w:r>
+        <w:t>and phone connected to the same wi-fi or router are part of the same LAN</w:t>
+      </w:r>
+      <w:r>
+        <w:t>, or laptop and a printer connected by a cable</w:t>
+      </w:r>
+      <w:r>
+        <w:t xml:space="preserve"> </w:t>
+      </w:r>
+      <w:r>
+        <w:t>can also be in the same LAN</w:t>
+      </w:r>
+      <w:r>
+        <w:t>.</w:t>
+      </w:r>
+    </w:p>
+    <w:p>
+      <w:pPr>
+        <w:pStyle w:val="Heading1"/>
+      </w:pPr>
+      <w:r>
+        <w:t>Network interface</w:t>
+      </w:r>
+    </w:p>
+    <w:p>
+      <w:r>
+        <w:t>Network interface specifies how computer</w:t>
+      </w:r>
+      <w:r>
+        <w:t>, container, VM or Kubernetes Pod</w:t>
+      </w:r>
+      <w:r>
+        <w:t xml:space="preserve"> connects to a network. </w:t>
+      </w:r>
+    </w:p>
+    <w:p>
+      <w:r>
+        <w:t>It can be physical (like a network card or wi-fi adapter) or virtual (used by VMs</w:t>
+      </w:r>
+      <w:r>
+        <w:t>,</w:t>
+      </w:r>
+      <w:r>
+        <w:t xml:space="preserve"> containers</w:t>
+      </w:r>
+      <w:r>
+        <w:t xml:space="preserve"> or Pods</w:t>
+      </w:r>
+      <w:r>
+        <w:t>).</w:t>
+      </w:r>
+    </w:p>
+    <w:p>
+      <w:r>
+        <w:t xml:space="preserve">It </w:t>
+      </w:r>
+      <w:r>
+        <w:t>acts as</w:t>
+      </w:r>
+      <w:r>
+        <w:t xml:space="preserve"> a gateway </w:t>
+      </w:r>
+      <w:r>
+        <w:t>that allows</w:t>
+      </w:r>
+      <w:r>
+        <w:t xml:space="preserve"> a device to send and receive data over a network.</w:t>
+      </w:r>
+    </w:p>
+    <w:p>
+      <w:pPr>
+        <w:pStyle w:val="Heading1"/>
+      </w:pPr>
+      <w:r>
+        <w:t>Bridge</w:t>
+      </w:r>
+    </w:p>
+    <w:p>
+      <w:r>
+        <w:t xml:space="preserve">A bridge </w:t>
+      </w:r>
+      <w:r>
+        <w:t>connects</w:t>
+      </w:r>
+      <w:r>
+        <w:t xml:space="preserve"> multiple network interfaces</w:t>
+      </w:r>
+      <w:r>
+        <w:t xml:space="preserve"> </w:t>
+      </w:r>
+      <w:r>
+        <w:t>at Layer 2 of the OSI model</w:t>
+      </w:r>
+      <w:r>
+        <w:t xml:space="preserve"> </w:t>
+      </w:r>
+      <w:r>
+        <w:t xml:space="preserve">so they can communicate as </w:t>
+      </w:r>
+      <w:r>
+        <w:t>if they are part of the same LAN (without using the internet).</w:t>
+      </w:r>
+    </w:p>
+    <w:p>
+      <w:r>
+        <w:t xml:space="preserve">For example it can enable communication between </w:t>
+      </w:r>
+      <w:r>
+        <w:t>computer</w:t>
+      </w:r>
+      <w:r>
+        <w:t>s</w:t>
+      </w:r>
+      <w:r>
+        <w:t>, container</w:t>
+      </w:r>
+      <w:r>
+        <w:t>s</w:t>
+      </w:r>
+      <w:r>
+        <w:t>, VM</w:t>
+      </w:r>
+      <w:r>
+        <w:t>s</w:t>
+      </w:r>
+      <w:r>
+        <w:t xml:space="preserve"> or Kubernetes Pod</w:t>
+      </w:r>
+      <w:r>
+        <w:t>s</w:t>
+      </w:r>
+      <w:r>
+        <w:t xml:space="preserve"> </w:t>
+      </w:r>
+      <w:r>
+        <w:t>as if they are on the same local network</w:t>
+      </w:r>
+      <w:r>
+        <w:t>.</w:t>
+      </w:r>
+    </w:p>
+    <w:p>
+      <w:pPr>
+        <w:pStyle w:val="Heading1"/>
+      </w:pPr>
+      <w:r>
+        <w:t>Netfilter</w:t>
+      </w:r>
+    </w:p>
+    <w:p>
+      <w:r>
+        <w:t xml:space="preserve">It is a framework </w:t>
+      </w:r>
+      <w:r>
+        <w:t>built into the Linux kernel</w:t>
+      </w:r>
+      <w:r>
+        <w:t xml:space="preserve"> that allows to inspect, modify and control network traffic.</w:t>
+      </w:r>
+    </w:p>
+    <w:p>
+      <w:r>
+        <w:t>It can:</w:t>
+      </w:r>
+    </w:p>
+    <w:p>
+      <w:pPr>
+        <w:pStyle w:val="ListParagraph"/>
+        <w:numPr>
+          <w:ilvl w:val="0"/>
+          <w:numId w:val="11"/>
+        </w:numPr>
+      </w:pPr>
+      <w:r>
+        <w:t>Decide whether to allow or block packets</w:t>
+      </w:r>
+    </w:p>
+    <w:p>
+      <w:pPr>
+        <w:pStyle w:val="ListParagraph"/>
+        <w:numPr>
+          <w:ilvl w:val="0"/>
+          <w:numId w:val="11"/>
+        </w:numPr>
+      </w:pPr>
+      <w:r>
+        <w:t>Modify packets</w:t>
+      </w:r>
+    </w:p>
+    <w:p>
+      <w:pPr>
+        <w:pStyle w:val="ListParagraph"/>
+        <w:numPr>
+          <w:ilvl w:val="0"/>
+          <w:numId w:val="11"/>
+        </w:numPr>
+      </w:pPr>
+      <w:r>
+        <w:t>Log traffic</w:t>
+      </w:r>
+    </w:p>
+    <w:p>
+      <w:r>
+        <w:t xml:space="preserve">We can configure the Netfilter rules using for example </w:t>
+      </w:r>
+      <w:r>
+        <w:t>iptables CLI tool.</w:t>
+      </w:r>
+    </w:p>
+    <w:p>
+      <w:r>
+        <w:t>It can be used to set up firewall rules.</w:t>
+      </w:r>
+    </w:p>
+    <w:p>
+      <w:pPr>
+        <w:pStyle w:val="Heading1"/>
+      </w:pPr>
+      <w:r>
+        <w:lastRenderedPageBreak/>
+        <w:t>Firewall</w:t>
+      </w:r>
+    </w:p>
+    <w:p>
+      <w:r>
+        <w:t>It is a set of</w:t>
+      </w:r>
+      <w:r>
+        <w:t xml:space="preserve"> rules regarding what traffic is allowed (on which ports, from which IPs, using which protocols etc).</w:t>
+      </w:r>
+    </w:p>
+    <w:p>
+      <w:r>
+        <w:t>It can be set up using Netfilter.</w:t>
+      </w:r>
+    </w:p>
+    <w:p>
+      <w:pPr>
+        <w:pStyle w:val="Heading1"/>
+      </w:pPr>
+      <w:r>
+        <w:t>Ethernet</w:t>
+      </w:r>
+    </w:p>
+    <w:p>
+      <w:r>
+        <w:t>Ethernet is a protocol used to send data between devices in a LAN.</w:t>
+      </w:r>
+    </w:p>
+    <w:p>
+      <w:r>
+        <w:t xml:space="preserve">It works at Layer 2 </w:t>
+      </w:r>
+      <w:r>
+        <w:t>of the OSI model (Data Link Layer).</w:t>
+      </w:r>
+    </w:p>
+    <w:p>
+      <w:r>
+        <w:t>For example when we plug in a network cable into a computer, Ethernet is used to send data over that cable.</w:t>
+      </w:r>
+    </w:p>
+    <w:p>
+      <w:pPr>
+        <w:pStyle w:val="Heading1"/>
+      </w:pPr>
+      <w:r>
+        <w:t>OSI model</w:t>
+      </w:r>
+    </w:p>
+    <w:p>
+      <w:r>
+        <w:t xml:space="preserve">It is a </w:t>
+      </w:r>
+      <w:r>
+        <w:t>conceptual framework used to understand how network systems communicate in layers</w:t>
+      </w:r>
+      <w:r>
+        <w:t>.</w:t>
+      </w:r>
+    </w:p>
+    <w:p>
+      <w:r>
+        <w:t>It has the following layers:</w:t>
+      </w:r>
+    </w:p>
+    <w:p>
+      <w:pPr>
+        <w:pStyle w:val="ListParagraph"/>
+        <w:numPr>
+          <w:ilvl w:val="0"/>
+          <w:numId w:val="3"/>
+        </w:numPr>
+      </w:pPr>
+      <w:r>
+        <w:t>Physical</w:t>
+      </w:r>
+    </w:p>
+    <w:p>
+      <w:pPr>
+        <w:pStyle w:val="ListParagraph"/>
+        <w:numPr>
+          <w:ilvl w:val="1"/>
+          <w:numId w:val="3"/>
+        </w:numPr>
+      </w:pPr>
+      <w:r>
+        <w:t>The actual hardware (cables, switches, electrical signals)</w:t>
+      </w:r>
+    </w:p>
+    <w:p>
+      <w:pPr>
+        <w:pStyle w:val="ListParagraph"/>
+        <w:numPr>
+          <w:ilvl w:val="0"/>
+          <w:numId w:val="3"/>
+        </w:numPr>
+      </w:pPr>
+      <w:r>
+        <w:t>Data Link</w:t>
+      </w:r>
+    </w:p>
+    <w:p>
+      <w:pPr>
+        <w:pStyle w:val="ListParagraph"/>
+        <w:numPr>
+          <w:ilvl w:val="1"/>
+          <w:numId w:val="3"/>
+        </w:numPr>
+      </w:pPr>
+      <w:r>
+        <w:t>Transfers frames between devices on the same network (e.g., Ethernet, MAC addresses)</w:t>
+      </w:r>
+    </w:p>
+    <w:p>
+      <w:pPr>
+        <w:pStyle w:val="ListParagraph"/>
+        <w:numPr>
+          <w:ilvl w:val="0"/>
+          <w:numId w:val="3"/>
+        </w:numPr>
+      </w:pPr>
+      <w:r>
+        <w:t>Network</w:t>
+      </w:r>
+    </w:p>
+    <w:p>
+      <w:pPr>
+        <w:pStyle w:val="ListParagraph"/>
+        <w:numPr>
+          <w:ilvl w:val="1"/>
+          <w:numId w:val="3"/>
+        </w:numPr>
+      </w:pPr>
+      <w:r>
+        <w:t>Routing data across networks (e.g., IP addresses)</w:t>
+      </w:r>
+    </w:p>
+    <w:p>
+      <w:pPr>
+        <w:pStyle w:val="ListParagraph"/>
+        <w:numPr>
+          <w:ilvl w:val="0"/>
+          <w:numId w:val="3"/>
+        </w:numPr>
+      </w:pPr>
+      <w:r>
+        <w:t>Transport</w:t>
+      </w:r>
+    </w:p>
+    <w:p>
+      <w:pPr>
+        <w:pStyle w:val="ListParagraph"/>
+        <w:numPr>
+          <w:ilvl w:val="1"/>
+          <w:numId w:val="3"/>
+        </w:numPr>
+      </w:pPr>
+      <w:r>
+        <w:t>Reliable delivery (e.g., TCP/UDP)</w:t>
+      </w:r>
+    </w:p>
+    <w:p>
+      <w:pPr>
+        <w:pStyle w:val="ListParagraph"/>
+        <w:numPr>
+          <w:ilvl w:val="0"/>
+          <w:numId w:val="3"/>
+        </w:numPr>
+      </w:pPr>
+      <w:r>
+        <w:t>Session</w:t>
+      </w:r>
+    </w:p>
+    <w:p>
+      <w:pPr>
+        <w:pStyle w:val="ListParagraph"/>
+        <w:numPr>
+          <w:ilvl w:val="1"/>
+          <w:numId w:val="3"/>
+        </w:numPr>
+      </w:pPr>
+      <w:r>
+        <w:t>Manages sessions between applications</w:t>
+      </w:r>
+    </w:p>
+    <w:p>
+      <w:pPr>
+        <w:pStyle w:val="ListParagraph"/>
+        <w:numPr>
+          <w:ilvl w:val="0"/>
+          <w:numId w:val="3"/>
+        </w:numPr>
+      </w:pPr>
+      <w:r>
+        <w:t>Presentation</w:t>
+      </w:r>
+    </w:p>
+    <w:p>
+      <w:pPr>
+        <w:pStyle w:val="ListParagraph"/>
+        <w:numPr>
+          <w:ilvl w:val="1"/>
+          <w:numId w:val="3"/>
+        </w:numPr>
+      </w:pPr>
+      <w:r>
+        <w:t>Translates data (e.g., encryption, compression)</w:t>
+      </w:r>
+    </w:p>
+    <w:p>
+      <w:pPr>
+        <w:pStyle w:val="ListParagraph"/>
+        <w:numPr>
+          <w:ilvl w:val="0"/>
+          <w:numId w:val="3"/>
+        </w:numPr>
+      </w:pPr>
+      <w:r>
+        <w:t>Application</w:t>
+      </w:r>
+    </w:p>
+    <w:p>
+      <w:pPr>
+        <w:pStyle w:val="ListParagraph"/>
+        <w:numPr>
+          <w:ilvl w:val="1"/>
+          <w:numId w:val="3"/>
+        </w:numPr>
+      </w:pPr>
+      <w:r>
+        <w:t>Interfaces with apps (e.g., browsers, APIs)</w:t>
+      </w:r>
+    </w:p>
+    <w:p>
+      <w:pPr>
+        <w:pStyle w:val="Heading2"/>
+      </w:pPr>
+      <w:r>
+        <w:t>Data Link Layer</w:t>
+      </w:r>
+    </w:p>
+    <w:p>
+      <w:r>
+        <w:t xml:space="preserve">It defines how devices on the same physical </w:t>
+      </w:r>
+      <w:r>
+        <w:t xml:space="preserve">or virtual </w:t>
+      </w:r>
+      <w:r>
+        <w:t>network (like LAN) talk to each other.</w:t>
+      </w:r>
+    </w:p>
+    <w:p>
+      <w:r>
+        <w:lastRenderedPageBreak/>
+        <w:t>It uses MAC addresses to identify devices.</w:t>
+      </w:r>
+    </w:p>
+    <w:p>
+      <w:r>
+        <w:t>It packages data into frames to be sent over the network</w:t>
+      </w:r>
+      <w:r>
+        <w:t>.</w:t>
+      </w:r>
+    </w:p>
+    <w:p>
+      <w:r>
+        <w:t>Examples of Data Link Layer protocols:</w:t>
+      </w:r>
+    </w:p>
+    <w:p>
+      <w:pPr>
+        <w:pStyle w:val="ListParagraph"/>
+        <w:numPr>
+          <w:ilvl w:val="0"/>
+          <w:numId w:val="4"/>
+        </w:numPr>
+      </w:pPr>
+      <w:r>
+        <w:t>Ethernet</w:t>
+      </w:r>
+    </w:p>
+    <w:p>
+      <w:pPr>
+        <w:pStyle w:val="ListParagraph"/>
+        <w:numPr>
+          <w:ilvl w:val="0"/>
+          <w:numId w:val="4"/>
+        </w:numPr>
+      </w:pPr>
+      <w:r>
+        <w:t>Wi-Fi</w:t>
+      </w:r>
+    </w:p>
+    <w:p>
+      <w:pPr>
+        <w:pStyle w:val="Heading2"/>
+      </w:pPr>
+      <w:r>
+        <w:t>Network Layer</w:t>
+      </w:r>
+    </w:p>
+    <w:p>
+      <w:r>
+        <w:t xml:space="preserve">It </w:t>
+      </w:r>
+      <w:r>
+        <w:t>handle</w:t>
+      </w:r>
+      <w:r>
+        <w:t>s</w:t>
+      </w:r>
+      <w:r>
+        <w:t xml:space="preserve"> routing and forwarding of data packets between devices across different networks</w:t>
+      </w:r>
+      <w:r>
+        <w:t>.</w:t>
+      </w:r>
+    </w:p>
+    <w:p>
+      <w:r>
+        <w:t>Key functions of this layer:</w:t>
+      </w:r>
+    </w:p>
+    <w:p>
+      <w:pPr>
+        <w:pStyle w:val="ListParagraph"/>
+        <w:numPr>
+          <w:ilvl w:val="0"/>
+          <w:numId w:val="5"/>
+        </w:numPr>
+      </w:pPr>
+      <w:r>
+        <w:t>Addressing</w:t>
+      </w:r>
+    </w:p>
+    <w:p>
+      <w:pPr>
+        <w:pStyle w:val="ListParagraph"/>
+        <w:numPr>
+          <w:ilvl w:val="1"/>
+          <w:numId w:val="5"/>
+        </w:numPr>
+      </w:pPr>
+      <w:r>
+        <w:t>It uses IP addresses to identify source and destination devices on the network.</w:t>
+      </w:r>
+    </w:p>
+    <w:p>
+      <w:pPr>
+        <w:pStyle w:val="ListParagraph"/>
+        <w:numPr>
+          <w:ilvl w:val="0"/>
+          <w:numId w:val="5"/>
+        </w:numPr>
+      </w:pPr>
+      <w:r>
+        <w:t>Routing</w:t>
+      </w:r>
+    </w:p>
+    <w:p>
+      <w:pPr>
+        <w:pStyle w:val="ListParagraph"/>
+        <w:numPr>
+          <w:ilvl w:val="1"/>
+          <w:numId w:val="5"/>
+        </w:numPr>
+      </w:pPr>
+      <w:r>
+        <w:t>Determines the best path for data to travel from source to destination</w:t>
+      </w:r>
+    </w:p>
+    <w:p>
+      <w:pPr>
+        <w:pStyle w:val="ListParagraph"/>
+        <w:numPr>
+          <w:ilvl w:val="0"/>
+          <w:numId w:val="5"/>
+        </w:numPr>
+      </w:pPr>
+      <w:r>
+        <w:t>Packet Forwarding</w:t>
+      </w:r>
+    </w:p>
+    <w:p>
+      <w:pPr>
+        <w:pStyle w:val="ListParagraph"/>
+        <w:numPr>
+          <w:ilvl w:val="1"/>
+          <w:numId w:val="5"/>
+        </w:numPr>
+      </w:pPr>
+      <w:r>
+        <w:t>Transfers packets from one network segment to another using routers</w:t>
+      </w:r>
+    </w:p>
+    <w:p>
+      <w:r>
+        <w:t>Common protocols in this layer:</w:t>
+      </w:r>
+    </w:p>
+    <w:p>
+      <w:pPr>
+        <w:pStyle w:val="ListParagraph"/>
+        <w:numPr>
+          <w:ilvl w:val="0"/>
+          <w:numId w:val="10"/>
+        </w:numPr>
+      </w:pPr>
+      <w:r>
+        <w:t>IP (IPv4, IPv6 – for IP addresses)</w:t>
+      </w:r>
+    </w:p>
+    <w:p>
+      <w:pPr>
+        <w:pStyle w:val="Heading2"/>
+      </w:pPr>
+      <w:r>
+        <w:t>Transport layer</w:t>
+      </w:r>
+    </w:p>
+    <w:p>
+      <w:r>
+        <w:t>Key functions:</w:t>
+      </w:r>
+    </w:p>
+    <w:p>
+      <w:pPr>
+        <w:pStyle w:val="ListParagraph"/>
+        <w:numPr>
+          <w:ilvl w:val="0"/>
+          <w:numId w:val="7"/>
+        </w:numPr>
+        <w:rPr>
+          <w:b/>
+          <w:bCs/>
+        </w:rPr>
+      </w:pPr>
+      <w:r>
+        <w:rPr>
+          <w:b/>
+          <w:bCs/>
+        </w:rPr>
+        <w:t>Segmentation and reassemly</w:t>
+      </w:r>
+    </w:p>
+    <w:p>
+      <w:pPr>
+        <w:pStyle w:val="ListParagraph"/>
+        <w:numPr>
+          <w:ilvl w:val="1"/>
+          <w:numId w:val="7"/>
+        </w:numPr>
+      </w:pPr>
+      <w:r>
+        <w:t xml:space="preserve">Breaks big packets of data into smaller pieces </w:t>
+      </w:r>
+      <w:r>
+        <w:t>at</w:t>
+      </w:r>
+      <w:r>
+        <w:t xml:space="preserve"> a sender and reassemblies them at a receiver.</w:t>
+      </w:r>
+    </w:p>
+    <w:p>
+      <w:pPr>
+        <w:pStyle w:val="ListParagraph"/>
+        <w:numPr>
+          <w:ilvl w:val="0"/>
+          <w:numId w:val="7"/>
+        </w:numPr>
+        <w:rPr>
+          <w:b/>
+          <w:bCs/>
+        </w:rPr>
+      </w:pPr>
+      <w:r>
+        <w:rPr>
+          <w:b/>
+          <w:bCs/>
+        </w:rPr>
+        <w:t>Connection Management</w:t>
+      </w:r>
+    </w:p>
+    <w:p>
+      <w:pPr>
+        <w:pStyle w:val="ListParagraph"/>
+        <w:numPr>
+          <w:ilvl w:val="1"/>
+          <w:numId w:val="7"/>
+        </w:numPr>
+      </w:pPr>
+      <w:r>
+        <w:rPr>
+          <w:b/>
+          <w:bCs/>
+        </w:rPr>
+        <w:t>Connection-oriented communication</w:t>
+      </w:r>
+      <w:r>
+        <w:t xml:space="preserve"> (e.g., TCP): Establishes, maintains, and terminates a connection.</w:t>
+      </w:r>
+    </w:p>
+    <w:p>
+      <w:pPr>
+        <w:pStyle w:val="ListParagraph"/>
+        <w:numPr>
+          <w:ilvl w:val="1"/>
+          <w:numId w:val="7"/>
+        </w:numPr>
+      </w:pPr>
+      <w:r>
+        <w:rPr>
+          <w:b/>
+          <w:bCs/>
+        </w:rPr>
+        <w:t>Connectionless communication</w:t>
+      </w:r>
+      <w:r>
+        <w:t xml:space="preserve"> (e.g., UDP): No session is maintained between devices</w:t>
+      </w:r>
+    </w:p>
+    <w:p>
+      <w:r>
+        <w:t>Popular protocols in this layer:</w:t>
+      </w:r>
+    </w:p>
+    <w:p>
+      <w:pPr>
+        <w:pStyle w:val="ListParagraph"/>
+        <w:numPr>
+          <w:ilvl w:val="0"/>
+          <w:numId w:val="9"/>
+        </w:numPr>
+      </w:pPr>
+      <w:r>
+        <w:t>TCP</w:t>
+      </w:r>
+    </w:p>
+    <w:p>
+      <w:pPr>
+        <w:pStyle w:val="ListParagraph"/>
+        <w:numPr>
+          <w:ilvl w:val="0"/>
+          <w:numId w:val="9"/>
+        </w:numPr>
+      </w:pPr>
+      <w:r>
+        <w:t>UDP</w:t>
+      </w:r>
+    </w:p>
+    <w:p>
+      <w:pPr>
+        <w:pStyle w:val="Heading2"/>
+      </w:pPr>
+      <w:r>
+        <w:lastRenderedPageBreak/>
+        <w:t>Session Layer</w:t>
+      </w:r>
+    </w:p>
+    <w:p>
+      <w:r>
+        <w:t>It is responsible for creating, managing and terminating sessions between applications.</w:t>
+      </w:r>
+    </w:p>
+    <w:p>
+      <w:r>
+        <w:t>When two applications / devices want to talk to each other, a session is created and used for exchanging information. When the conversation ends the session is done.</w:t>
       </w:r>
     </w:p>
     <w:p/>
@@ -148,6 +1201,119 @@
 <file path=word/numbering.xml><?xml version="1.0" encoding="utf-8"?>
 <w:numbering xmlns:wpc="http://schemas.microsoft.com/office/word/2010/wordprocessingCanvas" xmlns:cx="http://schemas.microsoft.com/office/drawing/2014/chartex" xmlns:cx1="http://schemas.microsoft.com/office/drawing/2015/9/8/chartex" xmlns:cx2="http://schemas.microsoft.com/office/drawing/2015/10/21/chartex" xmlns:cx3="http://schemas.microsoft.com/office/drawing/2016/5/9/chartex" xmlns:cx4="http://schemas.microsoft.com/office/drawing/2016/5/10/chartex" xmlns:cx5="http://schemas.microsoft.com/office/drawing/2016/5/11/chartex" xmlns:cx6="http://schemas.microsoft.com/office/drawing/2016/5/12/chartex" xmlns:cx7="http://schemas.microsoft.com/office/drawing/2016/5/13/chartex" xmlns:cx8="http://schemas.microsoft.com/office/drawing/2016/5/14/chartex" xmlns:mc="http://schemas.openxmlformats.org/markup-compatibility/2006" xmlns:aink="http://schemas.microsoft.com/office/drawing/2016/ink" xmlns:am3d="http://schemas.microsoft.com/office/drawing/2017/model3d" xmlns:o="urn:schemas-microsoft-com:office:office" xmlns:oel="http://schemas.microsoft.com/office/2019/extlst" xmlns:r="http://schemas.openxmlformats.org/officeDocument/2006/relationships" xmlns:m="http://schemas.openxmlformats.org/officeDocument/2006/math" xmlns:v="urn:schemas-microsoft-com:vml" xmlns:wp14="http://schemas.microsoft.com/office/word/2010/wordprocessingDrawing" xmlns:wp="http://schemas.openxmlformats.org/drawingml/2006/wordprocessingDrawing" xmlns:w10="urn:schemas-microsoft-com:office:word" xmlns:w="http://schemas.openxmlformats.org/wordprocessingml/2006/main" xmlns:w14="http://schemas.microsoft.com/office/word/2010/wordml" xmlns:w15="http://schemas.microsoft.com/office/word/2012/wordml" xmlns:w16cex="http://schemas.microsoft.com/office/word/2018/wordml/cex" xmlns:w16cid="http://schemas.microsoft.com/office/word/2016/wordml/cid" xmlns:w16="http://schemas.microsoft.com/office/word/2018/wordml" xmlns:w16du="http://schemas.microsoft.com/office/word/2023/wordml/word16du" xmlns:w16sdtdh="http://schemas.microsoft.com/office/word/2020/wordml/sdtdatahash" xmlns:w16sdtfl="http://schemas.microsoft.com/office/word/2024/wordml/sdtformatlock" xmlns:w16se="http://schemas.microsoft.com/office/word/2015/wordml/symex" xmlns:wpg="http://schemas.microsoft.com/office/word/2010/wordprocessingGroup" xmlns:wpi="http://schemas.microsoft.com/office/word/2010/wordprocessingInk" xmlns:wne="http://schemas.microsoft.com/office/word/2006/wordml" xmlns:wps="http://schemas.microsoft.com/office/word/2010/wordprocessingShape" mc:Ignorable="w14 w15 w16se w16cid w16 w16cex w16sdtdh w16sdtfl w16du wp14">
   <w:abstractNum w:abstractNumId="0" w15:restartNumberingAfterBreak="0">
+    <w:nsid w:val="0289765C"/>
+    <w:multiLevelType w:val="hybridMultilevel"/>
+    <w:tmpl w:val="DD6879CC"/>
+    <w:lvl w:ilvl="0" w:tplc="04090001">
+      <w:start w:val="1"/>
+      <w:numFmt w:val="bullet"/>
+      <w:lvlText w:val=""/>
+      <w:lvlJc w:val="left"/>
+      <w:pPr>
+        <w:ind w:left="720" w:hanging="360"/>
+      </w:pPr>
+      <w:rPr>
+        <w:rFonts w:ascii="Symbol" w:hAnsi="Symbol" w:hint="default"/>
+      </w:rPr>
+    </w:lvl>
+    <w:lvl w:ilvl="1" w:tplc="04090003" w:tentative="1">
+      <w:start w:val="1"/>
+      <w:numFmt w:val="bullet"/>
+      <w:lvlText w:val="o"/>
+      <w:lvlJc w:val="left"/>
+      <w:pPr>
+        <w:ind w:left="1440" w:hanging="360"/>
+      </w:pPr>
+      <w:rPr>
+        <w:rFonts w:ascii="Courier New" w:hAnsi="Courier New" w:cs="Courier New" w:hint="default"/>
+      </w:rPr>
+    </w:lvl>
+    <w:lvl w:ilvl="2" w:tplc="04090005" w:tentative="1">
+      <w:start w:val="1"/>
+      <w:numFmt w:val="bullet"/>
+      <w:lvlText w:val=""/>
+      <w:lvlJc w:val="left"/>
+      <w:pPr>
+        <w:ind w:left="2160" w:hanging="360"/>
+      </w:pPr>
+      <w:rPr>
+        <w:rFonts w:ascii="Wingdings" w:hAnsi="Wingdings" w:hint="default"/>
+      </w:rPr>
+    </w:lvl>
+    <w:lvl w:ilvl="3" w:tplc="04090001" w:tentative="1">
+      <w:start w:val="1"/>
+      <w:numFmt w:val="bullet"/>
+      <w:lvlText w:val=""/>
+      <w:lvlJc w:val="left"/>
+      <w:pPr>
+        <w:ind w:left="2880" w:hanging="360"/>
+      </w:pPr>
+      <w:rPr>
+        <w:rFonts w:ascii="Symbol" w:hAnsi="Symbol" w:hint="default"/>
+      </w:rPr>
+    </w:lvl>
+    <w:lvl w:ilvl="4" w:tplc="04090003" w:tentative="1">
+      <w:start w:val="1"/>
+      <w:numFmt w:val="bullet"/>
+      <w:lvlText w:val="o"/>
+      <w:lvlJc w:val="left"/>
+      <w:pPr>
+        <w:ind w:left="3600" w:hanging="360"/>
+      </w:pPr>
+      <w:rPr>
+        <w:rFonts w:ascii="Courier New" w:hAnsi="Courier New" w:cs="Courier New" w:hint="default"/>
+      </w:rPr>
+    </w:lvl>
+    <w:lvl w:ilvl="5" w:tplc="04090005" w:tentative="1">
+      <w:start w:val="1"/>
+      <w:numFmt w:val="bullet"/>
+      <w:lvlText w:val=""/>
+      <w:lvlJc w:val="left"/>
+      <w:pPr>
+        <w:ind w:left="4320" w:hanging="360"/>
+      </w:pPr>
+      <w:rPr>
+        <w:rFonts w:ascii="Wingdings" w:hAnsi="Wingdings" w:hint="default"/>
+      </w:rPr>
+    </w:lvl>
+    <w:lvl w:ilvl="6" w:tplc="04090001" w:tentative="1">
+      <w:start w:val="1"/>
+      <w:numFmt w:val="bullet"/>
+      <w:lvlText w:val=""/>
+      <w:lvlJc w:val="left"/>
+      <w:pPr>
+        <w:ind w:left="5040" w:hanging="360"/>
+      </w:pPr>
+      <w:rPr>
+        <w:rFonts w:ascii="Symbol" w:hAnsi="Symbol" w:hint="default"/>
+      </w:rPr>
+    </w:lvl>
+    <w:lvl w:ilvl="7" w:tplc="04090003" w:tentative="1">
+      <w:start w:val="1"/>
+      <w:numFmt w:val="bullet"/>
+      <w:lvlText w:val="o"/>
+      <w:lvlJc w:val="left"/>
+      <w:pPr>
+        <w:ind w:left="5760" w:hanging="360"/>
+      </w:pPr>
+      <w:rPr>
+        <w:rFonts w:ascii="Courier New" w:hAnsi="Courier New" w:cs="Courier New" w:hint="default"/>
+      </w:rPr>
+    </w:lvl>
+    <w:lvl w:ilvl="8" w:tplc="04090005" w:tentative="1">
+      <w:start w:val="1"/>
+      <w:numFmt w:val="bullet"/>
+      <w:lvlText w:val=""/>
+      <w:lvlJc w:val="left"/>
+      <w:pPr>
+        <w:ind w:left="6480" w:hanging="360"/>
+      </w:pPr>
+      <w:rPr>
+        <w:rFonts w:ascii="Wingdings" w:hAnsi="Wingdings" w:hint="default"/>
+      </w:rPr>
+    </w:lvl>
+  </w:abstractNum>
+  <w:abstractNum w:abstractNumId="1" w15:restartNumberingAfterBreak="0">
     <w:nsid w:val="0BD64397"/>
     <w:multiLevelType w:val="hybridMultilevel"/>
     <w:tmpl w:val="83084CE6"/>
@@ -260,7 +1426,807 @@
       </w:rPr>
     </w:lvl>
   </w:abstractNum>
-  <w:abstractNum w:abstractNumId="1" w15:restartNumberingAfterBreak="0">
+  <w:abstractNum w:abstractNumId="2" w15:restartNumberingAfterBreak="0">
+    <w:nsid w:val="0C94451D"/>
+    <w:multiLevelType w:val="multilevel"/>
+    <w:tmpl w:val="0409001F"/>
+    <w:lvl w:ilvl="0">
+      <w:start w:val="1"/>
+      <w:numFmt w:val="decimal"/>
+      <w:lvlText w:val="%1."/>
+      <w:lvlJc w:val="left"/>
+      <w:pPr>
+        <w:ind w:left="360" w:hanging="360"/>
+      </w:pPr>
+    </w:lvl>
+    <w:lvl w:ilvl="1">
+      <w:start w:val="1"/>
+      <w:numFmt w:val="decimal"/>
+      <w:lvlText w:val="%1.%2."/>
+      <w:lvlJc w:val="left"/>
+      <w:pPr>
+        <w:ind w:left="792" w:hanging="432"/>
+      </w:pPr>
+    </w:lvl>
+    <w:lvl w:ilvl="2">
+      <w:start w:val="1"/>
+      <w:numFmt w:val="decimal"/>
+      <w:lvlText w:val="%1.%2.%3."/>
+      <w:lvlJc w:val="left"/>
+      <w:pPr>
+        <w:ind w:left="1224" w:hanging="504"/>
+      </w:pPr>
+    </w:lvl>
+    <w:lvl w:ilvl="3">
+      <w:start w:val="1"/>
+      <w:numFmt w:val="decimal"/>
+      <w:lvlText w:val="%1.%2.%3.%4."/>
+      <w:lvlJc w:val="left"/>
+      <w:pPr>
+        <w:ind w:left="1728" w:hanging="648"/>
+      </w:pPr>
+    </w:lvl>
+    <w:lvl w:ilvl="4">
+      <w:start w:val="1"/>
+      <w:numFmt w:val="decimal"/>
+      <w:lvlText w:val="%1.%2.%3.%4.%5."/>
+      <w:lvlJc w:val="left"/>
+      <w:pPr>
+        <w:ind w:left="2232" w:hanging="792"/>
+      </w:pPr>
+    </w:lvl>
+    <w:lvl w:ilvl="5">
+      <w:start w:val="1"/>
+      <w:numFmt w:val="decimal"/>
+      <w:lvlText w:val="%1.%2.%3.%4.%5.%6."/>
+      <w:lvlJc w:val="left"/>
+      <w:pPr>
+        <w:ind w:left="2736" w:hanging="936"/>
+      </w:pPr>
+    </w:lvl>
+    <w:lvl w:ilvl="6">
+      <w:start w:val="1"/>
+      <w:numFmt w:val="decimal"/>
+      <w:lvlText w:val="%1.%2.%3.%4.%5.%6.%7."/>
+      <w:lvlJc w:val="left"/>
+      <w:pPr>
+        <w:ind w:left="3240" w:hanging="1080"/>
+      </w:pPr>
+    </w:lvl>
+    <w:lvl w:ilvl="7">
+      <w:start w:val="1"/>
+      <w:numFmt w:val="decimal"/>
+      <w:lvlText w:val="%1.%2.%3.%4.%5.%6.%7.%8."/>
+      <w:lvlJc w:val="left"/>
+      <w:pPr>
+        <w:ind w:left="3744" w:hanging="1224"/>
+      </w:pPr>
+    </w:lvl>
+    <w:lvl w:ilvl="8">
+      <w:start w:val="1"/>
+      <w:numFmt w:val="decimal"/>
+      <w:lvlText w:val="%1.%2.%3.%4.%5.%6.%7.%8.%9."/>
+      <w:lvlJc w:val="left"/>
+      <w:pPr>
+        <w:ind w:left="4320" w:hanging="1440"/>
+      </w:pPr>
+    </w:lvl>
+  </w:abstractNum>
+  <w:abstractNum w:abstractNumId="3" w15:restartNumberingAfterBreak="0">
+    <w:nsid w:val="3044636E"/>
+    <w:multiLevelType w:val="hybridMultilevel"/>
+    <w:tmpl w:val="7FC88B0C"/>
+    <w:lvl w:ilvl="0" w:tplc="04090001">
+      <w:start w:val="1"/>
+      <w:numFmt w:val="bullet"/>
+      <w:lvlText w:val=""/>
+      <w:lvlJc w:val="left"/>
+      <w:pPr>
+        <w:ind w:left="720" w:hanging="360"/>
+      </w:pPr>
+      <w:rPr>
+        <w:rFonts w:ascii="Symbol" w:hAnsi="Symbol" w:hint="default"/>
+      </w:rPr>
+    </w:lvl>
+    <w:lvl w:ilvl="1" w:tplc="04090003" w:tentative="1">
+      <w:start w:val="1"/>
+      <w:numFmt w:val="bullet"/>
+      <w:lvlText w:val="o"/>
+      <w:lvlJc w:val="left"/>
+      <w:pPr>
+        <w:ind w:left="1440" w:hanging="360"/>
+      </w:pPr>
+      <w:rPr>
+        <w:rFonts w:ascii="Courier New" w:hAnsi="Courier New" w:cs="Courier New" w:hint="default"/>
+      </w:rPr>
+    </w:lvl>
+    <w:lvl w:ilvl="2" w:tplc="04090005" w:tentative="1">
+      <w:start w:val="1"/>
+      <w:numFmt w:val="bullet"/>
+      <w:lvlText w:val=""/>
+      <w:lvlJc w:val="left"/>
+      <w:pPr>
+        <w:ind w:left="2160" w:hanging="360"/>
+      </w:pPr>
+      <w:rPr>
+        <w:rFonts w:ascii="Wingdings" w:hAnsi="Wingdings" w:hint="default"/>
+      </w:rPr>
+    </w:lvl>
+    <w:lvl w:ilvl="3" w:tplc="04090001" w:tentative="1">
+      <w:start w:val="1"/>
+      <w:numFmt w:val="bullet"/>
+      <w:lvlText w:val=""/>
+      <w:lvlJc w:val="left"/>
+      <w:pPr>
+        <w:ind w:left="2880" w:hanging="360"/>
+      </w:pPr>
+      <w:rPr>
+        <w:rFonts w:ascii="Symbol" w:hAnsi="Symbol" w:hint="default"/>
+      </w:rPr>
+    </w:lvl>
+    <w:lvl w:ilvl="4" w:tplc="04090003" w:tentative="1">
+      <w:start w:val="1"/>
+      <w:numFmt w:val="bullet"/>
+      <w:lvlText w:val="o"/>
+      <w:lvlJc w:val="left"/>
+      <w:pPr>
+        <w:ind w:left="3600" w:hanging="360"/>
+      </w:pPr>
+      <w:rPr>
+        <w:rFonts w:ascii="Courier New" w:hAnsi="Courier New" w:cs="Courier New" w:hint="default"/>
+      </w:rPr>
+    </w:lvl>
+    <w:lvl w:ilvl="5" w:tplc="04090005" w:tentative="1">
+      <w:start w:val="1"/>
+      <w:numFmt w:val="bullet"/>
+      <w:lvlText w:val=""/>
+      <w:lvlJc w:val="left"/>
+      <w:pPr>
+        <w:ind w:left="4320" w:hanging="360"/>
+      </w:pPr>
+      <w:rPr>
+        <w:rFonts w:ascii="Wingdings" w:hAnsi="Wingdings" w:hint="default"/>
+      </w:rPr>
+    </w:lvl>
+    <w:lvl w:ilvl="6" w:tplc="04090001" w:tentative="1">
+      <w:start w:val="1"/>
+      <w:numFmt w:val="bullet"/>
+      <w:lvlText w:val=""/>
+      <w:lvlJc w:val="left"/>
+      <w:pPr>
+        <w:ind w:left="5040" w:hanging="360"/>
+      </w:pPr>
+      <w:rPr>
+        <w:rFonts w:ascii="Symbol" w:hAnsi="Symbol" w:hint="default"/>
+      </w:rPr>
+    </w:lvl>
+    <w:lvl w:ilvl="7" w:tplc="04090003" w:tentative="1">
+      <w:start w:val="1"/>
+      <w:numFmt w:val="bullet"/>
+      <w:lvlText w:val="o"/>
+      <w:lvlJc w:val="left"/>
+      <w:pPr>
+        <w:ind w:left="5760" w:hanging="360"/>
+      </w:pPr>
+      <w:rPr>
+        <w:rFonts w:ascii="Courier New" w:hAnsi="Courier New" w:cs="Courier New" w:hint="default"/>
+      </w:rPr>
+    </w:lvl>
+    <w:lvl w:ilvl="8" w:tplc="04090005" w:tentative="1">
+      <w:start w:val="1"/>
+      <w:numFmt w:val="bullet"/>
+      <w:lvlText w:val=""/>
+      <w:lvlJc w:val="left"/>
+      <w:pPr>
+        <w:ind w:left="6480" w:hanging="360"/>
+      </w:pPr>
+      <w:rPr>
+        <w:rFonts w:ascii="Wingdings" w:hAnsi="Wingdings" w:hint="default"/>
+      </w:rPr>
+    </w:lvl>
+  </w:abstractNum>
+  <w:abstractNum w:abstractNumId="4" w15:restartNumberingAfterBreak="0">
+    <w:nsid w:val="33C66373"/>
+    <w:multiLevelType w:val="hybridMultilevel"/>
+    <w:tmpl w:val="E0A26C18"/>
+    <w:lvl w:ilvl="0" w:tplc="04090001">
+      <w:start w:val="1"/>
+      <w:numFmt w:val="bullet"/>
+      <w:lvlText w:val=""/>
+      <w:lvlJc w:val="left"/>
+      <w:pPr>
+        <w:ind w:left="720" w:hanging="360"/>
+      </w:pPr>
+      <w:rPr>
+        <w:rFonts w:ascii="Symbol" w:hAnsi="Symbol" w:hint="default"/>
+      </w:rPr>
+    </w:lvl>
+    <w:lvl w:ilvl="1" w:tplc="04090003">
+      <w:start w:val="1"/>
+      <w:numFmt w:val="bullet"/>
+      <w:lvlText w:val="o"/>
+      <w:lvlJc w:val="left"/>
+      <w:pPr>
+        <w:ind w:left="1440" w:hanging="360"/>
+      </w:pPr>
+      <w:rPr>
+        <w:rFonts w:ascii="Courier New" w:hAnsi="Courier New" w:cs="Courier New" w:hint="default"/>
+      </w:rPr>
+    </w:lvl>
+    <w:lvl w:ilvl="2" w:tplc="04090005" w:tentative="1">
+      <w:start w:val="1"/>
+      <w:numFmt w:val="bullet"/>
+      <w:lvlText w:val=""/>
+      <w:lvlJc w:val="left"/>
+      <w:pPr>
+        <w:ind w:left="2160" w:hanging="360"/>
+      </w:pPr>
+      <w:rPr>
+        <w:rFonts w:ascii="Wingdings" w:hAnsi="Wingdings" w:hint="default"/>
+      </w:rPr>
+    </w:lvl>
+    <w:lvl w:ilvl="3" w:tplc="04090001" w:tentative="1">
+      <w:start w:val="1"/>
+      <w:numFmt w:val="bullet"/>
+      <w:lvlText w:val=""/>
+      <w:lvlJc w:val="left"/>
+      <w:pPr>
+        <w:ind w:left="2880" w:hanging="360"/>
+      </w:pPr>
+      <w:rPr>
+        <w:rFonts w:ascii="Symbol" w:hAnsi="Symbol" w:hint="default"/>
+      </w:rPr>
+    </w:lvl>
+    <w:lvl w:ilvl="4" w:tplc="04090003" w:tentative="1">
+      <w:start w:val="1"/>
+      <w:numFmt w:val="bullet"/>
+      <w:lvlText w:val="o"/>
+      <w:lvlJc w:val="left"/>
+      <w:pPr>
+        <w:ind w:left="3600" w:hanging="360"/>
+      </w:pPr>
+      <w:rPr>
+        <w:rFonts w:ascii="Courier New" w:hAnsi="Courier New" w:cs="Courier New" w:hint="default"/>
+      </w:rPr>
+    </w:lvl>
+    <w:lvl w:ilvl="5" w:tplc="04090005" w:tentative="1">
+      <w:start w:val="1"/>
+      <w:numFmt w:val="bullet"/>
+      <w:lvlText w:val=""/>
+      <w:lvlJc w:val="left"/>
+      <w:pPr>
+        <w:ind w:left="4320" w:hanging="360"/>
+      </w:pPr>
+      <w:rPr>
+        <w:rFonts w:ascii="Wingdings" w:hAnsi="Wingdings" w:hint="default"/>
+      </w:rPr>
+    </w:lvl>
+    <w:lvl w:ilvl="6" w:tplc="04090001" w:tentative="1">
+      <w:start w:val="1"/>
+      <w:numFmt w:val="bullet"/>
+      <w:lvlText w:val=""/>
+      <w:lvlJc w:val="left"/>
+      <w:pPr>
+        <w:ind w:left="5040" w:hanging="360"/>
+      </w:pPr>
+      <w:rPr>
+        <w:rFonts w:ascii="Symbol" w:hAnsi="Symbol" w:hint="default"/>
+      </w:rPr>
+    </w:lvl>
+    <w:lvl w:ilvl="7" w:tplc="04090003" w:tentative="1">
+      <w:start w:val="1"/>
+      <w:numFmt w:val="bullet"/>
+      <w:lvlText w:val="o"/>
+      <w:lvlJc w:val="left"/>
+      <w:pPr>
+        <w:ind w:left="5760" w:hanging="360"/>
+      </w:pPr>
+      <w:rPr>
+        <w:rFonts w:ascii="Courier New" w:hAnsi="Courier New" w:cs="Courier New" w:hint="default"/>
+      </w:rPr>
+    </w:lvl>
+    <w:lvl w:ilvl="8" w:tplc="04090005" w:tentative="1">
+      <w:start w:val="1"/>
+      <w:numFmt w:val="bullet"/>
+      <w:lvlText w:val=""/>
+      <w:lvlJc w:val="left"/>
+      <w:pPr>
+        <w:ind w:left="6480" w:hanging="360"/>
+      </w:pPr>
+      <w:rPr>
+        <w:rFonts w:ascii="Wingdings" w:hAnsi="Wingdings" w:hint="default"/>
+      </w:rPr>
+    </w:lvl>
+  </w:abstractNum>
+  <w:abstractNum w:abstractNumId="5" w15:restartNumberingAfterBreak="0">
+    <w:nsid w:val="4FDC7B8A"/>
+    <w:multiLevelType w:val="hybridMultilevel"/>
+    <w:tmpl w:val="5A503DD4"/>
+    <w:lvl w:ilvl="0" w:tplc="04090001">
+      <w:start w:val="1"/>
+      <w:numFmt w:val="bullet"/>
+      <w:lvlText w:val=""/>
+      <w:lvlJc w:val="left"/>
+      <w:pPr>
+        <w:ind w:left="720" w:hanging="360"/>
+      </w:pPr>
+      <w:rPr>
+        <w:rFonts w:ascii="Symbol" w:hAnsi="Symbol" w:hint="default"/>
+      </w:rPr>
+    </w:lvl>
+    <w:lvl w:ilvl="1" w:tplc="04090003" w:tentative="1">
+      <w:start w:val="1"/>
+      <w:numFmt w:val="bullet"/>
+      <w:lvlText w:val="o"/>
+      <w:lvlJc w:val="left"/>
+      <w:pPr>
+        <w:ind w:left="1440" w:hanging="360"/>
+      </w:pPr>
+      <w:rPr>
+        <w:rFonts w:ascii="Courier New" w:hAnsi="Courier New" w:cs="Courier New" w:hint="default"/>
+      </w:rPr>
+    </w:lvl>
+    <w:lvl w:ilvl="2" w:tplc="04090005" w:tentative="1">
+      <w:start w:val="1"/>
+      <w:numFmt w:val="bullet"/>
+      <w:lvlText w:val=""/>
+      <w:lvlJc w:val="left"/>
+      <w:pPr>
+        <w:ind w:left="2160" w:hanging="360"/>
+      </w:pPr>
+      <w:rPr>
+        <w:rFonts w:ascii="Wingdings" w:hAnsi="Wingdings" w:hint="default"/>
+      </w:rPr>
+    </w:lvl>
+    <w:lvl w:ilvl="3" w:tplc="04090001" w:tentative="1">
+      <w:start w:val="1"/>
+      <w:numFmt w:val="bullet"/>
+      <w:lvlText w:val=""/>
+      <w:lvlJc w:val="left"/>
+      <w:pPr>
+        <w:ind w:left="2880" w:hanging="360"/>
+      </w:pPr>
+      <w:rPr>
+        <w:rFonts w:ascii="Symbol" w:hAnsi="Symbol" w:hint="default"/>
+      </w:rPr>
+    </w:lvl>
+    <w:lvl w:ilvl="4" w:tplc="04090003" w:tentative="1">
+      <w:start w:val="1"/>
+      <w:numFmt w:val="bullet"/>
+      <w:lvlText w:val="o"/>
+      <w:lvlJc w:val="left"/>
+      <w:pPr>
+        <w:ind w:left="3600" w:hanging="360"/>
+      </w:pPr>
+      <w:rPr>
+        <w:rFonts w:ascii="Courier New" w:hAnsi="Courier New" w:cs="Courier New" w:hint="default"/>
+      </w:rPr>
+    </w:lvl>
+    <w:lvl w:ilvl="5" w:tplc="04090005" w:tentative="1">
+      <w:start w:val="1"/>
+      <w:numFmt w:val="bullet"/>
+      <w:lvlText w:val=""/>
+      <w:lvlJc w:val="left"/>
+      <w:pPr>
+        <w:ind w:left="4320" w:hanging="360"/>
+      </w:pPr>
+      <w:rPr>
+        <w:rFonts w:ascii="Wingdings" w:hAnsi="Wingdings" w:hint="default"/>
+      </w:rPr>
+    </w:lvl>
+    <w:lvl w:ilvl="6" w:tplc="04090001" w:tentative="1">
+      <w:start w:val="1"/>
+      <w:numFmt w:val="bullet"/>
+      <w:lvlText w:val=""/>
+      <w:lvlJc w:val="left"/>
+      <w:pPr>
+        <w:ind w:left="5040" w:hanging="360"/>
+      </w:pPr>
+      <w:rPr>
+        <w:rFonts w:ascii="Symbol" w:hAnsi="Symbol" w:hint="default"/>
+      </w:rPr>
+    </w:lvl>
+    <w:lvl w:ilvl="7" w:tplc="04090003" w:tentative="1">
+      <w:start w:val="1"/>
+      <w:numFmt w:val="bullet"/>
+      <w:lvlText w:val="o"/>
+      <w:lvlJc w:val="left"/>
+      <w:pPr>
+        <w:ind w:left="5760" w:hanging="360"/>
+      </w:pPr>
+      <w:rPr>
+        <w:rFonts w:ascii="Courier New" w:hAnsi="Courier New" w:cs="Courier New" w:hint="default"/>
+      </w:rPr>
+    </w:lvl>
+    <w:lvl w:ilvl="8" w:tplc="04090005" w:tentative="1">
+      <w:start w:val="1"/>
+      <w:numFmt w:val="bullet"/>
+      <w:lvlText w:val=""/>
+      <w:lvlJc w:val="left"/>
+      <w:pPr>
+        <w:ind w:left="6480" w:hanging="360"/>
+      </w:pPr>
+      <w:rPr>
+        <w:rFonts w:ascii="Wingdings" w:hAnsi="Wingdings" w:hint="default"/>
+      </w:rPr>
+    </w:lvl>
+  </w:abstractNum>
+  <w:abstractNum w:abstractNumId="6" w15:restartNumberingAfterBreak="0">
+    <w:nsid w:val="502979A8"/>
+    <w:multiLevelType w:val="hybridMultilevel"/>
+    <w:tmpl w:val="E3304D90"/>
+    <w:lvl w:ilvl="0" w:tplc="04090001">
+      <w:start w:val="1"/>
+      <w:numFmt w:val="bullet"/>
+      <w:lvlText w:val=""/>
+      <w:lvlJc w:val="left"/>
+      <w:pPr>
+        <w:ind w:left="720" w:hanging="360"/>
+      </w:pPr>
+      <w:rPr>
+        <w:rFonts w:ascii="Symbol" w:hAnsi="Symbol" w:hint="default"/>
+      </w:rPr>
+    </w:lvl>
+    <w:lvl w:ilvl="1" w:tplc="04090003">
+      <w:start w:val="1"/>
+      <w:numFmt w:val="bullet"/>
+      <w:lvlText w:val="o"/>
+      <w:lvlJc w:val="left"/>
+      <w:pPr>
+        <w:ind w:left="1440" w:hanging="360"/>
+      </w:pPr>
+      <w:rPr>
+        <w:rFonts w:ascii="Courier New" w:hAnsi="Courier New" w:cs="Courier New" w:hint="default"/>
+      </w:rPr>
+    </w:lvl>
+    <w:lvl w:ilvl="2" w:tplc="04090005" w:tentative="1">
+      <w:start w:val="1"/>
+      <w:numFmt w:val="bullet"/>
+      <w:lvlText w:val=""/>
+      <w:lvlJc w:val="left"/>
+      <w:pPr>
+        <w:ind w:left="2160" w:hanging="360"/>
+      </w:pPr>
+      <w:rPr>
+        <w:rFonts w:ascii="Wingdings" w:hAnsi="Wingdings" w:hint="default"/>
+      </w:rPr>
+    </w:lvl>
+    <w:lvl w:ilvl="3" w:tplc="04090001" w:tentative="1">
+      <w:start w:val="1"/>
+      <w:numFmt w:val="bullet"/>
+      <w:lvlText w:val=""/>
+      <w:lvlJc w:val="left"/>
+      <w:pPr>
+        <w:ind w:left="2880" w:hanging="360"/>
+      </w:pPr>
+      <w:rPr>
+        <w:rFonts w:ascii="Symbol" w:hAnsi="Symbol" w:hint="default"/>
+      </w:rPr>
+    </w:lvl>
+    <w:lvl w:ilvl="4" w:tplc="04090003" w:tentative="1">
+      <w:start w:val="1"/>
+      <w:numFmt w:val="bullet"/>
+      <w:lvlText w:val="o"/>
+      <w:lvlJc w:val="left"/>
+      <w:pPr>
+        <w:ind w:left="3600" w:hanging="360"/>
+      </w:pPr>
+      <w:rPr>
+        <w:rFonts w:ascii="Courier New" w:hAnsi="Courier New" w:cs="Courier New" w:hint="default"/>
+      </w:rPr>
+    </w:lvl>
+    <w:lvl w:ilvl="5" w:tplc="04090005" w:tentative="1">
+      <w:start w:val="1"/>
+      <w:numFmt w:val="bullet"/>
+      <w:lvlText w:val=""/>
+      <w:lvlJc w:val="left"/>
+      <w:pPr>
+        <w:ind w:left="4320" w:hanging="360"/>
+      </w:pPr>
+      <w:rPr>
+        <w:rFonts w:ascii="Wingdings" w:hAnsi="Wingdings" w:hint="default"/>
+      </w:rPr>
+    </w:lvl>
+    <w:lvl w:ilvl="6" w:tplc="04090001" w:tentative="1">
+      <w:start w:val="1"/>
+      <w:numFmt w:val="bullet"/>
+      <w:lvlText w:val=""/>
+      <w:lvlJc w:val="left"/>
+      <w:pPr>
+        <w:ind w:left="5040" w:hanging="360"/>
+      </w:pPr>
+      <w:rPr>
+        <w:rFonts w:ascii="Symbol" w:hAnsi="Symbol" w:hint="default"/>
+      </w:rPr>
+    </w:lvl>
+    <w:lvl w:ilvl="7" w:tplc="04090003" w:tentative="1">
+      <w:start w:val="1"/>
+      <w:numFmt w:val="bullet"/>
+      <w:lvlText w:val="o"/>
+      <w:lvlJc w:val="left"/>
+      <w:pPr>
+        <w:ind w:left="5760" w:hanging="360"/>
+      </w:pPr>
+      <w:rPr>
+        <w:rFonts w:ascii="Courier New" w:hAnsi="Courier New" w:cs="Courier New" w:hint="default"/>
+      </w:rPr>
+    </w:lvl>
+    <w:lvl w:ilvl="8" w:tplc="04090005" w:tentative="1">
+      <w:start w:val="1"/>
+      <w:numFmt w:val="bullet"/>
+      <w:lvlText w:val=""/>
+      <w:lvlJc w:val="left"/>
+      <w:pPr>
+        <w:ind w:left="6480" w:hanging="360"/>
+      </w:pPr>
+      <w:rPr>
+        <w:rFonts w:ascii="Wingdings" w:hAnsi="Wingdings" w:hint="default"/>
+      </w:rPr>
+    </w:lvl>
+  </w:abstractNum>
+  <w:abstractNum w:abstractNumId="7" w15:restartNumberingAfterBreak="0">
+    <w:nsid w:val="52A3095C"/>
+    <w:multiLevelType w:val="multilevel"/>
+    <w:tmpl w:val="85A20A26"/>
+    <w:lvl w:ilvl="0">
+      <w:start w:val="1"/>
+      <w:numFmt w:val="bullet"/>
+      <w:lvlText w:val=""/>
+      <w:lvlJc w:val="left"/>
+      <w:pPr>
+        <w:tabs>
+          <w:tab w:val="num" w:pos="720"/>
+        </w:tabs>
+        <w:ind w:left="720" w:hanging="360"/>
+      </w:pPr>
+      <w:rPr>
+        <w:rFonts w:ascii="Symbol" w:hAnsi="Symbol" w:hint="default"/>
+        <w:sz w:val="20"/>
+      </w:rPr>
+    </w:lvl>
+    <w:lvl w:ilvl="1" w:tentative="1">
+      <w:start w:val="1"/>
+      <w:numFmt w:val="bullet"/>
+      <w:lvlText w:val="o"/>
+      <w:lvlJc w:val="left"/>
+      <w:pPr>
+        <w:tabs>
+          <w:tab w:val="num" w:pos="1440"/>
+        </w:tabs>
+        <w:ind w:left="1440" w:hanging="360"/>
+      </w:pPr>
+      <w:rPr>
+        <w:rFonts w:ascii="Courier New" w:hAnsi="Courier New" w:hint="default"/>
+        <w:sz w:val="20"/>
+      </w:rPr>
+    </w:lvl>
+    <w:lvl w:ilvl="2" w:tentative="1">
+      <w:start w:val="1"/>
+      <w:numFmt w:val="bullet"/>
+      <w:lvlText w:val=""/>
+      <w:lvlJc w:val="left"/>
+      <w:pPr>
+        <w:tabs>
+          <w:tab w:val="num" w:pos="2160"/>
+        </w:tabs>
+        <w:ind w:left="2160" w:hanging="360"/>
+      </w:pPr>
+      <w:rPr>
+        <w:rFonts w:ascii="Wingdings" w:hAnsi="Wingdings" w:hint="default"/>
+        <w:sz w:val="20"/>
+      </w:rPr>
+    </w:lvl>
+    <w:lvl w:ilvl="3" w:tentative="1">
+      <w:start w:val="1"/>
+      <w:numFmt w:val="bullet"/>
+      <w:lvlText w:val=""/>
+      <w:lvlJc w:val="left"/>
+      <w:pPr>
+        <w:tabs>
+          <w:tab w:val="num" w:pos="2880"/>
+        </w:tabs>
+        <w:ind w:left="2880" w:hanging="360"/>
+      </w:pPr>
+      <w:rPr>
+        <w:rFonts w:ascii="Wingdings" w:hAnsi="Wingdings" w:hint="default"/>
+        <w:sz w:val="20"/>
+      </w:rPr>
+    </w:lvl>
+    <w:lvl w:ilvl="4" w:tentative="1">
+      <w:start w:val="1"/>
+      <w:numFmt w:val="bullet"/>
+      <w:lvlText w:val=""/>
+      <w:lvlJc w:val="left"/>
+      <w:pPr>
+        <w:tabs>
+          <w:tab w:val="num" w:pos="3600"/>
+        </w:tabs>
+        <w:ind w:left="3600" w:hanging="360"/>
+      </w:pPr>
+      <w:rPr>
+        <w:rFonts w:ascii="Wingdings" w:hAnsi="Wingdings" w:hint="default"/>
+        <w:sz w:val="20"/>
+      </w:rPr>
+    </w:lvl>
+    <w:lvl w:ilvl="5" w:tentative="1">
+      <w:start w:val="1"/>
+      <w:numFmt w:val="bullet"/>
+      <w:lvlText w:val=""/>
+      <w:lvlJc w:val="left"/>
+      <w:pPr>
+        <w:tabs>
+          <w:tab w:val="num" w:pos="4320"/>
+        </w:tabs>
+        <w:ind w:left="4320" w:hanging="360"/>
+      </w:pPr>
+      <w:rPr>
+        <w:rFonts w:ascii="Wingdings" w:hAnsi="Wingdings" w:hint="default"/>
+        <w:sz w:val="20"/>
+      </w:rPr>
+    </w:lvl>
+    <w:lvl w:ilvl="6" w:tentative="1">
+      <w:start w:val="1"/>
+      <w:numFmt w:val="bullet"/>
+      <w:lvlText w:val=""/>
+      <w:lvlJc w:val="left"/>
+      <w:pPr>
+        <w:tabs>
+          <w:tab w:val="num" w:pos="5040"/>
+        </w:tabs>
+        <w:ind w:left="5040" w:hanging="360"/>
+      </w:pPr>
+      <w:rPr>
+        <w:rFonts w:ascii="Wingdings" w:hAnsi="Wingdings" w:hint="default"/>
+        <w:sz w:val="20"/>
+      </w:rPr>
+    </w:lvl>
+    <w:lvl w:ilvl="7" w:tentative="1">
+      <w:start w:val="1"/>
+      <w:numFmt w:val="bullet"/>
+      <w:lvlText w:val=""/>
+      <w:lvlJc w:val="left"/>
+      <w:pPr>
+        <w:tabs>
+          <w:tab w:val="num" w:pos="5760"/>
+        </w:tabs>
+        <w:ind w:left="5760" w:hanging="360"/>
+      </w:pPr>
+      <w:rPr>
+        <w:rFonts w:ascii="Wingdings" w:hAnsi="Wingdings" w:hint="default"/>
+        <w:sz w:val="20"/>
+      </w:rPr>
+    </w:lvl>
+    <w:lvl w:ilvl="8" w:tentative="1">
+      <w:start w:val="1"/>
+      <w:numFmt w:val="bullet"/>
+      <w:lvlText w:val=""/>
+      <w:lvlJc w:val="left"/>
+      <w:pPr>
+        <w:tabs>
+          <w:tab w:val="num" w:pos="6480"/>
+        </w:tabs>
+        <w:ind w:left="6480" w:hanging="360"/>
+      </w:pPr>
+      <w:rPr>
+        <w:rFonts w:ascii="Wingdings" w:hAnsi="Wingdings" w:hint="default"/>
+        <w:sz w:val="20"/>
+      </w:rPr>
+    </w:lvl>
+  </w:abstractNum>
+  <w:abstractNum w:abstractNumId="8" w15:restartNumberingAfterBreak="0">
+    <w:nsid w:val="6B6F49F5"/>
+    <w:multiLevelType w:val="hybridMultilevel"/>
+    <w:tmpl w:val="F2B6C0C8"/>
+    <w:lvl w:ilvl="0" w:tplc="04090001">
+      <w:start w:val="1"/>
+      <w:numFmt w:val="bullet"/>
+      <w:lvlText w:val=""/>
+      <w:lvlJc w:val="left"/>
+      <w:pPr>
+        <w:ind w:left="720" w:hanging="360"/>
+      </w:pPr>
+      <w:rPr>
+        <w:rFonts w:ascii="Symbol" w:hAnsi="Symbol" w:hint="default"/>
+      </w:rPr>
+    </w:lvl>
+    <w:lvl w:ilvl="1" w:tplc="04090003" w:tentative="1">
+      <w:start w:val="1"/>
+      <w:numFmt w:val="bullet"/>
+      <w:lvlText w:val="o"/>
+      <w:lvlJc w:val="left"/>
+      <w:pPr>
+        <w:ind w:left="1440" w:hanging="360"/>
+      </w:pPr>
+      <w:rPr>
+        <w:rFonts w:ascii="Courier New" w:hAnsi="Courier New" w:cs="Courier New" w:hint="default"/>
+      </w:rPr>
+    </w:lvl>
+    <w:lvl w:ilvl="2" w:tplc="04090005" w:tentative="1">
+      <w:start w:val="1"/>
+      <w:numFmt w:val="bullet"/>
+      <w:lvlText w:val=""/>
+      <w:lvlJc w:val="left"/>
+      <w:pPr>
+        <w:ind w:left="2160" w:hanging="360"/>
+      </w:pPr>
+      <w:rPr>
+        <w:rFonts w:ascii="Wingdings" w:hAnsi="Wingdings" w:hint="default"/>
+      </w:rPr>
+    </w:lvl>
+    <w:lvl w:ilvl="3" w:tplc="04090001" w:tentative="1">
+      <w:start w:val="1"/>
+      <w:numFmt w:val="bullet"/>
+      <w:lvlText w:val=""/>
+      <w:lvlJc w:val="left"/>
+      <w:pPr>
+        <w:ind w:left="2880" w:hanging="360"/>
+      </w:pPr>
+      <w:rPr>
+        <w:rFonts w:ascii="Symbol" w:hAnsi="Symbol" w:hint="default"/>
+      </w:rPr>
+    </w:lvl>
+    <w:lvl w:ilvl="4" w:tplc="04090003" w:tentative="1">
+      <w:start w:val="1"/>
+      <w:numFmt w:val="bullet"/>
+      <w:lvlText w:val="o"/>
+      <w:lvlJc w:val="left"/>
+      <w:pPr>
+        <w:ind w:left="3600" w:hanging="360"/>
+      </w:pPr>
+      <w:rPr>
+        <w:rFonts w:ascii="Courier New" w:hAnsi="Courier New" w:cs="Courier New" w:hint="default"/>
+      </w:rPr>
+    </w:lvl>
+    <w:lvl w:ilvl="5" w:tplc="04090005" w:tentative="1">
+      <w:start w:val="1"/>
+      <w:numFmt w:val="bullet"/>
+      <w:lvlText w:val=""/>
+      <w:lvlJc w:val="left"/>
+      <w:pPr>
+        <w:ind w:left="4320" w:hanging="360"/>
+      </w:pPr>
+      <w:rPr>
+        <w:rFonts w:ascii="Wingdings" w:hAnsi="Wingdings" w:hint="default"/>
+      </w:rPr>
+    </w:lvl>
+    <w:lvl w:ilvl="6" w:tplc="04090001" w:tentative="1">
+      <w:start w:val="1"/>
+      <w:numFmt w:val="bullet"/>
+      <w:lvlText w:val=""/>
+      <w:lvlJc w:val="left"/>
+      <w:pPr>
+        <w:ind w:left="5040" w:hanging="360"/>
+      </w:pPr>
+      <w:rPr>
+        <w:rFonts w:ascii="Symbol" w:hAnsi="Symbol" w:hint="default"/>
+      </w:rPr>
+    </w:lvl>
+    <w:lvl w:ilvl="7" w:tplc="04090003" w:tentative="1">
+      <w:start w:val="1"/>
+      <w:numFmt w:val="bullet"/>
+      <w:lvlText w:val="o"/>
+      <w:lvlJc w:val="left"/>
+      <w:pPr>
+        <w:ind w:left="5760" w:hanging="360"/>
+      </w:pPr>
+      <w:rPr>
+        <w:rFonts w:ascii="Courier New" w:hAnsi="Courier New" w:cs="Courier New" w:hint="default"/>
+      </w:rPr>
+    </w:lvl>
+    <w:lvl w:ilvl="8" w:tplc="04090005" w:tentative="1">
+      <w:start w:val="1"/>
+      <w:numFmt w:val="bullet"/>
+      <w:lvlText w:val=""/>
+      <w:lvlJc w:val="left"/>
+      <w:pPr>
+        <w:ind w:left="6480" w:hanging="360"/>
+      </w:pPr>
+      <w:rPr>
+        <w:rFonts w:ascii="Wingdings" w:hAnsi="Wingdings" w:hint="default"/>
+      </w:rPr>
+    </w:lvl>
+  </w:abstractNum>
+  <w:abstractNum w:abstractNumId="9" w15:restartNumberingAfterBreak="0">
     <w:nsid w:val="6DDE24D7"/>
     <w:multiLevelType w:val="hybridMultilevel"/>
     <w:tmpl w:val="FED86C4C"/>
@@ -373,11 +2339,187 @@
       </w:rPr>
     </w:lvl>
   </w:abstractNum>
+  <w:abstractNum w:abstractNumId="10" w15:restartNumberingAfterBreak="0">
+    <w:nsid w:val="75E23126"/>
+    <w:multiLevelType w:val="multilevel"/>
+    <w:tmpl w:val="69F2EA2C"/>
+    <w:lvl w:ilvl="0">
+      <w:start w:val="1"/>
+      <w:numFmt w:val="bullet"/>
+      <w:lvlText w:val=""/>
+      <w:lvlJc w:val="left"/>
+      <w:pPr>
+        <w:tabs>
+          <w:tab w:val="num" w:pos="720"/>
+        </w:tabs>
+        <w:ind w:left="720" w:hanging="360"/>
+      </w:pPr>
+      <w:rPr>
+        <w:rFonts w:ascii="Symbol" w:hAnsi="Symbol" w:hint="default"/>
+        <w:sz w:val="20"/>
+      </w:rPr>
+    </w:lvl>
+    <w:lvl w:ilvl="1" w:tentative="1">
+      <w:start w:val="1"/>
+      <w:numFmt w:val="bullet"/>
+      <w:lvlText w:val="o"/>
+      <w:lvlJc w:val="left"/>
+      <w:pPr>
+        <w:tabs>
+          <w:tab w:val="num" w:pos="1440"/>
+        </w:tabs>
+        <w:ind w:left="1440" w:hanging="360"/>
+      </w:pPr>
+      <w:rPr>
+        <w:rFonts w:ascii="Courier New" w:hAnsi="Courier New" w:hint="default"/>
+        <w:sz w:val="20"/>
+      </w:rPr>
+    </w:lvl>
+    <w:lvl w:ilvl="2" w:tentative="1">
+      <w:start w:val="1"/>
+      <w:numFmt w:val="bullet"/>
+      <w:lvlText w:val=""/>
+      <w:lvlJc w:val="left"/>
+      <w:pPr>
+        <w:tabs>
+          <w:tab w:val="num" w:pos="2160"/>
+        </w:tabs>
+        <w:ind w:left="2160" w:hanging="360"/>
+      </w:pPr>
+      <w:rPr>
+        <w:rFonts w:ascii="Wingdings" w:hAnsi="Wingdings" w:hint="default"/>
+        <w:sz w:val="20"/>
+      </w:rPr>
+    </w:lvl>
+    <w:lvl w:ilvl="3" w:tentative="1">
+      <w:start w:val="1"/>
+      <w:numFmt w:val="bullet"/>
+      <w:lvlText w:val=""/>
+      <w:lvlJc w:val="left"/>
+      <w:pPr>
+        <w:tabs>
+          <w:tab w:val="num" w:pos="2880"/>
+        </w:tabs>
+        <w:ind w:left="2880" w:hanging="360"/>
+      </w:pPr>
+      <w:rPr>
+        <w:rFonts w:ascii="Wingdings" w:hAnsi="Wingdings" w:hint="default"/>
+        <w:sz w:val="20"/>
+      </w:rPr>
+    </w:lvl>
+    <w:lvl w:ilvl="4" w:tentative="1">
+      <w:start w:val="1"/>
+      <w:numFmt w:val="bullet"/>
+      <w:lvlText w:val=""/>
+      <w:lvlJc w:val="left"/>
+      <w:pPr>
+        <w:tabs>
+          <w:tab w:val="num" w:pos="3600"/>
+        </w:tabs>
+        <w:ind w:left="3600" w:hanging="360"/>
+      </w:pPr>
+      <w:rPr>
+        <w:rFonts w:ascii="Wingdings" w:hAnsi="Wingdings" w:hint="default"/>
+        <w:sz w:val="20"/>
+      </w:rPr>
+    </w:lvl>
+    <w:lvl w:ilvl="5" w:tentative="1">
+      <w:start w:val="1"/>
+      <w:numFmt w:val="bullet"/>
+      <w:lvlText w:val=""/>
+      <w:lvlJc w:val="left"/>
+      <w:pPr>
+        <w:tabs>
+          <w:tab w:val="num" w:pos="4320"/>
+        </w:tabs>
+        <w:ind w:left="4320" w:hanging="360"/>
+      </w:pPr>
+      <w:rPr>
+        <w:rFonts w:ascii="Wingdings" w:hAnsi="Wingdings" w:hint="default"/>
+        <w:sz w:val="20"/>
+      </w:rPr>
+    </w:lvl>
+    <w:lvl w:ilvl="6" w:tentative="1">
+      <w:start w:val="1"/>
+      <w:numFmt w:val="bullet"/>
+      <w:lvlText w:val=""/>
+      <w:lvlJc w:val="left"/>
+      <w:pPr>
+        <w:tabs>
+          <w:tab w:val="num" w:pos="5040"/>
+        </w:tabs>
+        <w:ind w:left="5040" w:hanging="360"/>
+      </w:pPr>
+      <w:rPr>
+        <w:rFonts w:ascii="Wingdings" w:hAnsi="Wingdings" w:hint="default"/>
+        <w:sz w:val="20"/>
+      </w:rPr>
+    </w:lvl>
+    <w:lvl w:ilvl="7" w:tentative="1">
+      <w:start w:val="1"/>
+      <w:numFmt w:val="bullet"/>
+      <w:lvlText w:val=""/>
+      <w:lvlJc w:val="left"/>
+      <w:pPr>
+        <w:tabs>
+          <w:tab w:val="num" w:pos="5760"/>
+        </w:tabs>
+        <w:ind w:left="5760" w:hanging="360"/>
+      </w:pPr>
+      <w:rPr>
+        <w:rFonts w:ascii="Wingdings" w:hAnsi="Wingdings" w:hint="default"/>
+        <w:sz w:val="20"/>
+      </w:rPr>
+    </w:lvl>
+    <w:lvl w:ilvl="8" w:tentative="1">
+      <w:start w:val="1"/>
+      <w:numFmt w:val="bullet"/>
+      <w:lvlText w:val=""/>
+      <w:lvlJc w:val="left"/>
+      <w:pPr>
+        <w:tabs>
+          <w:tab w:val="num" w:pos="6480"/>
+        </w:tabs>
+        <w:ind w:left="6480" w:hanging="360"/>
+      </w:pPr>
+      <w:rPr>
+        <w:rFonts w:ascii="Wingdings" w:hAnsi="Wingdings" w:hint="default"/>
+        <w:sz w:val="20"/>
+      </w:rPr>
+    </w:lvl>
+  </w:abstractNum>
   <w:num w:numId="1" w16cid:durableId="1263689113">
+    <w:abstractNumId w:val="9"/>
+  </w:num>
+  <w:num w:numId="2" w16cid:durableId="119687716">
     <w:abstractNumId w:val="1"/>
   </w:num>
-  <w:num w:numId="2" w16cid:durableId="119687716">
+  <w:num w:numId="3" w16cid:durableId="145051863">
+    <w:abstractNumId w:val="2"/>
+  </w:num>
+  <w:num w:numId="4" w16cid:durableId="1343164543">
     <w:abstractNumId w:val="0"/>
+  </w:num>
+  <w:num w:numId="5" w16cid:durableId="1509175207">
+    <w:abstractNumId w:val="6"/>
+  </w:num>
+  <w:num w:numId="6" w16cid:durableId="281958017">
+    <w:abstractNumId w:val="10"/>
+  </w:num>
+  <w:num w:numId="7" w16cid:durableId="259801013">
+    <w:abstractNumId w:val="4"/>
+  </w:num>
+  <w:num w:numId="8" w16cid:durableId="1398891771">
+    <w:abstractNumId w:val="7"/>
+  </w:num>
+  <w:num w:numId="9" w16cid:durableId="265622961">
+    <w:abstractNumId w:val="8"/>
+  </w:num>
+  <w:num w:numId="10" w16cid:durableId="83041566">
+    <w:abstractNumId w:val="3"/>
+  </w:num>
+  <w:num w:numId="11" w16cid:durableId="909080669">
+    <w:abstractNumId w:val="5"/>
   </w:num>
 </w:numbering>
 </file>
@@ -811,7 +2953,6 @@
     <w:next w:val="Normal"/>
     <w:link w:val="Heading2Char"/>
     <w:uiPriority w:val="9"/>
-    <w:semiHidden/>
     <w:unhideWhenUsed/>
     <w:qFormat/>
     <w:rsid w:val="00EB5535"/>
@@ -834,7 +2975,6 @@
     <w:next w:val="Normal"/>
     <w:link w:val="Heading3Char"/>
     <w:uiPriority w:val="9"/>
-    <w:semiHidden/>
     <w:unhideWhenUsed/>
     <w:qFormat/>
     <w:rsid w:val="00EB5535"/>
@@ -986,7 +3126,6 @@
   <w:style w:type="character" w:default="1" w:styleId="DefaultParagraphFont">
     <w:name w:val="Default Paragraph Font"/>
     <w:uiPriority w:val="1"/>
-    <w:semiHidden/>
     <w:unhideWhenUsed/>
   </w:style>
   <w:style w:type="table" w:default="1" w:styleId="TableNormal">
@@ -1028,7 +3167,6 @@
     <w:basedOn w:val="DefaultParagraphFont"/>
     <w:link w:val="Heading2"/>
     <w:uiPriority w:val="9"/>
-    <w:semiHidden/>
     <w:rsid w:val="00EB5535"/>
     <w:rPr>
       <w:rFonts w:asciiTheme="majorHAnsi" w:eastAsiaTheme="majorEastAsia" w:hAnsiTheme="majorHAnsi" w:cstheme="majorBidi"/>
@@ -1042,7 +3180,6 @@
     <w:basedOn w:val="DefaultParagraphFont"/>
     <w:link w:val="Heading3"/>
     <w:uiPriority w:val="9"/>
-    <w:semiHidden/>
     <w:rsid w:val="00EB5535"/>
     <w:rPr>
       <w:rFonts w:eastAsiaTheme="majorEastAsia" w:cstheme="majorBidi"/>

--- a/networking/Networking notes.docx
+++ b/networking/Networking notes.docx
@@ -120,6 +120,173 @@
         <w:pStyle w:val="Heading1"/>
       </w:pPr>
       <w:r>
+        <w:t>Endpoint</w:t>
+      </w:r>
+    </w:p>
+    <w:p>
+      <w:r>
+        <w:t>In networking, an endpoint refers to one end of a communication channel. It represents a unique location where data can be sent or received. Both a process or a host machine can have one or more endpoints, which are used by other processes or machines to establish communication.</w:t>
+      </w:r>
+    </w:p>
+    <w:p>
+      <w:r>
+        <w:t>An endpoint is typically defined as a combination of:</w:t>
+      </w:r>
+    </w:p>
+    <w:p>
+      <w:pPr>
+        <w:pStyle w:val="ListParagraph"/>
+        <w:numPr>
+          <w:ilvl w:val="0"/>
+          <w:numId w:val="19"/>
+        </w:numPr>
+      </w:pPr>
+      <w:r>
+        <w:t>IP address (identifies the host machine),</w:t>
+      </w:r>
+    </w:p>
+    <w:p>
+      <w:pPr>
+        <w:pStyle w:val="ListParagraph"/>
+        <w:numPr>
+          <w:ilvl w:val="0"/>
+          <w:numId w:val="19"/>
+        </w:numPr>
+      </w:pPr>
+      <w:r>
+        <w:t>Port number (identifies the specific service or process on that host), and</w:t>
+      </w:r>
+    </w:p>
+    <w:p>
+      <w:pPr>
+        <w:pStyle w:val="ListParagraph"/>
+        <w:numPr>
+          <w:ilvl w:val="0"/>
+          <w:numId w:val="19"/>
+        </w:numPr>
+      </w:pPr>
+      <w:r>
+        <w:t>Protocol (such as TCP or UDP, specifying how data is transmitted).</w:t>
+      </w:r>
+    </w:p>
+    <w:p>
+      <w:pPr>
+        <w:pStyle w:val="Heading1"/>
+      </w:pPr>
+      <w:r>
+        <w:t>Network Socket</w:t>
+      </w:r>
+    </w:p>
+    <w:p>
+      <w:r>
+        <w:t>A network socket is a programming construct that enables communication between two endpoints over a network. It's an abstraction for an open network connection.</w:t>
+      </w:r>
+    </w:p>
+    <w:p>
+      <w:r>
+        <w:t>A socket is defined by:</w:t>
+      </w:r>
+    </w:p>
+    <w:p>
+      <w:pPr>
+        <w:pStyle w:val="ListParagraph"/>
+        <w:numPr>
+          <w:ilvl w:val="0"/>
+          <w:numId w:val="16"/>
+        </w:numPr>
+      </w:pPr>
+      <w:r>
+        <w:t>Protocol: usually TCP or UDP</w:t>
+      </w:r>
+    </w:p>
+    <w:p>
+      <w:pPr>
+        <w:pStyle w:val="ListParagraph"/>
+        <w:numPr>
+          <w:ilvl w:val="0"/>
+          <w:numId w:val="16"/>
+        </w:numPr>
+      </w:pPr>
+      <w:r>
+        <w:t>Local IP address</w:t>
+      </w:r>
+    </w:p>
+    <w:p>
+      <w:pPr>
+        <w:pStyle w:val="ListParagraph"/>
+        <w:numPr>
+          <w:ilvl w:val="0"/>
+          <w:numId w:val="16"/>
+        </w:numPr>
+      </w:pPr>
+      <w:r>
+        <w:t>Local port</w:t>
+      </w:r>
+    </w:p>
+    <w:p>
+      <w:pPr>
+        <w:pStyle w:val="ListParagraph"/>
+        <w:numPr>
+          <w:ilvl w:val="0"/>
+          <w:numId w:val="16"/>
+        </w:numPr>
+      </w:pPr>
+      <w:r>
+        <w:t>Remote IP address</w:t>
+      </w:r>
+    </w:p>
+    <w:p>
+      <w:pPr>
+        <w:pStyle w:val="ListParagraph"/>
+        <w:numPr>
+          <w:ilvl w:val="0"/>
+          <w:numId w:val="16"/>
+        </w:numPr>
+      </w:pPr>
+      <w:r>
+        <w:t>Remote port</w:t>
+      </w:r>
+    </w:p>
+    <w:p>
+      <w:pPr>
+        <w:pStyle w:val="Heading1"/>
+      </w:pPr>
+      <w:r>
+        <w:lastRenderedPageBreak/>
+        <w:t>Unix domain socket</w:t>
+      </w:r>
+    </w:p>
+    <w:p>
+      <w:r>
+        <w:t>A Unix Domain Socket (UDS) is a communication endpoint used for inter-process communication (IPC)</w:t>
+      </w:r>
+      <w:r>
+        <w:t>, that is a communication</w:t>
+      </w:r>
+      <w:r>
+        <w:t xml:space="preserve"> between processes running on the same host machine. </w:t>
+      </w:r>
+    </w:p>
+    <w:p>
+      <w:r>
+        <w:t>Unlike network sockets, which use IP addresses and port numbers for addressing, Unix domain sockets use file system paths as their addresses.</w:t>
+      </w:r>
+    </w:p>
+    <w:p>
+      <w:r>
+        <w:t>A Unix domain socket appears as a special file in the filesystem, which represents the communication endpoint. The file path uniquely identifies this endpoint and is used by processes to establish communication.</w:t>
+      </w:r>
+    </w:p>
+    <w:p>
+      <w:r>
+        <w:t>Because Unix domain sockets bypass the network stack, they offer faster communication compared to network sockets.</w:t>
+      </w:r>
+    </w:p>
+    <w:p>
+      <w:pPr>
+        <w:pStyle w:val="Heading1"/>
+      </w:pPr>
+      <w:r>
         <w:t>Resolving domain names</w:t>
       </w:r>
     </w:p>
@@ -225,6 +392,7 @@
     </w:p>
     <w:p>
       <w:r>
+        <w:lastRenderedPageBreak/>
         <w:t>So if host tries to resolve a domain name which has less than x dots, then it will try to append domain names from the ‘search’ field to the domain name which it is trying to resolve.</w:t>
       </w:r>
     </w:p>
@@ -238,19 +406,121 @@
         <w:pStyle w:val="Heading1"/>
       </w:pPr>
       <w:r>
+        <w:t>Load balancer</w:t>
+      </w:r>
+    </w:p>
+    <w:p>
+      <w:r>
+        <w:t>Load balancer distributes</w:t>
+      </w:r>
+      <w:r>
+        <w:t xml:space="preserve"> network</w:t>
+      </w:r>
+      <w:r>
+        <w:t xml:space="preserve"> traffic across multiple servers. It can redirect traffic to the least busy server.</w:t>
+      </w:r>
+    </w:p>
+    <w:p>
+      <w:pPr>
+        <w:pStyle w:val="Heading1"/>
+      </w:pPr>
+      <w:r>
+        <w:t>Reverse proxy</w:t>
+      </w:r>
+    </w:p>
+    <w:p>
+      <w:r>
+        <w:t>It forwards client’s requests to application servers. It is a gateway between users and application servers.</w:t>
+      </w:r>
+    </w:p>
+    <w:p>
+      <w:pPr>
+        <w:pStyle w:val="Heading1"/>
+      </w:pPr>
+      <w:r>
+        <w:t>Subnet</w:t>
+      </w:r>
+    </w:p>
+    <w:p>
+      <w:r>
+        <w:t>Logically separated section of a network.</w:t>
+      </w:r>
+    </w:p>
+    <w:p>
+      <w:pPr>
+        <w:pStyle w:val="Heading1"/>
+      </w:pPr>
+      <w:r>
+        <w:t>Gateway</w:t>
+      </w:r>
+    </w:p>
+    <w:p>
+      <w:r>
+        <w:t>A device that routes traffic from one network to another.</w:t>
+      </w:r>
+    </w:p>
+    <w:p>
+      <w:pPr>
+        <w:pStyle w:val="Heading1"/>
+      </w:pPr>
+      <w:r>
+        <w:t>SSL/TLS</w:t>
+      </w:r>
+    </w:p>
+    <w:p>
+      <w:r>
+        <w:t>Protocols that secure data transfer over internet (used in HTTPS)</w:t>
+      </w:r>
+    </w:p>
+    <w:p>
+      <w:pPr>
+        <w:pStyle w:val="Heading1"/>
+      </w:pPr>
+      <w:r>
+        <w:t>VPN</w:t>
+      </w:r>
+    </w:p>
+    <w:p>
+      <w:r>
+        <w:t>Encrypts a traffic over network and routes it through a secure server.</w:t>
+      </w:r>
+    </w:p>
+    <w:p>
+      <w:pPr>
+        <w:pStyle w:val="Heading1"/>
+      </w:pPr>
+      <w:r>
+        <w:t>Protocols</w:t>
+      </w:r>
+    </w:p>
+    <w:p>
+      <w:pPr>
+        <w:pStyle w:val="Heading2"/>
+      </w:pPr>
+      <w:r>
+        <w:t>SSH</w:t>
+      </w:r>
+    </w:p>
+    <w:p>
+      <w:r>
+        <w:t>A protocol for accessing remote machines.</w:t>
+      </w:r>
+    </w:p>
+    <w:p>
+      <w:pPr>
+        <w:pStyle w:val="Heading2"/>
+      </w:pPr>
+      <w:r>
         <w:lastRenderedPageBreak/>
-        <w:t>Load balancer</w:t>
-      </w:r>
-    </w:p>
-    <w:p>
-      <w:r>
-        <w:t>Load balancer distributes</w:t>
-      </w:r>
-      <w:r>
-        <w:t xml:space="preserve"> network</w:t>
-      </w:r>
-      <w:r>
-        <w:t xml:space="preserve"> traffic across multiple servers. It can redirect traffic to the least busy server.</w:t>
+        <w:t>TCP</w:t>
+      </w:r>
+    </w:p>
+    <w:p>
+      <w:pPr>
+        <w:pStyle w:val="Heading2"/>
+      </w:pPr>
+      <w:r>
+        <w:t>HTTPS</w:t>
       </w:r>
     </w:p>
     <w:p>
@@ -258,12 +528,18 @@
         <w:pStyle w:val="Heading1"/>
       </w:pPr>
       <w:r>
-        <w:t>Reverse proxy</w:t>
-      </w:r>
-    </w:p>
-    <w:p>
-      <w:r>
-        <w:t>It forwards client’s requests to application servers. It is a gateway between users and application servers.</w:t>
+        <w:t>Packets</w:t>
+      </w:r>
+    </w:p>
+    <w:p>
+      <w:r>
+        <w:t xml:space="preserve">Data is </w:t>
+      </w:r>
+      <w:r>
+        <w:t>split into packets before being transmitted over a network</w:t>
+      </w:r>
+      <w:r>
+        <w:t>.</w:t>
       </w:r>
     </w:p>
     <w:p>
@@ -271,12 +547,26 @@
         <w:pStyle w:val="Heading1"/>
       </w:pPr>
       <w:r>
-        <w:t>Subnet</w:t>
-      </w:r>
-    </w:p>
-    <w:p>
-      <w:r>
-        <w:t>Logically separated section of a network.</w:t>
+        <w:t>LAN</w:t>
+      </w:r>
+    </w:p>
+    <w:p>
+      <w:r>
+        <w:t>LAN stands for Local Area Network. It is a network of devices which communicate with each other directly, without going through the internet.</w:t>
+      </w:r>
+    </w:p>
+    <w:p>
+      <w:r>
+        <w:t>For example a laptop and phone connected to the same wi-fi or router are part of the same LAN, or laptop and a printer connected by a cable</w:t>
+      </w:r>
+      <w:r>
+        <w:t xml:space="preserve"> </w:t>
+      </w:r>
+      <w:r>
+        <w:t>can also be in the same LAN</w:t>
+      </w:r>
+      <w:r>
+        <w:t>.</w:t>
       </w:r>
     </w:p>
     <w:p>
@@ -284,12 +574,52 @@
         <w:pStyle w:val="Heading1"/>
       </w:pPr>
       <w:r>
-        <w:t>Gateway</w:t>
-      </w:r>
-    </w:p>
-    <w:p>
-      <w:r>
-        <w:t>A device that routes traffic from one network to another.</w:t>
+        <w:t>Network interface</w:t>
+      </w:r>
+    </w:p>
+    <w:p>
+      <w:r>
+        <w:t>Network interface specifies how computer</w:t>
+      </w:r>
+      <w:r>
+        <w:t>, container, VM or Kubernetes Pod</w:t>
+      </w:r>
+      <w:r>
+        <w:t xml:space="preserve"> connects to a network. </w:t>
+      </w:r>
+    </w:p>
+    <w:p>
+      <w:r>
+        <w:t>It can be physical (like a network card or wi-fi adapter) or virtual (used by VMs</w:t>
+      </w:r>
+      <w:r>
+        <w:t>,</w:t>
+      </w:r>
+      <w:r>
+        <w:t xml:space="preserve"> containers</w:t>
+      </w:r>
+      <w:r>
+        <w:t xml:space="preserve"> or Pods</w:t>
+      </w:r>
+      <w:r>
+        <w:t>).</w:t>
+      </w:r>
+    </w:p>
+    <w:p>
+      <w:r>
+        <w:t xml:space="preserve">It </w:t>
+      </w:r>
+      <w:r>
+        <w:t>acts as</w:t>
+      </w:r>
+      <w:r>
+        <w:t xml:space="preserve"> a gateway </w:t>
+      </w:r>
+      <w:r>
+        <w:t>that allows</w:t>
+      </w:r>
+      <w:r>
+        <w:t xml:space="preserve"> a device to send and receive data over a network.</w:t>
       </w:r>
     </w:p>
     <w:p>
@@ -297,201 +627,29 @@
         <w:pStyle w:val="Heading1"/>
       </w:pPr>
       <w:r>
-        <w:t>SSL/TLS</w:t>
-      </w:r>
-    </w:p>
-    <w:p>
-      <w:r>
-        <w:t>Protocols that secure data transfer over internet (used in HTTPS)</w:t>
-      </w:r>
-    </w:p>
-    <w:p>
-      <w:pPr>
-        <w:pStyle w:val="Heading1"/>
-      </w:pPr>
-      <w:r>
-        <w:t>VPN</w:t>
-      </w:r>
-    </w:p>
-    <w:p>
-      <w:r>
-        <w:t>Encrypts a traffic over network and routes it through a secure server.</w:t>
-      </w:r>
-    </w:p>
-    <w:p>
-      <w:pPr>
-        <w:pStyle w:val="Heading1"/>
-      </w:pPr>
-      <w:r>
-        <w:t>Protocols</w:t>
-      </w:r>
-    </w:p>
-    <w:p>
-      <w:pPr>
-        <w:pStyle w:val="Heading2"/>
-      </w:pPr>
-      <w:r>
-        <w:t>SSH</w:t>
-      </w:r>
-    </w:p>
-    <w:p>
-      <w:r>
-        <w:t>A protocol for accessing remote machines.</w:t>
-      </w:r>
-    </w:p>
-    <w:p>
-      <w:pPr>
-        <w:pStyle w:val="Heading2"/>
-      </w:pPr>
-      <w:r>
-        <w:t>TCP</w:t>
-      </w:r>
-    </w:p>
-    <w:p>
-      <w:pPr>
-        <w:pStyle w:val="Heading2"/>
-      </w:pPr>
-      <w:r>
-        <w:t>HTTPS</w:t>
-      </w:r>
-    </w:p>
-    <w:p>
-      <w:pPr>
-        <w:pStyle w:val="Heading1"/>
-      </w:pPr>
-      <w:r>
-        <w:t>Packets</w:t>
-      </w:r>
-    </w:p>
-    <w:p>
-      <w:r>
-        <w:t xml:space="preserve">Data is </w:t>
-      </w:r>
-      <w:r>
-        <w:t>split into packets before being transmitted over a network</w:t>
-      </w:r>
-      <w:r>
-        <w:t>.</w:t>
-      </w:r>
-    </w:p>
-    <w:p>
-      <w:pPr>
-        <w:pStyle w:val="Heading1"/>
-      </w:pPr>
-      <w:r>
-        <w:lastRenderedPageBreak/>
-        <w:t>LAN</w:t>
-      </w:r>
-    </w:p>
-    <w:p>
-      <w:r>
-        <w:t>LAN stands for Local Area Network. It is a network of devices which communicate with each other directly, without going through the internet.</w:t>
-      </w:r>
-    </w:p>
-    <w:p>
-      <w:r>
-        <w:t>For example a laptop</w:t>
+        <w:t>Bridge</w:t>
+      </w:r>
+    </w:p>
+    <w:p>
+      <w:r>
+        <w:t xml:space="preserve">A bridge </w:t>
+      </w:r>
+      <w:r>
+        <w:t>connects</w:t>
+      </w:r>
+      <w:r>
+        <w:t xml:space="preserve"> multiple network interfaces</w:t>
       </w:r>
       <w:r>
         <w:t xml:space="preserve"> </w:t>
       </w:r>
       <w:r>
-        <w:t>and phone connected to the same wi-fi or router are part of the same LAN</w:t>
-      </w:r>
-      <w:r>
-        <w:t>, or laptop and a printer connected by a cable</w:t>
+        <w:t>at Layer 2 of the OSI model</w:t>
       </w:r>
       <w:r>
         <w:t xml:space="preserve"> </w:t>
       </w:r>
       <w:r>
-        <w:t>can also be in the same LAN</w:t>
-      </w:r>
-      <w:r>
-        <w:t>.</w:t>
-      </w:r>
-    </w:p>
-    <w:p>
-      <w:pPr>
-        <w:pStyle w:val="Heading1"/>
-      </w:pPr>
-      <w:r>
-        <w:t>Network interface</w:t>
-      </w:r>
-    </w:p>
-    <w:p>
-      <w:r>
-        <w:t>Network interface specifies how computer</w:t>
-      </w:r>
-      <w:r>
-        <w:t>, container, VM or Kubernetes Pod</w:t>
-      </w:r>
-      <w:r>
-        <w:t xml:space="preserve"> connects to a network. </w:t>
-      </w:r>
-    </w:p>
-    <w:p>
-      <w:r>
-        <w:t>It can be physical (like a network card or wi-fi adapter) or virtual (used by VMs</w:t>
-      </w:r>
-      <w:r>
-        <w:t>,</w:t>
-      </w:r>
-      <w:r>
-        <w:t xml:space="preserve"> containers</w:t>
-      </w:r>
-      <w:r>
-        <w:t xml:space="preserve"> or Pods</w:t>
-      </w:r>
-      <w:r>
-        <w:t>).</w:t>
-      </w:r>
-    </w:p>
-    <w:p>
-      <w:r>
-        <w:t xml:space="preserve">It </w:t>
-      </w:r>
-      <w:r>
-        <w:t>acts as</w:t>
-      </w:r>
-      <w:r>
-        <w:t xml:space="preserve"> a gateway </w:t>
-      </w:r>
-      <w:r>
-        <w:t>that allows</w:t>
-      </w:r>
-      <w:r>
-        <w:t xml:space="preserve"> a device to send and receive data over a network.</w:t>
-      </w:r>
-    </w:p>
-    <w:p>
-      <w:pPr>
-        <w:pStyle w:val="Heading1"/>
-      </w:pPr>
-      <w:r>
-        <w:t>Bridge</w:t>
-      </w:r>
-    </w:p>
-    <w:p>
-      <w:r>
-        <w:t xml:space="preserve">A bridge </w:t>
-      </w:r>
-      <w:r>
-        <w:t>connects</w:t>
-      </w:r>
-      <w:r>
-        <w:t xml:space="preserve"> multiple network interfaces</w:t>
-      </w:r>
-      <w:r>
-        <w:t xml:space="preserve"> </w:t>
-      </w:r>
-      <w:r>
-        <w:t>at Layer 2 of the OSI model</w:t>
-      </w:r>
-      <w:r>
-        <w:t xml:space="preserve"> </w:t>
-      </w:r>
-      <w:r>
         <w:t xml:space="preserve">so they can communicate as </w:t>
       </w:r>
       <w:r>
@@ -500,31 +658,7 @@
     </w:p>
     <w:p>
       <w:r>
-        <w:t xml:space="preserve">For example it can enable communication between </w:t>
-      </w:r>
-      <w:r>
-        <w:t>computer</w:t>
-      </w:r>
-      <w:r>
-        <w:t>s</w:t>
-      </w:r>
-      <w:r>
-        <w:t>, container</w:t>
-      </w:r>
-      <w:r>
-        <w:t>s</w:t>
-      </w:r>
-      <w:r>
-        <w:t>, VM</w:t>
-      </w:r>
-      <w:r>
-        <w:t>s</w:t>
-      </w:r>
-      <w:r>
-        <w:t xml:space="preserve"> or Kubernetes Pod</w:t>
-      </w:r>
-      <w:r>
-        <w:t>s</w:t>
+        <w:t>For example it can enable communication between computers, containers, VMs or Kubernetes Pods</w:t>
       </w:r>
       <w:r>
         <w:t xml:space="preserve"> </w:t>
@@ -569,6 +703,7 @@
         </w:numPr>
       </w:pPr>
       <w:r>
+        <w:lastRenderedPageBreak/>
         <w:t>Decide whether to allow or block packets</w:t>
       </w:r>
     </w:p>
@@ -614,16 +749,12 @@
         <w:pStyle w:val="Heading1"/>
       </w:pPr>
       <w:r>
-        <w:lastRenderedPageBreak/>
         <w:t>Firewall</w:t>
       </w:r>
     </w:p>
     <w:p>
       <w:r>
-        <w:t>It is a set of</w:t>
-      </w:r>
-      <w:r>
-        <w:t xml:space="preserve"> rules regarding what traffic is allowed (on which ports, from which IPs, using which protocols etc).</w:t>
+        <w:t>It is a set of rules regarding what traffic is allowed (on which ports, from which IPs, using which protocols etc).</w:t>
       </w:r>
     </w:p>
     <w:p>
@@ -798,6 +929,7 @@
         </w:numPr>
       </w:pPr>
       <w:r>
+        <w:lastRenderedPageBreak/>
         <w:t>Manages sessions between applications</w:t>
       </w:r>
     </w:p>
@@ -870,7 +1002,6 @@
     </w:p>
     <w:p>
       <w:r>
-        <w:lastRenderedPageBreak/>
         <w:t>It uses MAC addresses to identify devices.</w:t>
       </w:r>
     </w:p>
@@ -1098,6 +1229,7 @@
           <w:b/>
           <w:bCs/>
         </w:rPr>
+        <w:lastRenderedPageBreak/>
         <w:t>Connection Management</w:t>
       </w:r>
     </w:p>
@@ -1173,18 +1305,161 @@
         <w:pStyle w:val="Heading2"/>
       </w:pPr>
       <w:r>
+        <w:t>Session Layer</w:t>
+      </w:r>
+    </w:p>
+    <w:p>
+      <w:r>
+        <w:t>It is responsible for creating, managing and terminating sessions between applications.</w:t>
+      </w:r>
+    </w:p>
+    <w:p>
+      <w:r>
+        <w:t>When two applications / devices want to talk to each other, a session is created and used for exchanging information. When the conversation ends the session is done.</w:t>
+      </w:r>
+    </w:p>
+    <w:p>
+      <w:pPr>
+        <w:pStyle w:val="Heading1"/>
+      </w:pPr>
+      <w:r>
+        <w:t>IP address bits</w:t>
+      </w:r>
+    </w:p>
+    <w:p>
+      <w:r>
+        <w:t xml:space="preserve">Each Ipv4 address, like </w:t>
+      </w:r>
+      <w:r>
+        <w:t>192.168.1.0</w:t>
+      </w:r>
+      <w:r>
+        <w:t xml:space="preserve"> is a 32 bit number. </w:t>
+      </w:r>
+    </w:p>
+    <w:p>
+      <w:r>
+        <w:t>It consists of 4 numbers separated by dots, in that case 192, 168, 1 and 0, and each number is represented as 8 bits.</w:t>
+      </w:r>
+    </w:p>
+    <w:p>
+      <w:pPr>
+        <w:pStyle w:val="Heading2"/>
+      </w:pPr>
+      <w:r>
+        <w:t>CIDR</w:t>
+      </w:r>
+    </w:p>
+    <w:p>
+      <w:r>
+        <w:t>CIDR is a way specifying an IP address range.</w:t>
+      </w:r>
+    </w:p>
+    <w:p>
+      <w:r>
+        <w:t>It uses CIDR blocks which looks</w:t>
+      </w:r>
+      <w:r>
+        <w:t xml:space="preserve"> like this:</w:t>
+      </w:r>
+    </w:p>
+    <w:p>
+      <w:pPr>
+        <w:pStyle w:val="ListParagraph"/>
+        <w:numPr>
+          <w:ilvl w:val="0"/>
+          <w:numId w:val="21"/>
+        </w:numPr>
+      </w:pPr>
+      <w:r>
+        <w:t>IP_address/x</w:t>
+      </w:r>
+    </w:p>
+    <w:p>
+      <w:r>
+        <w:t>Where x is a number between 0 and 32.</w:t>
+      </w:r>
+    </w:p>
+    <w:p>
+      <w:r>
+        <w:t>F</w:t>
+      </w:r>
+      <w:r>
+        <w:t xml:space="preserve">or example </w:t>
+      </w:r>
+      <w:r>
+        <w:t xml:space="preserve">a </w:t>
+      </w:r>
+      <w:r>
+        <w:t xml:space="preserve">CIDR block might look </w:t>
+      </w:r>
+      <w:r>
+        <w:t>like this:</w:t>
+      </w:r>
+    </w:p>
+    <w:p>
+      <w:pPr>
+        <w:pStyle w:val="ListParagraph"/>
+        <w:numPr>
+          <w:ilvl w:val="0"/>
+          <w:numId w:val="20"/>
+        </w:numPr>
+      </w:pPr>
+      <w:r>
+        <w:t>192.168.1.0/24</w:t>
+      </w:r>
+    </w:p>
+    <w:p>
+      <w:r>
+        <w:t>That example CIDR block indicates that:</w:t>
+      </w:r>
+    </w:p>
+    <w:p>
+      <w:pPr>
+        <w:pStyle w:val="ListParagraph"/>
+        <w:numPr>
+          <w:ilvl w:val="0"/>
+          <w:numId w:val="20"/>
+        </w:numPr>
+      </w:pPr>
+      <w:r>
+        <w:t xml:space="preserve">IP address range starts at </w:t>
+      </w:r>
+      <w:r>
+        <w:t>192.168.1.0</w:t>
+      </w:r>
+    </w:p>
+    <w:p>
+      <w:pPr>
+        <w:pStyle w:val="ListParagraph"/>
+        <w:numPr>
+          <w:ilvl w:val="0"/>
+          <w:numId w:val="20"/>
+        </w:numPr>
+      </w:pPr>
+      <w:r>
+        <w:t>/24 means that the first 24 bits out of 32 are fixed, so the remaining 8 bits are variable</w:t>
+      </w:r>
+    </w:p>
+    <w:p>
+      <w:pPr>
+        <w:pStyle w:val="ListParagraph"/>
+        <w:numPr>
+          <w:ilvl w:val="0"/>
+          <w:numId w:val="20"/>
+        </w:numPr>
+      </w:pPr>
+      <w:r>
         <w:lastRenderedPageBreak/>
-        <w:t>Session Layer</w:t>
-      </w:r>
-    </w:p>
-    <w:p>
-      <w:r>
-        <w:t>It is responsible for creating, managing and terminating sessions between applications.</w:t>
-      </w:r>
-    </w:p>
-    <w:p>
-      <w:r>
-        <w:t>When two applications / devices want to talk to each other, a session is created and used for exchanging information. When the conversation ends the session is done.</w:t>
+        <w:t>That means that this range includes 2^8 = 256 IP addresses: from</w:t>
+      </w:r>
+      <w:r>
+        <w:t>192.168.1.0 to 192.168.1.255</w:t>
+      </w:r>
+    </w:p>
+    <w:p>
+      <w:r>
+        <w:t>In order to understand what those bits means please refer to the previous section ‘IP address bits’.</w:t>
       </w:r>
     </w:p>
     <w:p/>
@@ -1314,6 +1589,119 @@
     </w:lvl>
   </w:abstractNum>
   <w:abstractNum w:abstractNumId="1" w15:restartNumberingAfterBreak="0">
+    <w:nsid w:val="045E4BA6"/>
+    <w:multiLevelType w:val="hybridMultilevel"/>
+    <w:tmpl w:val="BCAA53E0"/>
+    <w:lvl w:ilvl="0" w:tplc="04090001">
+      <w:start w:val="1"/>
+      <w:numFmt w:val="bullet"/>
+      <w:lvlText w:val=""/>
+      <w:lvlJc w:val="left"/>
+      <w:pPr>
+        <w:ind w:left="720" w:hanging="360"/>
+      </w:pPr>
+      <w:rPr>
+        <w:rFonts w:ascii="Symbol" w:hAnsi="Symbol" w:hint="default"/>
+      </w:rPr>
+    </w:lvl>
+    <w:lvl w:ilvl="1" w:tplc="04090003" w:tentative="1">
+      <w:start w:val="1"/>
+      <w:numFmt w:val="bullet"/>
+      <w:lvlText w:val="o"/>
+      <w:lvlJc w:val="left"/>
+      <w:pPr>
+        <w:ind w:left="1440" w:hanging="360"/>
+      </w:pPr>
+      <w:rPr>
+        <w:rFonts w:ascii="Courier New" w:hAnsi="Courier New" w:cs="Courier New" w:hint="default"/>
+      </w:rPr>
+    </w:lvl>
+    <w:lvl w:ilvl="2" w:tplc="04090005" w:tentative="1">
+      <w:start w:val="1"/>
+      <w:numFmt w:val="bullet"/>
+      <w:lvlText w:val=""/>
+      <w:lvlJc w:val="left"/>
+      <w:pPr>
+        <w:ind w:left="2160" w:hanging="360"/>
+      </w:pPr>
+      <w:rPr>
+        <w:rFonts w:ascii="Wingdings" w:hAnsi="Wingdings" w:hint="default"/>
+      </w:rPr>
+    </w:lvl>
+    <w:lvl w:ilvl="3" w:tplc="04090001" w:tentative="1">
+      <w:start w:val="1"/>
+      <w:numFmt w:val="bullet"/>
+      <w:lvlText w:val=""/>
+      <w:lvlJc w:val="left"/>
+      <w:pPr>
+        <w:ind w:left="2880" w:hanging="360"/>
+      </w:pPr>
+      <w:rPr>
+        <w:rFonts w:ascii="Symbol" w:hAnsi="Symbol" w:hint="default"/>
+      </w:rPr>
+    </w:lvl>
+    <w:lvl w:ilvl="4" w:tplc="04090003" w:tentative="1">
+      <w:start w:val="1"/>
+      <w:numFmt w:val="bullet"/>
+      <w:lvlText w:val="o"/>
+      <w:lvlJc w:val="left"/>
+      <w:pPr>
+        <w:ind w:left="3600" w:hanging="360"/>
+      </w:pPr>
+      <w:rPr>
+        <w:rFonts w:ascii="Courier New" w:hAnsi="Courier New" w:cs="Courier New" w:hint="default"/>
+      </w:rPr>
+    </w:lvl>
+    <w:lvl w:ilvl="5" w:tplc="04090005" w:tentative="1">
+      <w:start w:val="1"/>
+      <w:numFmt w:val="bullet"/>
+      <w:lvlText w:val=""/>
+      <w:lvlJc w:val="left"/>
+      <w:pPr>
+        <w:ind w:left="4320" w:hanging="360"/>
+      </w:pPr>
+      <w:rPr>
+        <w:rFonts w:ascii="Wingdings" w:hAnsi="Wingdings" w:hint="default"/>
+      </w:rPr>
+    </w:lvl>
+    <w:lvl w:ilvl="6" w:tplc="04090001" w:tentative="1">
+      <w:start w:val="1"/>
+      <w:numFmt w:val="bullet"/>
+      <w:lvlText w:val=""/>
+      <w:lvlJc w:val="left"/>
+      <w:pPr>
+        <w:ind w:left="5040" w:hanging="360"/>
+      </w:pPr>
+      <w:rPr>
+        <w:rFonts w:ascii="Symbol" w:hAnsi="Symbol" w:hint="default"/>
+      </w:rPr>
+    </w:lvl>
+    <w:lvl w:ilvl="7" w:tplc="04090003" w:tentative="1">
+      <w:start w:val="1"/>
+      <w:numFmt w:val="bullet"/>
+      <w:lvlText w:val="o"/>
+      <w:lvlJc w:val="left"/>
+      <w:pPr>
+        <w:ind w:left="5760" w:hanging="360"/>
+      </w:pPr>
+      <w:rPr>
+        <w:rFonts w:ascii="Courier New" w:hAnsi="Courier New" w:cs="Courier New" w:hint="default"/>
+      </w:rPr>
+    </w:lvl>
+    <w:lvl w:ilvl="8" w:tplc="04090005" w:tentative="1">
+      <w:start w:val="1"/>
+      <w:numFmt w:val="bullet"/>
+      <w:lvlText w:val=""/>
+      <w:lvlJc w:val="left"/>
+      <w:pPr>
+        <w:ind w:left="6480" w:hanging="360"/>
+      </w:pPr>
+      <w:rPr>
+        <w:rFonts w:ascii="Wingdings" w:hAnsi="Wingdings" w:hint="default"/>
+      </w:rPr>
+    </w:lvl>
+  </w:abstractNum>
+  <w:abstractNum w:abstractNumId="2" w15:restartNumberingAfterBreak="0">
     <w:nsid w:val="0BD64397"/>
     <w:multiLevelType w:val="hybridMultilevel"/>
     <w:tmpl w:val="83084CE6"/>
@@ -1426,7 +1814,7 @@
       </w:rPr>
     </w:lvl>
   </w:abstractNum>
-  <w:abstractNum w:abstractNumId="2" w15:restartNumberingAfterBreak="0">
+  <w:abstractNum w:abstractNumId="3" w15:restartNumberingAfterBreak="0">
     <w:nsid w:val="0C94451D"/>
     <w:multiLevelType w:val="multilevel"/>
     <w:tmpl w:val="0409001F"/>
@@ -1512,7 +1900,495 @@
       </w:pPr>
     </w:lvl>
   </w:abstractNum>
-  <w:abstractNum w:abstractNumId="3" w15:restartNumberingAfterBreak="0">
+  <w:abstractNum w:abstractNumId="4" w15:restartNumberingAfterBreak="0">
+    <w:nsid w:val="12EF158F"/>
+    <w:multiLevelType w:val="multilevel"/>
+    <w:tmpl w:val="99EEB80C"/>
+    <w:lvl w:ilvl="0">
+      <w:start w:val="1"/>
+      <w:numFmt w:val="bullet"/>
+      <w:lvlText w:val=""/>
+      <w:lvlJc w:val="left"/>
+      <w:pPr>
+        <w:tabs>
+          <w:tab w:val="num" w:pos="720"/>
+        </w:tabs>
+        <w:ind w:left="720" w:hanging="360"/>
+      </w:pPr>
+      <w:rPr>
+        <w:rFonts w:ascii="Symbol" w:hAnsi="Symbol" w:hint="default"/>
+        <w:sz w:val="20"/>
+      </w:rPr>
+    </w:lvl>
+    <w:lvl w:ilvl="1" w:tentative="1">
+      <w:start w:val="1"/>
+      <w:numFmt w:val="bullet"/>
+      <w:lvlText w:val="o"/>
+      <w:lvlJc w:val="left"/>
+      <w:pPr>
+        <w:tabs>
+          <w:tab w:val="num" w:pos="1440"/>
+        </w:tabs>
+        <w:ind w:left="1440" w:hanging="360"/>
+      </w:pPr>
+      <w:rPr>
+        <w:rFonts w:ascii="Courier New" w:hAnsi="Courier New" w:hint="default"/>
+        <w:sz w:val="20"/>
+      </w:rPr>
+    </w:lvl>
+    <w:lvl w:ilvl="2" w:tentative="1">
+      <w:start w:val="1"/>
+      <w:numFmt w:val="bullet"/>
+      <w:lvlText w:val=""/>
+      <w:lvlJc w:val="left"/>
+      <w:pPr>
+        <w:tabs>
+          <w:tab w:val="num" w:pos="2160"/>
+        </w:tabs>
+        <w:ind w:left="2160" w:hanging="360"/>
+      </w:pPr>
+      <w:rPr>
+        <w:rFonts w:ascii="Wingdings" w:hAnsi="Wingdings" w:hint="default"/>
+        <w:sz w:val="20"/>
+      </w:rPr>
+    </w:lvl>
+    <w:lvl w:ilvl="3" w:tentative="1">
+      <w:start w:val="1"/>
+      <w:numFmt w:val="bullet"/>
+      <w:lvlText w:val=""/>
+      <w:lvlJc w:val="left"/>
+      <w:pPr>
+        <w:tabs>
+          <w:tab w:val="num" w:pos="2880"/>
+        </w:tabs>
+        <w:ind w:left="2880" w:hanging="360"/>
+      </w:pPr>
+      <w:rPr>
+        <w:rFonts w:ascii="Wingdings" w:hAnsi="Wingdings" w:hint="default"/>
+        <w:sz w:val="20"/>
+      </w:rPr>
+    </w:lvl>
+    <w:lvl w:ilvl="4" w:tentative="1">
+      <w:start w:val="1"/>
+      <w:numFmt w:val="bullet"/>
+      <w:lvlText w:val=""/>
+      <w:lvlJc w:val="left"/>
+      <w:pPr>
+        <w:tabs>
+          <w:tab w:val="num" w:pos="3600"/>
+        </w:tabs>
+        <w:ind w:left="3600" w:hanging="360"/>
+      </w:pPr>
+      <w:rPr>
+        <w:rFonts w:ascii="Wingdings" w:hAnsi="Wingdings" w:hint="default"/>
+        <w:sz w:val="20"/>
+      </w:rPr>
+    </w:lvl>
+    <w:lvl w:ilvl="5" w:tentative="1">
+      <w:start w:val="1"/>
+      <w:numFmt w:val="bullet"/>
+      <w:lvlText w:val=""/>
+      <w:lvlJc w:val="left"/>
+      <w:pPr>
+        <w:tabs>
+          <w:tab w:val="num" w:pos="4320"/>
+        </w:tabs>
+        <w:ind w:left="4320" w:hanging="360"/>
+      </w:pPr>
+      <w:rPr>
+        <w:rFonts w:ascii="Wingdings" w:hAnsi="Wingdings" w:hint="default"/>
+        <w:sz w:val="20"/>
+      </w:rPr>
+    </w:lvl>
+    <w:lvl w:ilvl="6" w:tentative="1">
+      <w:start w:val="1"/>
+      <w:numFmt w:val="bullet"/>
+      <w:lvlText w:val=""/>
+      <w:lvlJc w:val="left"/>
+      <w:pPr>
+        <w:tabs>
+          <w:tab w:val="num" w:pos="5040"/>
+        </w:tabs>
+        <w:ind w:left="5040" w:hanging="360"/>
+      </w:pPr>
+      <w:rPr>
+        <w:rFonts w:ascii="Wingdings" w:hAnsi="Wingdings" w:hint="default"/>
+        <w:sz w:val="20"/>
+      </w:rPr>
+    </w:lvl>
+    <w:lvl w:ilvl="7" w:tentative="1">
+      <w:start w:val="1"/>
+      <w:numFmt w:val="bullet"/>
+      <w:lvlText w:val=""/>
+      <w:lvlJc w:val="left"/>
+      <w:pPr>
+        <w:tabs>
+          <w:tab w:val="num" w:pos="5760"/>
+        </w:tabs>
+        <w:ind w:left="5760" w:hanging="360"/>
+      </w:pPr>
+      <w:rPr>
+        <w:rFonts w:ascii="Wingdings" w:hAnsi="Wingdings" w:hint="default"/>
+        <w:sz w:val="20"/>
+      </w:rPr>
+    </w:lvl>
+    <w:lvl w:ilvl="8" w:tentative="1">
+      <w:start w:val="1"/>
+      <w:numFmt w:val="bullet"/>
+      <w:lvlText w:val=""/>
+      <w:lvlJc w:val="left"/>
+      <w:pPr>
+        <w:tabs>
+          <w:tab w:val="num" w:pos="6480"/>
+        </w:tabs>
+        <w:ind w:left="6480" w:hanging="360"/>
+      </w:pPr>
+      <w:rPr>
+        <w:rFonts w:ascii="Wingdings" w:hAnsi="Wingdings" w:hint="default"/>
+        <w:sz w:val="20"/>
+      </w:rPr>
+    </w:lvl>
+  </w:abstractNum>
+  <w:abstractNum w:abstractNumId="5" w15:restartNumberingAfterBreak="0">
+    <w:nsid w:val="155C1372"/>
+    <w:multiLevelType w:val="hybridMultilevel"/>
+    <w:tmpl w:val="52F883B4"/>
+    <w:lvl w:ilvl="0" w:tplc="04090001">
+      <w:start w:val="1"/>
+      <w:numFmt w:val="bullet"/>
+      <w:lvlText w:val=""/>
+      <w:lvlJc w:val="left"/>
+      <w:pPr>
+        <w:ind w:left="720" w:hanging="360"/>
+      </w:pPr>
+      <w:rPr>
+        <w:rFonts w:ascii="Symbol" w:hAnsi="Symbol" w:hint="default"/>
+      </w:rPr>
+    </w:lvl>
+    <w:lvl w:ilvl="1" w:tplc="04090003" w:tentative="1">
+      <w:start w:val="1"/>
+      <w:numFmt w:val="bullet"/>
+      <w:lvlText w:val="o"/>
+      <w:lvlJc w:val="left"/>
+      <w:pPr>
+        <w:ind w:left="1440" w:hanging="360"/>
+      </w:pPr>
+      <w:rPr>
+        <w:rFonts w:ascii="Courier New" w:hAnsi="Courier New" w:cs="Courier New" w:hint="default"/>
+      </w:rPr>
+    </w:lvl>
+    <w:lvl w:ilvl="2" w:tplc="04090005" w:tentative="1">
+      <w:start w:val="1"/>
+      <w:numFmt w:val="bullet"/>
+      <w:lvlText w:val=""/>
+      <w:lvlJc w:val="left"/>
+      <w:pPr>
+        <w:ind w:left="2160" w:hanging="360"/>
+      </w:pPr>
+      <w:rPr>
+        <w:rFonts w:ascii="Wingdings" w:hAnsi="Wingdings" w:hint="default"/>
+      </w:rPr>
+    </w:lvl>
+    <w:lvl w:ilvl="3" w:tplc="04090001" w:tentative="1">
+      <w:start w:val="1"/>
+      <w:numFmt w:val="bullet"/>
+      <w:lvlText w:val=""/>
+      <w:lvlJc w:val="left"/>
+      <w:pPr>
+        <w:ind w:left="2880" w:hanging="360"/>
+      </w:pPr>
+      <w:rPr>
+        <w:rFonts w:ascii="Symbol" w:hAnsi="Symbol" w:hint="default"/>
+      </w:rPr>
+    </w:lvl>
+    <w:lvl w:ilvl="4" w:tplc="04090003" w:tentative="1">
+      <w:start w:val="1"/>
+      <w:numFmt w:val="bullet"/>
+      <w:lvlText w:val="o"/>
+      <w:lvlJc w:val="left"/>
+      <w:pPr>
+        <w:ind w:left="3600" w:hanging="360"/>
+      </w:pPr>
+      <w:rPr>
+        <w:rFonts w:ascii="Courier New" w:hAnsi="Courier New" w:cs="Courier New" w:hint="default"/>
+      </w:rPr>
+    </w:lvl>
+    <w:lvl w:ilvl="5" w:tplc="04090005" w:tentative="1">
+      <w:start w:val="1"/>
+      <w:numFmt w:val="bullet"/>
+      <w:lvlText w:val=""/>
+      <w:lvlJc w:val="left"/>
+      <w:pPr>
+        <w:ind w:left="4320" w:hanging="360"/>
+      </w:pPr>
+      <w:rPr>
+        <w:rFonts w:ascii="Wingdings" w:hAnsi="Wingdings" w:hint="default"/>
+      </w:rPr>
+    </w:lvl>
+    <w:lvl w:ilvl="6" w:tplc="04090001" w:tentative="1">
+      <w:start w:val="1"/>
+      <w:numFmt w:val="bullet"/>
+      <w:lvlText w:val=""/>
+      <w:lvlJc w:val="left"/>
+      <w:pPr>
+        <w:ind w:left="5040" w:hanging="360"/>
+      </w:pPr>
+      <w:rPr>
+        <w:rFonts w:ascii="Symbol" w:hAnsi="Symbol" w:hint="default"/>
+      </w:rPr>
+    </w:lvl>
+    <w:lvl w:ilvl="7" w:tplc="04090003" w:tentative="1">
+      <w:start w:val="1"/>
+      <w:numFmt w:val="bullet"/>
+      <w:lvlText w:val="o"/>
+      <w:lvlJc w:val="left"/>
+      <w:pPr>
+        <w:ind w:left="5760" w:hanging="360"/>
+      </w:pPr>
+      <w:rPr>
+        <w:rFonts w:ascii="Courier New" w:hAnsi="Courier New" w:cs="Courier New" w:hint="default"/>
+      </w:rPr>
+    </w:lvl>
+    <w:lvl w:ilvl="8" w:tplc="04090005" w:tentative="1">
+      <w:start w:val="1"/>
+      <w:numFmt w:val="bullet"/>
+      <w:lvlText w:val=""/>
+      <w:lvlJc w:val="left"/>
+      <w:pPr>
+        <w:ind w:left="6480" w:hanging="360"/>
+      </w:pPr>
+      <w:rPr>
+        <w:rFonts w:ascii="Wingdings" w:hAnsi="Wingdings" w:hint="default"/>
+      </w:rPr>
+    </w:lvl>
+  </w:abstractNum>
+  <w:abstractNum w:abstractNumId="6" w15:restartNumberingAfterBreak="0">
+    <w:nsid w:val="16C83601"/>
+    <w:multiLevelType w:val="hybridMultilevel"/>
+    <w:tmpl w:val="2BAE0272"/>
+    <w:lvl w:ilvl="0" w:tplc="04090001">
+      <w:start w:val="1"/>
+      <w:numFmt w:val="bullet"/>
+      <w:lvlText w:val=""/>
+      <w:lvlJc w:val="left"/>
+      <w:pPr>
+        <w:ind w:left="1080" w:hanging="360"/>
+      </w:pPr>
+      <w:rPr>
+        <w:rFonts w:ascii="Symbol" w:hAnsi="Symbol" w:hint="default"/>
+      </w:rPr>
+    </w:lvl>
+    <w:lvl w:ilvl="1" w:tplc="04090003" w:tentative="1">
+      <w:start w:val="1"/>
+      <w:numFmt w:val="bullet"/>
+      <w:lvlText w:val="o"/>
+      <w:lvlJc w:val="left"/>
+      <w:pPr>
+        <w:ind w:left="1800" w:hanging="360"/>
+      </w:pPr>
+      <w:rPr>
+        <w:rFonts w:ascii="Courier New" w:hAnsi="Courier New" w:cs="Courier New" w:hint="default"/>
+      </w:rPr>
+    </w:lvl>
+    <w:lvl w:ilvl="2" w:tplc="04090005" w:tentative="1">
+      <w:start w:val="1"/>
+      <w:numFmt w:val="bullet"/>
+      <w:lvlText w:val=""/>
+      <w:lvlJc w:val="left"/>
+      <w:pPr>
+        <w:ind w:left="2520" w:hanging="360"/>
+      </w:pPr>
+      <w:rPr>
+        <w:rFonts w:ascii="Wingdings" w:hAnsi="Wingdings" w:hint="default"/>
+      </w:rPr>
+    </w:lvl>
+    <w:lvl w:ilvl="3" w:tplc="04090001" w:tentative="1">
+      <w:start w:val="1"/>
+      <w:numFmt w:val="bullet"/>
+      <w:lvlText w:val=""/>
+      <w:lvlJc w:val="left"/>
+      <w:pPr>
+        <w:ind w:left="3240" w:hanging="360"/>
+      </w:pPr>
+      <w:rPr>
+        <w:rFonts w:ascii="Symbol" w:hAnsi="Symbol" w:hint="default"/>
+      </w:rPr>
+    </w:lvl>
+    <w:lvl w:ilvl="4" w:tplc="04090003" w:tentative="1">
+      <w:start w:val="1"/>
+      <w:numFmt w:val="bullet"/>
+      <w:lvlText w:val="o"/>
+      <w:lvlJc w:val="left"/>
+      <w:pPr>
+        <w:ind w:left="3960" w:hanging="360"/>
+      </w:pPr>
+      <w:rPr>
+        <w:rFonts w:ascii="Courier New" w:hAnsi="Courier New" w:cs="Courier New" w:hint="default"/>
+      </w:rPr>
+    </w:lvl>
+    <w:lvl w:ilvl="5" w:tplc="04090005" w:tentative="1">
+      <w:start w:val="1"/>
+      <w:numFmt w:val="bullet"/>
+      <w:lvlText w:val=""/>
+      <w:lvlJc w:val="left"/>
+      <w:pPr>
+        <w:ind w:left="4680" w:hanging="360"/>
+      </w:pPr>
+      <w:rPr>
+        <w:rFonts w:ascii="Wingdings" w:hAnsi="Wingdings" w:hint="default"/>
+      </w:rPr>
+    </w:lvl>
+    <w:lvl w:ilvl="6" w:tplc="04090001" w:tentative="1">
+      <w:start w:val="1"/>
+      <w:numFmt w:val="bullet"/>
+      <w:lvlText w:val=""/>
+      <w:lvlJc w:val="left"/>
+      <w:pPr>
+        <w:ind w:left="5400" w:hanging="360"/>
+      </w:pPr>
+      <w:rPr>
+        <w:rFonts w:ascii="Symbol" w:hAnsi="Symbol" w:hint="default"/>
+      </w:rPr>
+    </w:lvl>
+    <w:lvl w:ilvl="7" w:tplc="04090003" w:tentative="1">
+      <w:start w:val="1"/>
+      <w:numFmt w:val="bullet"/>
+      <w:lvlText w:val="o"/>
+      <w:lvlJc w:val="left"/>
+      <w:pPr>
+        <w:ind w:left="6120" w:hanging="360"/>
+      </w:pPr>
+      <w:rPr>
+        <w:rFonts w:ascii="Courier New" w:hAnsi="Courier New" w:cs="Courier New" w:hint="default"/>
+      </w:rPr>
+    </w:lvl>
+    <w:lvl w:ilvl="8" w:tplc="04090005" w:tentative="1">
+      <w:start w:val="1"/>
+      <w:numFmt w:val="bullet"/>
+      <w:lvlText w:val=""/>
+      <w:lvlJc w:val="left"/>
+      <w:pPr>
+        <w:ind w:left="6840" w:hanging="360"/>
+      </w:pPr>
+      <w:rPr>
+        <w:rFonts w:ascii="Wingdings" w:hAnsi="Wingdings" w:hint="default"/>
+      </w:rPr>
+    </w:lvl>
+  </w:abstractNum>
+  <w:abstractNum w:abstractNumId="7" w15:restartNumberingAfterBreak="0">
+    <w:nsid w:val="26E849D2"/>
+    <w:multiLevelType w:val="hybridMultilevel"/>
+    <w:tmpl w:val="6660E7E0"/>
+    <w:lvl w:ilvl="0" w:tplc="04090001">
+      <w:start w:val="1"/>
+      <w:numFmt w:val="bullet"/>
+      <w:lvlText w:val=""/>
+      <w:lvlJc w:val="left"/>
+      <w:pPr>
+        <w:ind w:left="720" w:hanging="360"/>
+      </w:pPr>
+      <w:rPr>
+        <w:rFonts w:ascii="Symbol" w:hAnsi="Symbol" w:hint="default"/>
+      </w:rPr>
+    </w:lvl>
+    <w:lvl w:ilvl="1" w:tplc="04090003" w:tentative="1">
+      <w:start w:val="1"/>
+      <w:numFmt w:val="bullet"/>
+      <w:lvlText w:val="o"/>
+      <w:lvlJc w:val="left"/>
+      <w:pPr>
+        <w:ind w:left="1440" w:hanging="360"/>
+      </w:pPr>
+      <w:rPr>
+        <w:rFonts w:ascii="Courier New" w:hAnsi="Courier New" w:cs="Courier New" w:hint="default"/>
+      </w:rPr>
+    </w:lvl>
+    <w:lvl w:ilvl="2" w:tplc="04090005" w:tentative="1">
+      <w:start w:val="1"/>
+      <w:numFmt w:val="bullet"/>
+      <w:lvlText w:val=""/>
+      <w:lvlJc w:val="left"/>
+      <w:pPr>
+        <w:ind w:left="2160" w:hanging="360"/>
+      </w:pPr>
+      <w:rPr>
+        <w:rFonts w:ascii="Wingdings" w:hAnsi="Wingdings" w:hint="default"/>
+      </w:rPr>
+    </w:lvl>
+    <w:lvl w:ilvl="3" w:tplc="04090001" w:tentative="1">
+      <w:start w:val="1"/>
+      <w:numFmt w:val="bullet"/>
+      <w:lvlText w:val=""/>
+      <w:lvlJc w:val="left"/>
+      <w:pPr>
+        <w:ind w:left="2880" w:hanging="360"/>
+      </w:pPr>
+      <w:rPr>
+        <w:rFonts w:ascii="Symbol" w:hAnsi="Symbol" w:hint="default"/>
+      </w:rPr>
+    </w:lvl>
+    <w:lvl w:ilvl="4" w:tplc="04090003" w:tentative="1">
+      <w:start w:val="1"/>
+      <w:numFmt w:val="bullet"/>
+      <w:lvlText w:val="o"/>
+      <w:lvlJc w:val="left"/>
+      <w:pPr>
+        <w:ind w:left="3600" w:hanging="360"/>
+      </w:pPr>
+      <w:rPr>
+        <w:rFonts w:ascii="Courier New" w:hAnsi="Courier New" w:cs="Courier New" w:hint="default"/>
+      </w:rPr>
+    </w:lvl>
+    <w:lvl w:ilvl="5" w:tplc="04090005" w:tentative="1">
+      <w:start w:val="1"/>
+      <w:numFmt w:val="bullet"/>
+      <w:lvlText w:val=""/>
+      <w:lvlJc w:val="left"/>
+      <w:pPr>
+        <w:ind w:left="4320" w:hanging="360"/>
+      </w:pPr>
+      <w:rPr>
+        <w:rFonts w:ascii="Wingdings" w:hAnsi="Wingdings" w:hint="default"/>
+      </w:rPr>
+    </w:lvl>
+    <w:lvl w:ilvl="6" w:tplc="04090001" w:tentative="1">
+      <w:start w:val="1"/>
+      <w:numFmt w:val="bullet"/>
+      <w:lvlText w:val=""/>
+      <w:lvlJc w:val="left"/>
+      <w:pPr>
+        <w:ind w:left="5040" w:hanging="360"/>
+      </w:pPr>
+      <w:rPr>
+        <w:rFonts w:ascii="Symbol" w:hAnsi="Symbol" w:hint="default"/>
+      </w:rPr>
+    </w:lvl>
+    <w:lvl w:ilvl="7" w:tplc="04090003" w:tentative="1">
+      <w:start w:val="1"/>
+      <w:numFmt w:val="bullet"/>
+      <w:lvlText w:val="o"/>
+      <w:lvlJc w:val="left"/>
+      <w:pPr>
+        <w:ind w:left="5760" w:hanging="360"/>
+      </w:pPr>
+      <w:rPr>
+        <w:rFonts w:ascii="Courier New" w:hAnsi="Courier New" w:cs="Courier New" w:hint="default"/>
+      </w:rPr>
+    </w:lvl>
+    <w:lvl w:ilvl="8" w:tplc="04090005" w:tentative="1">
+      <w:start w:val="1"/>
+      <w:numFmt w:val="bullet"/>
+      <w:lvlText w:val=""/>
+      <w:lvlJc w:val="left"/>
+      <w:pPr>
+        <w:ind w:left="6480" w:hanging="360"/>
+      </w:pPr>
+      <w:rPr>
+        <w:rFonts w:ascii="Wingdings" w:hAnsi="Wingdings" w:hint="default"/>
+      </w:rPr>
+    </w:lvl>
+  </w:abstractNum>
+  <w:abstractNum w:abstractNumId="8" w15:restartNumberingAfterBreak="0">
     <w:nsid w:val="3044636E"/>
     <w:multiLevelType w:val="hybridMultilevel"/>
     <w:tmpl w:val="7FC88B0C"/>
@@ -1625,7 +2501,7 @@
       </w:rPr>
     </w:lvl>
   </w:abstractNum>
-  <w:abstractNum w:abstractNumId="4" w15:restartNumberingAfterBreak="0">
+  <w:abstractNum w:abstractNumId="9" w15:restartNumberingAfterBreak="0">
     <w:nsid w:val="33C66373"/>
     <w:multiLevelType w:val="hybridMultilevel"/>
     <w:tmpl w:val="E0A26C18"/>
@@ -1738,7 +2614,233 @@
       </w:rPr>
     </w:lvl>
   </w:abstractNum>
-  <w:abstractNum w:abstractNumId="5" w15:restartNumberingAfterBreak="0">
+  <w:abstractNum w:abstractNumId="10" w15:restartNumberingAfterBreak="0">
+    <w:nsid w:val="42F27DF2"/>
+    <w:multiLevelType w:val="hybridMultilevel"/>
+    <w:tmpl w:val="88B045DC"/>
+    <w:lvl w:ilvl="0" w:tplc="04090001">
+      <w:start w:val="1"/>
+      <w:numFmt w:val="bullet"/>
+      <w:lvlText w:val=""/>
+      <w:lvlJc w:val="left"/>
+      <w:pPr>
+        <w:ind w:left="720" w:hanging="360"/>
+      </w:pPr>
+      <w:rPr>
+        <w:rFonts w:ascii="Symbol" w:hAnsi="Symbol" w:hint="default"/>
+      </w:rPr>
+    </w:lvl>
+    <w:lvl w:ilvl="1" w:tplc="04090003" w:tentative="1">
+      <w:start w:val="1"/>
+      <w:numFmt w:val="bullet"/>
+      <w:lvlText w:val="o"/>
+      <w:lvlJc w:val="left"/>
+      <w:pPr>
+        <w:ind w:left="1440" w:hanging="360"/>
+      </w:pPr>
+      <w:rPr>
+        <w:rFonts w:ascii="Courier New" w:hAnsi="Courier New" w:cs="Courier New" w:hint="default"/>
+      </w:rPr>
+    </w:lvl>
+    <w:lvl w:ilvl="2" w:tplc="04090005" w:tentative="1">
+      <w:start w:val="1"/>
+      <w:numFmt w:val="bullet"/>
+      <w:lvlText w:val=""/>
+      <w:lvlJc w:val="left"/>
+      <w:pPr>
+        <w:ind w:left="2160" w:hanging="360"/>
+      </w:pPr>
+      <w:rPr>
+        <w:rFonts w:ascii="Wingdings" w:hAnsi="Wingdings" w:hint="default"/>
+      </w:rPr>
+    </w:lvl>
+    <w:lvl w:ilvl="3" w:tplc="04090001" w:tentative="1">
+      <w:start w:val="1"/>
+      <w:numFmt w:val="bullet"/>
+      <w:lvlText w:val=""/>
+      <w:lvlJc w:val="left"/>
+      <w:pPr>
+        <w:ind w:left="2880" w:hanging="360"/>
+      </w:pPr>
+      <w:rPr>
+        <w:rFonts w:ascii="Symbol" w:hAnsi="Symbol" w:hint="default"/>
+      </w:rPr>
+    </w:lvl>
+    <w:lvl w:ilvl="4" w:tplc="04090003" w:tentative="1">
+      <w:start w:val="1"/>
+      <w:numFmt w:val="bullet"/>
+      <w:lvlText w:val="o"/>
+      <w:lvlJc w:val="left"/>
+      <w:pPr>
+        <w:ind w:left="3600" w:hanging="360"/>
+      </w:pPr>
+      <w:rPr>
+        <w:rFonts w:ascii="Courier New" w:hAnsi="Courier New" w:cs="Courier New" w:hint="default"/>
+      </w:rPr>
+    </w:lvl>
+    <w:lvl w:ilvl="5" w:tplc="04090005" w:tentative="1">
+      <w:start w:val="1"/>
+      <w:numFmt w:val="bullet"/>
+      <w:lvlText w:val=""/>
+      <w:lvlJc w:val="left"/>
+      <w:pPr>
+        <w:ind w:left="4320" w:hanging="360"/>
+      </w:pPr>
+      <w:rPr>
+        <w:rFonts w:ascii="Wingdings" w:hAnsi="Wingdings" w:hint="default"/>
+      </w:rPr>
+    </w:lvl>
+    <w:lvl w:ilvl="6" w:tplc="04090001" w:tentative="1">
+      <w:start w:val="1"/>
+      <w:numFmt w:val="bullet"/>
+      <w:lvlText w:val=""/>
+      <w:lvlJc w:val="left"/>
+      <w:pPr>
+        <w:ind w:left="5040" w:hanging="360"/>
+      </w:pPr>
+      <w:rPr>
+        <w:rFonts w:ascii="Symbol" w:hAnsi="Symbol" w:hint="default"/>
+      </w:rPr>
+    </w:lvl>
+    <w:lvl w:ilvl="7" w:tplc="04090003" w:tentative="1">
+      <w:start w:val="1"/>
+      <w:numFmt w:val="bullet"/>
+      <w:lvlText w:val="o"/>
+      <w:lvlJc w:val="left"/>
+      <w:pPr>
+        <w:ind w:left="5760" w:hanging="360"/>
+      </w:pPr>
+      <w:rPr>
+        <w:rFonts w:ascii="Courier New" w:hAnsi="Courier New" w:cs="Courier New" w:hint="default"/>
+      </w:rPr>
+    </w:lvl>
+    <w:lvl w:ilvl="8" w:tplc="04090005" w:tentative="1">
+      <w:start w:val="1"/>
+      <w:numFmt w:val="bullet"/>
+      <w:lvlText w:val=""/>
+      <w:lvlJc w:val="left"/>
+      <w:pPr>
+        <w:ind w:left="6480" w:hanging="360"/>
+      </w:pPr>
+      <w:rPr>
+        <w:rFonts w:ascii="Wingdings" w:hAnsi="Wingdings" w:hint="default"/>
+      </w:rPr>
+    </w:lvl>
+  </w:abstractNum>
+  <w:abstractNum w:abstractNumId="11" w15:restartNumberingAfterBreak="0">
+    <w:nsid w:val="45FC07FD"/>
+    <w:multiLevelType w:val="hybridMultilevel"/>
+    <w:tmpl w:val="330EEE8E"/>
+    <w:lvl w:ilvl="0" w:tplc="04090001">
+      <w:start w:val="1"/>
+      <w:numFmt w:val="bullet"/>
+      <w:lvlText w:val=""/>
+      <w:lvlJc w:val="left"/>
+      <w:pPr>
+        <w:ind w:left="720" w:hanging="360"/>
+      </w:pPr>
+      <w:rPr>
+        <w:rFonts w:ascii="Symbol" w:hAnsi="Symbol" w:hint="default"/>
+      </w:rPr>
+    </w:lvl>
+    <w:lvl w:ilvl="1" w:tplc="04090003" w:tentative="1">
+      <w:start w:val="1"/>
+      <w:numFmt w:val="bullet"/>
+      <w:lvlText w:val="o"/>
+      <w:lvlJc w:val="left"/>
+      <w:pPr>
+        <w:ind w:left="1440" w:hanging="360"/>
+      </w:pPr>
+      <w:rPr>
+        <w:rFonts w:ascii="Courier New" w:hAnsi="Courier New" w:cs="Courier New" w:hint="default"/>
+      </w:rPr>
+    </w:lvl>
+    <w:lvl w:ilvl="2" w:tplc="04090005" w:tentative="1">
+      <w:start w:val="1"/>
+      <w:numFmt w:val="bullet"/>
+      <w:lvlText w:val=""/>
+      <w:lvlJc w:val="left"/>
+      <w:pPr>
+        <w:ind w:left="2160" w:hanging="360"/>
+      </w:pPr>
+      <w:rPr>
+        <w:rFonts w:ascii="Wingdings" w:hAnsi="Wingdings" w:hint="default"/>
+      </w:rPr>
+    </w:lvl>
+    <w:lvl w:ilvl="3" w:tplc="04090001" w:tentative="1">
+      <w:start w:val="1"/>
+      <w:numFmt w:val="bullet"/>
+      <w:lvlText w:val=""/>
+      <w:lvlJc w:val="left"/>
+      <w:pPr>
+        <w:ind w:left="2880" w:hanging="360"/>
+      </w:pPr>
+      <w:rPr>
+        <w:rFonts w:ascii="Symbol" w:hAnsi="Symbol" w:hint="default"/>
+      </w:rPr>
+    </w:lvl>
+    <w:lvl w:ilvl="4" w:tplc="04090003" w:tentative="1">
+      <w:start w:val="1"/>
+      <w:numFmt w:val="bullet"/>
+      <w:lvlText w:val="o"/>
+      <w:lvlJc w:val="left"/>
+      <w:pPr>
+        <w:ind w:left="3600" w:hanging="360"/>
+      </w:pPr>
+      <w:rPr>
+        <w:rFonts w:ascii="Courier New" w:hAnsi="Courier New" w:cs="Courier New" w:hint="default"/>
+      </w:rPr>
+    </w:lvl>
+    <w:lvl w:ilvl="5" w:tplc="04090005" w:tentative="1">
+      <w:start w:val="1"/>
+      <w:numFmt w:val="bullet"/>
+      <w:lvlText w:val=""/>
+      <w:lvlJc w:val="left"/>
+      <w:pPr>
+        <w:ind w:left="4320" w:hanging="360"/>
+      </w:pPr>
+      <w:rPr>
+        <w:rFonts w:ascii="Wingdings" w:hAnsi="Wingdings" w:hint="default"/>
+      </w:rPr>
+    </w:lvl>
+    <w:lvl w:ilvl="6" w:tplc="04090001" w:tentative="1">
+      <w:start w:val="1"/>
+      <w:numFmt w:val="bullet"/>
+      <w:lvlText w:val=""/>
+      <w:lvlJc w:val="left"/>
+      <w:pPr>
+        <w:ind w:left="5040" w:hanging="360"/>
+      </w:pPr>
+      <w:rPr>
+        <w:rFonts w:ascii="Symbol" w:hAnsi="Symbol" w:hint="default"/>
+      </w:rPr>
+    </w:lvl>
+    <w:lvl w:ilvl="7" w:tplc="04090003" w:tentative="1">
+      <w:start w:val="1"/>
+      <w:numFmt w:val="bullet"/>
+      <w:lvlText w:val="o"/>
+      <w:lvlJc w:val="left"/>
+      <w:pPr>
+        <w:ind w:left="5760" w:hanging="360"/>
+      </w:pPr>
+      <w:rPr>
+        <w:rFonts w:ascii="Courier New" w:hAnsi="Courier New" w:cs="Courier New" w:hint="default"/>
+      </w:rPr>
+    </w:lvl>
+    <w:lvl w:ilvl="8" w:tplc="04090005" w:tentative="1">
+      <w:start w:val="1"/>
+      <w:numFmt w:val="bullet"/>
+      <w:lvlText w:val=""/>
+      <w:lvlJc w:val="left"/>
+      <w:pPr>
+        <w:ind w:left="6480" w:hanging="360"/>
+      </w:pPr>
+      <w:rPr>
+        <w:rFonts w:ascii="Wingdings" w:hAnsi="Wingdings" w:hint="default"/>
+      </w:rPr>
+    </w:lvl>
+  </w:abstractNum>
+  <w:abstractNum w:abstractNumId="12" w15:restartNumberingAfterBreak="0">
     <w:nsid w:val="4FDC7B8A"/>
     <w:multiLevelType w:val="hybridMultilevel"/>
     <w:tmpl w:val="5A503DD4"/>
@@ -1851,7 +2953,7 @@
       </w:rPr>
     </w:lvl>
   </w:abstractNum>
-  <w:abstractNum w:abstractNumId="6" w15:restartNumberingAfterBreak="0">
+  <w:abstractNum w:abstractNumId="13" w15:restartNumberingAfterBreak="0">
     <w:nsid w:val="502979A8"/>
     <w:multiLevelType w:val="hybridMultilevel"/>
     <w:tmpl w:val="E3304D90"/>
@@ -1964,7 +3066,7 @@
       </w:rPr>
     </w:lvl>
   </w:abstractNum>
-  <w:abstractNum w:abstractNumId="7" w15:restartNumberingAfterBreak="0">
+  <w:abstractNum w:abstractNumId="14" w15:restartNumberingAfterBreak="0">
     <w:nsid w:val="52A3095C"/>
     <w:multiLevelType w:val="multilevel"/>
     <w:tmpl w:val="85A20A26"/>
@@ -2113,7 +3215,120 @@
       </w:rPr>
     </w:lvl>
   </w:abstractNum>
-  <w:abstractNum w:abstractNumId="8" w15:restartNumberingAfterBreak="0">
+  <w:abstractNum w:abstractNumId="15" w15:restartNumberingAfterBreak="0">
+    <w:nsid w:val="5DEC7F27"/>
+    <w:multiLevelType w:val="hybridMultilevel"/>
+    <w:tmpl w:val="7A5CA5CA"/>
+    <w:lvl w:ilvl="0" w:tplc="04090001">
+      <w:start w:val="1"/>
+      <w:numFmt w:val="bullet"/>
+      <w:lvlText w:val=""/>
+      <w:lvlJc w:val="left"/>
+      <w:pPr>
+        <w:ind w:left="720" w:hanging="360"/>
+      </w:pPr>
+      <w:rPr>
+        <w:rFonts w:ascii="Symbol" w:hAnsi="Symbol" w:hint="default"/>
+      </w:rPr>
+    </w:lvl>
+    <w:lvl w:ilvl="1" w:tplc="04090003" w:tentative="1">
+      <w:start w:val="1"/>
+      <w:numFmt w:val="bullet"/>
+      <w:lvlText w:val="o"/>
+      <w:lvlJc w:val="left"/>
+      <w:pPr>
+        <w:ind w:left="1440" w:hanging="360"/>
+      </w:pPr>
+      <w:rPr>
+        <w:rFonts w:ascii="Courier New" w:hAnsi="Courier New" w:cs="Courier New" w:hint="default"/>
+      </w:rPr>
+    </w:lvl>
+    <w:lvl w:ilvl="2" w:tplc="04090005" w:tentative="1">
+      <w:start w:val="1"/>
+      <w:numFmt w:val="bullet"/>
+      <w:lvlText w:val=""/>
+      <w:lvlJc w:val="left"/>
+      <w:pPr>
+        <w:ind w:left="2160" w:hanging="360"/>
+      </w:pPr>
+      <w:rPr>
+        <w:rFonts w:ascii="Wingdings" w:hAnsi="Wingdings" w:hint="default"/>
+      </w:rPr>
+    </w:lvl>
+    <w:lvl w:ilvl="3" w:tplc="04090001" w:tentative="1">
+      <w:start w:val="1"/>
+      <w:numFmt w:val="bullet"/>
+      <w:lvlText w:val=""/>
+      <w:lvlJc w:val="left"/>
+      <w:pPr>
+        <w:ind w:left="2880" w:hanging="360"/>
+      </w:pPr>
+      <w:rPr>
+        <w:rFonts w:ascii="Symbol" w:hAnsi="Symbol" w:hint="default"/>
+      </w:rPr>
+    </w:lvl>
+    <w:lvl w:ilvl="4" w:tplc="04090003" w:tentative="1">
+      <w:start w:val="1"/>
+      <w:numFmt w:val="bullet"/>
+      <w:lvlText w:val="o"/>
+      <w:lvlJc w:val="left"/>
+      <w:pPr>
+        <w:ind w:left="3600" w:hanging="360"/>
+      </w:pPr>
+      <w:rPr>
+        <w:rFonts w:ascii="Courier New" w:hAnsi="Courier New" w:cs="Courier New" w:hint="default"/>
+      </w:rPr>
+    </w:lvl>
+    <w:lvl w:ilvl="5" w:tplc="04090005" w:tentative="1">
+      <w:start w:val="1"/>
+      <w:numFmt w:val="bullet"/>
+      <w:lvlText w:val=""/>
+      <w:lvlJc w:val="left"/>
+      <w:pPr>
+        <w:ind w:left="4320" w:hanging="360"/>
+      </w:pPr>
+      <w:rPr>
+        <w:rFonts w:ascii="Wingdings" w:hAnsi="Wingdings" w:hint="default"/>
+      </w:rPr>
+    </w:lvl>
+    <w:lvl w:ilvl="6" w:tplc="04090001" w:tentative="1">
+      <w:start w:val="1"/>
+      <w:numFmt w:val="bullet"/>
+      <w:lvlText w:val=""/>
+      <w:lvlJc w:val="left"/>
+      <w:pPr>
+        <w:ind w:left="5040" w:hanging="360"/>
+      </w:pPr>
+      <w:rPr>
+        <w:rFonts w:ascii="Symbol" w:hAnsi="Symbol" w:hint="default"/>
+      </w:rPr>
+    </w:lvl>
+    <w:lvl w:ilvl="7" w:tplc="04090003" w:tentative="1">
+      <w:start w:val="1"/>
+      <w:numFmt w:val="bullet"/>
+      <w:lvlText w:val="o"/>
+      <w:lvlJc w:val="left"/>
+      <w:pPr>
+        <w:ind w:left="5760" w:hanging="360"/>
+      </w:pPr>
+      <w:rPr>
+        <w:rFonts w:ascii="Courier New" w:hAnsi="Courier New" w:cs="Courier New" w:hint="default"/>
+      </w:rPr>
+    </w:lvl>
+    <w:lvl w:ilvl="8" w:tplc="04090005" w:tentative="1">
+      <w:start w:val="1"/>
+      <w:numFmt w:val="bullet"/>
+      <w:lvlText w:val=""/>
+      <w:lvlJc w:val="left"/>
+      <w:pPr>
+        <w:ind w:left="6480" w:hanging="360"/>
+      </w:pPr>
+      <w:rPr>
+        <w:rFonts w:ascii="Wingdings" w:hAnsi="Wingdings" w:hint="default"/>
+      </w:rPr>
+    </w:lvl>
+  </w:abstractNum>
+  <w:abstractNum w:abstractNumId="16" w15:restartNumberingAfterBreak="0">
     <w:nsid w:val="6B6F49F5"/>
     <w:multiLevelType w:val="hybridMultilevel"/>
     <w:tmpl w:val="F2B6C0C8"/>
@@ -2226,7 +3441,7 @@
       </w:rPr>
     </w:lvl>
   </w:abstractNum>
-  <w:abstractNum w:abstractNumId="9" w15:restartNumberingAfterBreak="0">
+  <w:abstractNum w:abstractNumId="17" w15:restartNumberingAfterBreak="0">
     <w:nsid w:val="6DDE24D7"/>
     <w:multiLevelType w:val="hybridMultilevel"/>
     <w:tmpl w:val="FED86C4C"/>
@@ -2339,7 +3554,7 @@
       </w:rPr>
     </w:lvl>
   </w:abstractNum>
-  <w:abstractNum w:abstractNumId="10" w15:restartNumberingAfterBreak="0">
+  <w:abstractNum w:abstractNumId="18" w15:restartNumberingAfterBreak="0">
     <w:nsid w:val="75E23126"/>
     <w:multiLevelType w:val="multilevel"/>
     <w:tmpl w:val="69F2EA2C"/>
@@ -2488,38 +3703,366 @@
       </w:rPr>
     </w:lvl>
   </w:abstractNum>
+  <w:abstractNum w:abstractNumId="19" w15:restartNumberingAfterBreak="0">
+    <w:nsid w:val="75F87BCC"/>
+    <w:multiLevelType w:val="multilevel"/>
+    <w:tmpl w:val="27B468D8"/>
+    <w:lvl w:ilvl="0">
+      <w:start w:val="1"/>
+      <w:numFmt w:val="bullet"/>
+      <w:lvlText w:val=""/>
+      <w:lvlJc w:val="left"/>
+      <w:pPr>
+        <w:tabs>
+          <w:tab w:val="num" w:pos="720"/>
+        </w:tabs>
+        <w:ind w:left="720" w:hanging="360"/>
+      </w:pPr>
+      <w:rPr>
+        <w:rFonts w:ascii="Symbol" w:hAnsi="Symbol" w:hint="default"/>
+        <w:sz w:val="20"/>
+      </w:rPr>
+    </w:lvl>
+    <w:lvl w:ilvl="1" w:tentative="1">
+      <w:start w:val="1"/>
+      <w:numFmt w:val="bullet"/>
+      <w:lvlText w:val="o"/>
+      <w:lvlJc w:val="left"/>
+      <w:pPr>
+        <w:tabs>
+          <w:tab w:val="num" w:pos="1440"/>
+        </w:tabs>
+        <w:ind w:left="1440" w:hanging="360"/>
+      </w:pPr>
+      <w:rPr>
+        <w:rFonts w:ascii="Courier New" w:hAnsi="Courier New" w:hint="default"/>
+        <w:sz w:val="20"/>
+      </w:rPr>
+    </w:lvl>
+    <w:lvl w:ilvl="2" w:tentative="1">
+      <w:start w:val="1"/>
+      <w:numFmt w:val="bullet"/>
+      <w:lvlText w:val=""/>
+      <w:lvlJc w:val="left"/>
+      <w:pPr>
+        <w:tabs>
+          <w:tab w:val="num" w:pos="2160"/>
+        </w:tabs>
+        <w:ind w:left="2160" w:hanging="360"/>
+      </w:pPr>
+      <w:rPr>
+        <w:rFonts w:ascii="Wingdings" w:hAnsi="Wingdings" w:hint="default"/>
+        <w:sz w:val="20"/>
+      </w:rPr>
+    </w:lvl>
+    <w:lvl w:ilvl="3" w:tentative="1">
+      <w:start w:val="1"/>
+      <w:numFmt w:val="bullet"/>
+      <w:lvlText w:val=""/>
+      <w:lvlJc w:val="left"/>
+      <w:pPr>
+        <w:tabs>
+          <w:tab w:val="num" w:pos="2880"/>
+        </w:tabs>
+        <w:ind w:left="2880" w:hanging="360"/>
+      </w:pPr>
+      <w:rPr>
+        <w:rFonts w:ascii="Wingdings" w:hAnsi="Wingdings" w:hint="default"/>
+        <w:sz w:val="20"/>
+      </w:rPr>
+    </w:lvl>
+    <w:lvl w:ilvl="4" w:tentative="1">
+      <w:start w:val="1"/>
+      <w:numFmt w:val="bullet"/>
+      <w:lvlText w:val=""/>
+      <w:lvlJc w:val="left"/>
+      <w:pPr>
+        <w:tabs>
+          <w:tab w:val="num" w:pos="3600"/>
+        </w:tabs>
+        <w:ind w:left="3600" w:hanging="360"/>
+      </w:pPr>
+      <w:rPr>
+        <w:rFonts w:ascii="Wingdings" w:hAnsi="Wingdings" w:hint="default"/>
+        <w:sz w:val="20"/>
+      </w:rPr>
+    </w:lvl>
+    <w:lvl w:ilvl="5" w:tentative="1">
+      <w:start w:val="1"/>
+      <w:numFmt w:val="bullet"/>
+      <w:lvlText w:val=""/>
+      <w:lvlJc w:val="left"/>
+      <w:pPr>
+        <w:tabs>
+          <w:tab w:val="num" w:pos="4320"/>
+        </w:tabs>
+        <w:ind w:left="4320" w:hanging="360"/>
+      </w:pPr>
+      <w:rPr>
+        <w:rFonts w:ascii="Wingdings" w:hAnsi="Wingdings" w:hint="default"/>
+        <w:sz w:val="20"/>
+      </w:rPr>
+    </w:lvl>
+    <w:lvl w:ilvl="6" w:tentative="1">
+      <w:start w:val="1"/>
+      <w:numFmt w:val="bullet"/>
+      <w:lvlText w:val=""/>
+      <w:lvlJc w:val="left"/>
+      <w:pPr>
+        <w:tabs>
+          <w:tab w:val="num" w:pos="5040"/>
+        </w:tabs>
+        <w:ind w:left="5040" w:hanging="360"/>
+      </w:pPr>
+      <w:rPr>
+        <w:rFonts w:ascii="Wingdings" w:hAnsi="Wingdings" w:hint="default"/>
+        <w:sz w:val="20"/>
+      </w:rPr>
+    </w:lvl>
+    <w:lvl w:ilvl="7" w:tentative="1">
+      <w:start w:val="1"/>
+      <w:numFmt w:val="bullet"/>
+      <w:lvlText w:val=""/>
+      <w:lvlJc w:val="left"/>
+      <w:pPr>
+        <w:tabs>
+          <w:tab w:val="num" w:pos="5760"/>
+        </w:tabs>
+        <w:ind w:left="5760" w:hanging="360"/>
+      </w:pPr>
+      <w:rPr>
+        <w:rFonts w:ascii="Wingdings" w:hAnsi="Wingdings" w:hint="default"/>
+        <w:sz w:val="20"/>
+      </w:rPr>
+    </w:lvl>
+    <w:lvl w:ilvl="8" w:tentative="1">
+      <w:start w:val="1"/>
+      <w:numFmt w:val="bullet"/>
+      <w:lvlText w:val=""/>
+      <w:lvlJc w:val="left"/>
+      <w:pPr>
+        <w:tabs>
+          <w:tab w:val="num" w:pos="6480"/>
+        </w:tabs>
+        <w:ind w:left="6480" w:hanging="360"/>
+      </w:pPr>
+      <w:rPr>
+        <w:rFonts w:ascii="Wingdings" w:hAnsi="Wingdings" w:hint="default"/>
+        <w:sz w:val="20"/>
+      </w:rPr>
+    </w:lvl>
+  </w:abstractNum>
+  <w:abstractNum w:abstractNumId="20" w15:restartNumberingAfterBreak="0">
+    <w:nsid w:val="7AAA1299"/>
+    <w:multiLevelType w:val="multilevel"/>
+    <w:tmpl w:val="76CCD5E2"/>
+    <w:lvl w:ilvl="0">
+      <w:start w:val="1"/>
+      <w:numFmt w:val="bullet"/>
+      <w:lvlText w:val=""/>
+      <w:lvlJc w:val="left"/>
+      <w:pPr>
+        <w:tabs>
+          <w:tab w:val="num" w:pos="720"/>
+        </w:tabs>
+        <w:ind w:left="720" w:hanging="360"/>
+      </w:pPr>
+      <w:rPr>
+        <w:rFonts w:ascii="Symbol" w:hAnsi="Symbol" w:hint="default"/>
+        <w:sz w:val="20"/>
+      </w:rPr>
+    </w:lvl>
+    <w:lvl w:ilvl="1" w:tentative="1">
+      <w:start w:val="1"/>
+      <w:numFmt w:val="bullet"/>
+      <w:lvlText w:val="o"/>
+      <w:lvlJc w:val="left"/>
+      <w:pPr>
+        <w:tabs>
+          <w:tab w:val="num" w:pos="1440"/>
+        </w:tabs>
+        <w:ind w:left="1440" w:hanging="360"/>
+      </w:pPr>
+      <w:rPr>
+        <w:rFonts w:ascii="Courier New" w:hAnsi="Courier New" w:hint="default"/>
+        <w:sz w:val="20"/>
+      </w:rPr>
+    </w:lvl>
+    <w:lvl w:ilvl="2" w:tentative="1">
+      <w:start w:val="1"/>
+      <w:numFmt w:val="bullet"/>
+      <w:lvlText w:val=""/>
+      <w:lvlJc w:val="left"/>
+      <w:pPr>
+        <w:tabs>
+          <w:tab w:val="num" w:pos="2160"/>
+        </w:tabs>
+        <w:ind w:left="2160" w:hanging="360"/>
+      </w:pPr>
+      <w:rPr>
+        <w:rFonts w:ascii="Wingdings" w:hAnsi="Wingdings" w:hint="default"/>
+        <w:sz w:val="20"/>
+      </w:rPr>
+    </w:lvl>
+    <w:lvl w:ilvl="3" w:tentative="1">
+      <w:start w:val="1"/>
+      <w:numFmt w:val="bullet"/>
+      <w:lvlText w:val=""/>
+      <w:lvlJc w:val="left"/>
+      <w:pPr>
+        <w:tabs>
+          <w:tab w:val="num" w:pos="2880"/>
+        </w:tabs>
+        <w:ind w:left="2880" w:hanging="360"/>
+      </w:pPr>
+      <w:rPr>
+        <w:rFonts w:ascii="Wingdings" w:hAnsi="Wingdings" w:hint="default"/>
+        <w:sz w:val="20"/>
+      </w:rPr>
+    </w:lvl>
+    <w:lvl w:ilvl="4" w:tentative="1">
+      <w:start w:val="1"/>
+      <w:numFmt w:val="bullet"/>
+      <w:lvlText w:val=""/>
+      <w:lvlJc w:val="left"/>
+      <w:pPr>
+        <w:tabs>
+          <w:tab w:val="num" w:pos="3600"/>
+        </w:tabs>
+        <w:ind w:left="3600" w:hanging="360"/>
+      </w:pPr>
+      <w:rPr>
+        <w:rFonts w:ascii="Wingdings" w:hAnsi="Wingdings" w:hint="default"/>
+        <w:sz w:val="20"/>
+      </w:rPr>
+    </w:lvl>
+    <w:lvl w:ilvl="5" w:tentative="1">
+      <w:start w:val="1"/>
+      <w:numFmt w:val="bullet"/>
+      <w:lvlText w:val=""/>
+      <w:lvlJc w:val="left"/>
+      <w:pPr>
+        <w:tabs>
+          <w:tab w:val="num" w:pos="4320"/>
+        </w:tabs>
+        <w:ind w:left="4320" w:hanging="360"/>
+      </w:pPr>
+      <w:rPr>
+        <w:rFonts w:ascii="Wingdings" w:hAnsi="Wingdings" w:hint="default"/>
+        <w:sz w:val="20"/>
+      </w:rPr>
+    </w:lvl>
+    <w:lvl w:ilvl="6" w:tentative="1">
+      <w:start w:val="1"/>
+      <w:numFmt w:val="bullet"/>
+      <w:lvlText w:val=""/>
+      <w:lvlJc w:val="left"/>
+      <w:pPr>
+        <w:tabs>
+          <w:tab w:val="num" w:pos="5040"/>
+        </w:tabs>
+        <w:ind w:left="5040" w:hanging="360"/>
+      </w:pPr>
+      <w:rPr>
+        <w:rFonts w:ascii="Wingdings" w:hAnsi="Wingdings" w:hint="default"/>
+        <w:sz w:val="20"/>
+      </w:rPr>
+    </w:lvl>
+    <w:lvl w:ilvl="7" w:tentative="1">
+      <w:start w:val="1"/>
+      <w:numFmt w:val="bullet"/>
+      <w:lvlText w:val=""/>
+      <w:lvlJc w:val="left"/>
+      <w:pPr>
+        <w:tabs>
+          <w:tab w:val="num" w:pos="5760"/>
+        </w:tabs>
+        <w:ind w:left="5760" w:hanging="360"/>
+      </w:pPr>
+      <w:rPr>
+        <w:rFonts w:ascii="Wingdings" w:hAnsi="Wingdings" w:hint="default"/>
+        <w:sz w:val="20"/>
+      </w:rPr>
+    </w:lvl>
+    <w:lvl w:ilvl="8" w:tentative="1">
+      <w:start w:val="1"/>
+      <w:numFmt w:val="bullet"/>
+      <w:lvlText w:val=""/>
+      <w:lvlJc w:val="left"/>
+      <w:pPr>
+        <w:tabs>
+          <w:tab w:val="num" w:pos="6480"/>
+        </w:tabs>
+        <w:ind w:left="6480" w:hanging="360"/>
+      </w:pPr>
+      <w:rPr>
+        <w:rFonts w:ascii="Wingdings" w:hAnsi="Wingdings" w:hint="default"/>
+        <w:sz w:val="20"/>
+      </w:rPr>
+    </w:lvl>
+  </w:abstractNum>
   <w:num w:numId="1" w16cid:durableId="1263689113">
-    <w:abstractNumId w:val="9"/>
+    <w:abstractNumId w:val="17"/>
   </w:num>
   <w:num w:numId="2" w16cid:durableId="119687716">
-    <w:abstractNumId w:val="1"/>
+    <w:abstractNumId w:val="2"/>
   </w:num>
   <w:num w:numId="3" w16cid:durableId="145051863">
-    <w:abstractNumId w:val="2"/>
+    <w:abstractNumId w:val="3"/>
   </w:num>
   <w:num w:numId="4" w16cid:durableId="1343164543">
     <w:abstractNumId w:val="0"/>
   </w:num>
   <w:num w:numId="5" w16cid:durableId="1509175207">
+    <w:abstractNumId w:val="13"/>
+  </w:num>
+  <w:num w:numId="6" w16cid:durableId="281958017">
+    <w:abstractNumId w:val="18"/>
+  </w:num>
+  <w:num w:numId="7" w16cid:durableId="259801013">
+    <w:abstractNumId w:val="9"/>
+  </w:num>
+  <w:num w:numId="8" w16cid:durableId="1398891771">
+    <w:abstractNumId w:val="14"/>
+  </w:num>
+  <w:num w:numId="9" w16cid:durableId="265622961">
+    <w:abstractNumId w:val="16"/>
+  </w:num>
+  <w:num w:numId="10" w16cid:durableId="83041566">
+    <w:abstractNumId w:val="8"/>
+  </w:num>
+  <w:num w:numId="11" w16cid:durableId="909080669">
+    <w:abstractNumId w:val="12"/>
+  </w:num>
+  <w:num w:numId="12" w16cid:durableId="1597051640">
+    <w:abstractNumId w:val="19"/>
+  </w:num>
+  <w:num w:numId="13" w16cid:durableId="748309619">
     <w:abstractNumId w:val="6"/>
   </w:num>
-  <w:num w:numId="6" w16cid:durableId="281958017">
+  <w:num w:numId="14" w16cid:durableId="689644560">
+    <w:abstractNumId w:val="11"/>
+  </w:num>
+  <w:num w:numId="15" w16cid:durableId="2143577168">
+    <w:abstractNumId w:val="20"/>
+  </w:num>
+  <w:num w:numId="16" w16cid:durableId="1544828841">
+    <w:abstractNumId w:val="5"/>
+  </w:num>
+  <w:num w:numId="17" w16cid:durableId="1703823156">
+    <w:abstractNumId w:val="15"/>
+  </w:num>
+  <w:num w:numId="18" w16cid:durableId="478689126">
+    <w:abstractNumId w:val="4"/>
+  </w:num>
+  <w:num w:numId="19" w16cid:durableId="1153833832">
+    <w:abstractNumId w:val="7"/>
+  </w:num>
+  <w:num w:numId="20" w16cid:durableId="2103796620">
     <w:abstractNumId w:val="10"/>
   </w:num>
-  <w:num w:numId="7" w16cid:durableId="259801013">
-    <w:abstractNumId w:val="4"/>
-  </w:num>
-  <w:num w:numId="8" w16cid:durableId="1398891771">
-    <w:abstractNumId w:val="7"/>
-  </w:num>
-  <w:num w:numId="9" w16cid:durableId="265622961">
-    <w:abstractNumId w:val="8"/>
-  </w:num>
-  <w:num w:numId="10" w16cid:durableId="83041566">
-    <w:abstractNumId w:val="3"/>
-  </w:num>
-  <w:num w:numId="11" w16cid:durableId="909080669">
-    <w:abstractNumId w:val="5"/>
+  <w:num w:numId="21" w16cid:durableId="827866215">
+    <w:abstractNumId w:val="1"/>
   </w:num>
 </w:numbering>
 </file>

--- a/networking/Networking notes.docx
+++ b/networking/Networking notes.docx
@@ -7,10 +7,64 @@
         <w:pStyle w:val="Heading1"/>
       </w:pPr>
       <w:r>
-        <w:t xml:space="preserve">Useful </w:t>
-      </w:r>
-      <w:r>
-        <w:t>CLI tools</w:t>
+        <w:t>Bridge</w:t>
+      </w:r>
+    </w:p>
+    <w:p>
+      <w:r>
+        <w:t xml:space="preserve">A bridge connects multiple network interfaces </w:t>
+      </w:r>
+      <w:r>
+        <w:t>at Layer 2 of the OSI model</w:t>
+      </w:r>
+      <w:r>
+        <w:t xml:space="preserve"> so they can communicate as </w:t>
+      </w:r>
+      <w:r>
+        <w:t>if they are part of the same LAN (without using the internet).</w:t>
+      </w:r>
+    </w:p>
+    <w:p>
+      <w:r>
+        <w:t xml:space="preserve">For example it can enable communication between computers, containers, VMs or Kubernetes Pods </w:t>
+      </w:r>
+      <w:r>
+        <w:t>as if they are on the same local network</w:t>
+      </w:r>
+      <w:r>
+        <w:t>.</w:t>
+      </w:r>
+    </w:p>
+    <w:p>
+      <w:pPr>
+        <w:pStyle w:val="Heading1"/>
+      </w:pPr>
+      <w:r>
+        <w:t>DNS</w:t>
+      </w:r>
+    </w:p>
+    <w:p>
+      <w:r>
+        <w:t>DNS is a server used for translating domain (DNS) names into IP addresses and vice versa.</w:t>
+      </w:r>
+    </w:p>
+    <w:p>
+      <w:r>
+        <w:t>/etc/resolv.conf</w:t>
+      </w:r>
+      <w:r>
+        <w:t xml:space="preserve"> file contains information about IP addresses of the DNS servers which are used for translating DNS names.</w:t>
+      </w:r>
+    </w:p>
+    <w:p>
+      <w:r>
+        <w:t xml:space="preserve">In the </w:t>
+      </w:r>
+      <w:r>
+        <w:t>resolv.conf</w:t>
+      </w:r>
+      <w:r>
+        <w:t xml:space="preserve"> file there might be written:</w:t>
       </w:r>
     </w:p>
     <w:p>
@@ -18,14 +72,11 @@
         <w:pStyle w:val="ListParagraph"/>
         <w:numPr>
           <w:ilvl w:val="0"/>
-          <w:numId w:val="2"/>
-        </w:numPr>
-      </w:pPr>
-      <w:r>
-        <w:t>Nslookup</w:t>
-      </w:r>
-      <w:r>
-        <w:t xml:space="preserve"> – it can check corresponding IP address for a domain name and vice versa</w:t>
+          <w:numId w:val="1"/>
+        </w:numPr>
+      </w:pPr>
+      <w:r>
+        <w:t>search domain-name-1 domain-name-2 …</w:t>
       </w:r>
     </w:p>
     <w:p>
@@ -33,86 +84,26 @@
         <w:pStyle w:val="ListParagraph"/>
         <w:numPr>
           <w:ilvl w:val="0"/>
-          <w:numId w:val="2"/>
-        </w:numPr>
-      </w:pPr>
-      <w:r>
-        <w:t>Iptables</w:t>
-      </w:r>
-      <w:r>
-        <w:t xml:space="preserve"> – it is a tool used for setting up</w:t>
-      </w:r>
-      <w:r>
-        <w:t xml:space="preserve"> for example</w:t>
-      </w:r>
-      <w:r>
-        <w:t xml:space="preserve"> firewall rules.</w:t>
-      </w:r>
-    </w:p>
-    <w:p>
-      <w:pPr>
-        <w:pStyle w:val="ListParagraph"/>
-        <w:numPr>
-          <w:ilvl w:val="0"/>
-          <w:numId w:val="2"/>
-        </w:numPr>
-      </w:pPr>
-      <w:r>
-        <w:t>Ping – test network connectivity</w:t>
-      </w:r>
-    </w:p>
-    <w:p>
-      <w:pPr>
-        <w:pStyle w:val="ListParagraph"/>
-        <w:numPr>
-          <w:ilvl w:val="0"/>
-          <w:numId w:val="2"/>
-        </w:numPr>
-      </w:pPr>
-      <w:r>
-        <w:t>traceroute / tracert</w:t>
-      </w:r>
-      <w:r>
-        <w:t xml:space="preserve"> - </w:t>
-      </w:r>
-      <w:r>
-        <w:t>See the path traffic takes to a destination</w:t>
-      </w:r>
-    </w:p>
-    <w:p>
-      <w:pPr>
-        <w:pStyle w:val="ListParagraph"/>
-        <w:numPr>
-          <w:ilvl w:val="0"/>
-          <w:numId w:val="2"/>
-        </w:numPr>
-      </w:pPr>
-      <w:r>
-        <w:t>netstat / ss</w:t>
-      </w:r>
-      <w:r>
-        <w:t xml:space="preserve"> - </w:t>
-      </w:r>
-      <w:r>
-        <w:t>View open ports and network connections</w:t>
-      </w:r>
-    </w:p>
-    <w:p>
-      <w:pPr>
-        <w:pStyle w:val="ListParagraph"/>
-        <w:numPr>
-          <w:ilvl w:val="0"/>
-          <w:numId w:val="2"/>
-        </w:numPr>
-      </w:pPr>
-      <w:r>
-        <w:t>tcpdump / wireshark</w:t>
-      </w:r>
-      <w:r>
-        <w:t xml:space="preserve"> - </w:t>
-      </w:r>
-      <w:r>
-        <w:t>Capture and analyze network packets</w:t>
+          <w:numId w:val="1"/>
+        </w:numPr>
+      </w:pPr>
+      <w:r>
+        <w:t>Options ndots:x</w:t>
+      </w:r>
+    </w:p>
+    <w:p>
+      <w:r>
+        <w:t xml:space="preserve">That means there need to be at least x dots in the domain name in order to be treated as FQDN. </w:t>
+      </w:r>
+    </w:p>
+    <w:p>
+      <w:r>
+        <w:t>So if host tries to resolve a domain name which has less than x dots, then it will try to append domain names from the ‘search’ field to the domain name which it is trying to resolve.</w:t>
+      </w:r>
+    </w:p>
+    <w:p>
+      <w:r>
+        <w:t>There might be a situation that host will try to use only the first domain name from the ‘search’ field and if it fails it will not try other names.</w:t>
       </w:r>
     </w:p>
     <w:p>
@@ -166,7 +157,254 @@
         </w:numPr>
       </w:pPr>
       <w:r>
+        <w:lastRenderedPageBreak/>
         <w:t>Protocol (such as TCP or UDP, specifying how data is transmitted).</w:t>
+      </w:r>
+    </w:p>
+    <w:p>
+      <w:pPr>
+        <w:pStyle w:val="Heading1"/>
+      </w:pPr>
+      <w:r>
+        <w:t>Ethernet</w:t>
+      </w:r>
+    </w:p>
+    <w:p>
+      <w:r>
+        <w:t>Ethernet is a protocol used to send data between devices in a LAN.</w:t>
+      </w:r>
+    </w:p>
+    <w:p>
+      <w:r>
+        <w:t xml:space="preserve">It works at Layer 2 </w:t>
+      </w:r>
+      <w:r>
+        <w:t>of the OSI model (Data Link Layer).</w:t>
+      </w:r>
+    </w:p>
+    <w:p>
+      <w:r>
+        <w:t>For example when we plug in a network cable into a computer, Ethernet is used to send data over that cable.</w:t>
+      </w:r>
+    </w:p>
+    <w:p>
+      <w:pPr>
+        <w:pStyle w:val="Heading1"/>
+      </w:pPr>
+      <w:r>
+        <w:t>Firewall</w:t>
+      </w:r>
+    </w:p>
+    <w:p>
+      <w:r>
+        <w:t>It is a set of rules regarding what traffic is allowed (on which ports, from which IPs, using which protocols etc).</w:t>
+      </w:r>
+    </w:p>
+    <w:p>
+      <w:r>
+        <w:t>It can be set up using Netfilter.</w:t>
+      </w:r>
+    </w:p>
+    <w:p>
+      <w:pPr>
+        <w:pStyle w:val="Heading1"/>
+      </w:pPr>
+      <w:r>
+        <w:t>Gateway</w:t>
+      </w:r>
+    </w:p>
+    <w:p>
+      <w:r>
+        <w:t>A device that routes traffic from one network to another.</w:t>
+      </w:r>
+    </w:p>
+    <w:p>
+      <w:pPr>
+        <w:pStyle w:val="Heading1"/>
+      </w:pPr>
+      <w:r>
+        <w:t>IP address bits</w:t>
+      </w:r>
+    </w:p>
+    <w:p>
+      <w:r>
+        <w:t xml:space="preserve">Each Ipv4 address, like </w:t>
+      </w:r>
+      <w:r>
+        <w:t>192.168.1.0</w:t>
+      </w:r>
+      <w:r>
+        <w:t xml:space="preserve"> is a 32 bit number. </w:t>
+      </w:r>
+    </w:p>
+    <w:p>
+      <w:r>
+        <w:t>It consists of 4 numbers separated by dots, in that case 192, 168, 1 and 0, and each number is represented as 8 bits.</w:t>
+      </w:r>
+    </w:p>
+    <w:p>
+      <w:pPr>
+        <w:pStyle w:val="Heading2"/>
+      </w:pPr>
+      <w:r>
+        <w:t>CIDR</w:t>
+      </w:r>
+    </w:p>
+    <w:p>
+      <w:r>
+        <w:t>CIDR is a way specifying an IP address range.</w:t>
+      </w:r>
+    </w:p>
+    <w:p>
+      <w:r>
+        <w:t>It uses CIDR blocks which looks like this:</w:t>
+      </w:r>
+    </w:p>
+    <w:p>
+      <w:pPr>
+        <w:pStyle w:val="ListParagraph"/>
+        <w:numPr>
+          <w:ilvl w:val="0"/>
+          <w:numId w:val="21"/>
+        </w:numPr>
+      </w:pPr>
+      <w:r>
+        <w:t>IP_address/x</w:t>
+      </w:r>
+    </w:p>
+    <w:p>
+      <w:r>
+        <w:t>Where x is a number between 0 and 32.</w:t>
+      </w:r>
+    </w:p>
+    <w:p>
+      <w:r>
+        <w:t>For example a CIDR block might look like this:</w:t>
+      </w:r>
+    </w:p>
+    <w:p>
+      <w:pPr>
+        <w:pStyle w:val="ListParagraph"/>
+        <w:numPr>
+          <w:ilvl w:val="0"/>
+          <w:numId w:val="20"/>
+        </w:numPr>
+      </w:pPr>
+      <w:r>
+        <w:t>192.168.1.0/24</w:t>
+      </w:r>
+    </w:p>
+    <w:p>
+      <w:r>
+        <w:t>That example CIDR block indicates that:</w:t>
+      </w:r>
+    </w:p>
+    <w:p>
+      <w:pPr>
+        <w:pStyle w:val="ListParagraph"/>
+        <w:numPr>
+          <w:ilvl w:val="0"/>
+          <w:numId w:val="20"/>
+        </w:numPr>
+      </w:pPr>
+      <w:r>
+        <w:lastRenderedPageBreak/>
+        <w:t xml:space="preserve">IP address range starts at </w:t>
+      </w:r>
+      <w:r>
+        <w:t>192.168.1.0</w:t>
+      </w:r>
+    </w:p>
+    <w:p>
+      <w:pPr>
+        <w:pStyle w:val="ListParagraph"/>
+        <w:numPr>
+          <w:ilvl w:val="0"/>
+          <w:numId w:val="20"/>
+        </w:numPr>
+      </w:pPr>
+      <w:r>
+        <w:t>/24 means that the first 24 bits out of 32 are fixed, so the remaining 8 bits are variable</w:t>
+      </w:r>
+    </w:p>
+    <w:p>
+      <w:pPr>
+        <w:pStyle w:val="ListParagraph"/>
+        <w:numPr>
+          <w:ilvl w:val="0"/>
+          <w:numId w:val="20"/>
+        </w:numPr>
+      </w:pPr>
+      <w:r>
+        <w:t>That means that this range includes 2^8 = 256 IP addresses: from</w:t>
+      </w:r>
+      <w:r>
+        <w:t>192.168.1.0 to 192.168.1.255</w:t>
+      </w:r>
+    </w:p>
+    <w:p>
+      <w:r>
+        <w:t>In order to understand what those bits means please refer to the previous section ‘IP address bits’.</w:t>
+      </w:r>
+    </w:p>
+    <w:p>
+      <w:pPr>
+        <w:pStyle w:val="Heading1"/>
+      </w:pPr>
+      <w:r>
+        <w:t>Load balancer</w:t>
+      </w:r>
+    </w:p>
+    <w:p>
+      <w:r>
+        <w:t>Load balancer distributes network traffic across multiple servers. It can redirect traffic to the least busy server.</w:t>
+      </w:r>
+    </w:p>
+    <w:p>
+      <w:pPr>
+        <w:pStyle w:val="Heading1"/>
+      </w:pPr>
+      <w:r>
+        <w:t>LAN</w:t>
+      </w:r>
+    </w:p>
+    <w:p>
+      <w:r>
+        <w:t>LAN stands for Local Area Network. It is a network of devices which communicate with each other directly, without going through the internet.</w:t>
+      </w:r>
+    </w:p>
+    <w:p>
+      <w:r>
+        <w:t xml:space="preserve">For example a laptop and phone connected to the same wi-fi or router are part of the same LAN, or laptop and a printer connected by a cable </w:t>
+      </w:r>
+      <w:r>
+        <w:t>can also be in the same LAN</w:t>
+      </w:r>
+      <w:r>
+        <w:t>.</w:t>
+      </w:r>
+    </w:p>
+    <w:p>
+      <w:pPr>
+        <w:pStyle w:val="Heading1"/>
+      </w:pPr>
+      <w:r>
+        <w:t>Network interface</w:t>
+      </w:r>
+    </w:p>
+    <w:p>
+      <w:r>
+        <w:t xml:space="preserve">Network interface specifies how computer, container, VM or Kubernetes Pod connects to a network. </w:t>
+      </w:r>
+    </w:p>
+    <w:p>
+      <w:r>
+        <w:t>It can be physical (like a network card or wi-fi adapter) or virtual (used by VMs, containers or Pods).</w:t>
+      </w:r>
+    </w:p>
+    <w:p>
+      <w:r>
+        <w:t>It acts as a gateway that allows a device to send and receive data over a network.</w:t>
       </w:r>
     </w:p>
     <w:p>
@@ -220,6 +458,7 @@
         </w:numPr>
       </w:pPr>
       <w:r>
+        <w:lastRenderedPageBreak/>
         <w:t>Local port</w:t>
       </w:r>
     </w:p>
@@ -252,429 +491,6 @@
         <w:pStyle w:val="Heading1"/>
       </w:pPr>
       <w:r>
-        <w:lastRenderedPageBreak/>
-        <w:t>Unix domain socket</w:t>
-      </w:r>
-    </w:p>
-    <w:p>
-      <w:r>
-        <w:t>A Unix Domain Socket (UDS) is a communication endpoint used for inter-process communication (IPC)</w:t>
-      </w:r>
-      <w:r>
-        <w:t>, that is a communication</w:t>
-      </w:r>
-      <w:r>
-        <w:t xml:space="preserve"> between processes running on the same host machine. </w:t>
-      </w:r>
-    </w:p>
-    <w:p>
-      <w:r>
-        <w:t>Unlike network sockets, which use IP addresses and port numbers for addressing, Unix domain sockets use file system paths as their addresses.</w:t>
-      </w:r>
-    </w:p>
-    <w:p>
-      <w:r>
-        <w:t>A Unix domain socket appears as a special file in the filesystem, which represents the communication endpoint. The file path uniquely identifies this endpoint and is used by processes to establish communication.</w:t>
-      </w:r>
-    </w:p>
-    <w:p>
-      <w:r>
-        <w:t>Because Unix domain sockets bypass the network stack, they offer faster communication compared to network sockets.</w:t>
-      </w:r>
-    </w:p>
-    <w:p>
-      <w:pPr>
-        <w:pStyle w:val="Heading1"/>
-      </w:pPr>
-      <w:r>
-        <w:t>Resolving domain names</w:t>
-      </w:r>
-    </w:p>
-    <w:p>
-      <w:r>
-        <w:t>We can assign to servers domain</w:t>
-      </w:r>
-      <w:r>
-        <w:t xml:space="preserve"> (DNS)</w:t>
-      </w:r>
-      <w:r>
-        <w:t xml:space="preserve"> names which will be used in communication instead of IP addresses.</w:t>
-      </w:r>
-    </w:p>
-    <w:p>
-      <w:r>
-        <w:t xml:space="preserve">Resolving domain names means finding an IP address matching given </w:t>
-      </w:r>
-      <w:r>
-        <w:t>DNS</w:t>
-      </w:r>
-      <w:r>
-        <w:t xml:space="preserve"> name</w:t>
-      </w:r>
-      <w:r>
-        <w:t xml:space="preserve"> and vice vers</w:t>
-      </w:r>
-      <w:r>
-        <w:t>.</w:t>
-      </w:r>
-    </w:p>
-    <w:p>
-      <w:r>
-        <w:t xml:space="preserve">DNS servers are used for resolving domain names. </w:t>
-      </w:r>
-    </w:p>
-    <w:p>
-      <w:pPr>
-        <w:pStyle w:val="Heading1"/>
-      </w:pPr>
-      <w:r>
-        <w:t>DNS</w:t>
-      </w:r>
-    </w:p>
-    <w:p>
-      <w:r>
-        <w:t>DNS is a server used for translating domain</w:t>
-      </w:r>
-      <w:r>
-        <w:t xml:space="preserve"> (DNS)</w:t>
-      </w:r>
-      <w:r>
-        <w:t xml:space="preserve"> names into IP addresses and vice versa.</w:t>
-      </w:r>
-    </w:p>
-    <w:p>
-      <w:r>
-        <w:t>/etc/resolv.conf</w:t>
-      </w:r>
-      <w:r>
-        <w:t xml:space="preserve"> file contains information about IP addresses of the DNS servers which are used for translating DNS names.</w:t>
-      </w:r>
-    </w:p>
-    <w:p>
-      <w:r>
-        <w:t xml:space="preserve">In the </w:t>
-      </w:r>
-      <w:r>
-        <w:t>resolv.conf</w:t>
-      </w:r>
-      <w:r>
-        <w:t xml:space="preserve"> file there might be written:</w:t>
-      </w:r>
-    </w:p>
-    <w:p>
-      <w:pPr>
-        <w:pStyle w:val="ListParagraph"/>
-        <w:numPr>
-          <w:ilvl w:val="0"/>
-          <w:numId w:val="1"/>
-        </w:numPr>
-      </w:pPr>
-      <w:r>
-        <w:t>search domain-name-1 domain-name-2 …</w:t>
-      </w:r>
-    </w:p>
-    <w:p>
-      <w:pPr>
-        <w:pStyle w:val="ListParagraph"/>
-        <w:numPr>
-          <w:ilvl w:val="0"/>
-          <w:numId w:val="1"/>
-        </w:numPr>
-      </w:pPr>
-      <w:r>
-        <w:t>Options ndots:x</w:t>
-      </w:r>
-    </w:p>
-    <w:p>
-      <w:r>
-        <w:t xml:space="preserve">That means there need to be at least x dots in the domain name in order to be treated as FQDN. </w:t>
-      </w:r>
-    </w:p>
-    <w:p>
-      <w:r>
-        <w:lastRenderedPageBreak/>
-        <w:t>So if host tries to resolve a domain name which has less than x dots, then it will try to append domain names from the ‘search’ field to the domain name which it is trying to resolve.</w:t>
-      </w:r>
-    </w:p>
-    <w:p>
-      <w:r>
-        <w:t>There might be a situation that host will try to use only the first domain name from the ‘search’ field and if it fails it will not try other names.</w:t>
-      </w:r>
-    </w:p>
-    <w:p>
-      <w:pPr>
-        <w:pStyle w:val="Heading1"/>
-      </w:pPr>
-      <w:r>
-        <w:t>Load balancer</w:t>
-      </w:r>
-    </w:p>
-    <w:p>
-      <w:r>
-        <w:t>Load balancer distributes</w:t>
-      </w:r>
-      <w:r>
-        <w:t xml:space="preserve"> network</w:t>
-      </w:r>
-      <w:r>
-        <w:t xml:space="preserve"> traffic across multiple servers. It can redirect traffic to the least busy server.</w:t>
-      </w:r>
-    </w:p>
-    <w:p>
-      <w:pPr>
-        <w:pStyle w:val="Heading1"/>
-      </w:pPr>
-      <w:r>
-        <w:t>Reverse proxy</w:t>
-      </w:r>
-    </w:p>
-    <w:p>
-      <w:r>
-        <w:t>It forwards client’s requests to application servers. It is a gateway between users and application servers.</w:t>
-      </w:r>
-    </w:p>
-    <w:p>
-      <w:pPr>
-        <w:pStyle w:val="Heading1"/>
-      </w:pPr>
-      <w:r>
-        <w:t>Subnet</w:t>
-      </w:r>
-    </w:p>
-    <w:p>
-      <w:r>
-        <w:t>Logically separated section of a network.</w:t>
-      </w:r>
-    </w:p>
-    <w:p>
-      <w:pPr>
-        <w:pStyle w:val="Heading1"/>
-      </w:pPr>
-      <w:r>
-        <w:t>Gateway</w:t>
-      </w:r>
-    </w:p>
-    <w:p>
-      <w:r>
-        <w:t>A device that routes traffic from one network to another.</w:t>
-      </w:r>
-    </w:p>
-    <w:p>
-      <w:pPr>
-        <w:pStyle w:val="Heading1"/>
-      </w:pPr>
-      <w:r>
-        <w:t>SSL/TLS</w:t>
-      </w:r>
-    </w:p>
-    <w:p>
-      <w:r>
-        <w:t>Protocols that secure data transfer over internet (used in HTTPS)</w:t>
-      </w:r>
-    </w:p>
-    <w:p>
-      <w:pPr>
-        <w:pStyle w:val="Heading1"/>
-      </w:pPr>
-      <w:r>
-        <w:t>VPN</w:t>
-      </w:r>
-    </w:p>
-    <w:p>
-      <w:r>
-        <w:t>Encrypts a traffic over network and routes it through a secure server.</w:t>
-      </w:r>
-    </w:p>
-    <w:p>
-      <w:pPr>
-        <w:pStyle w:val="Heading1"/>
-      </w:pPr>
-      <w:r>
-        <w:t>Protocols</w:t>
-      </w:r>
-    </w:p>
-    <w:p>
-      <w:pPr>
-        <w:pStyle w:val="Heading2"/>
-      </w:pPr>
-      <w:r>
-        <w:t>SSH</w:t>
-      </w:r>
-    </w:p>
-    <w:p>
-      <w:r>
-        <w:t>A protocol for accessing remote machines.</w:t>
-      </w:r>
-    </w:p>
-    <w:p>
-      <w:pPr>
-        <w:pStyle w:val="Heading2"/>
-      </w:pPr>
-      <w:r>
-        <w:lastRenderedPageBreak/>
-        <w:t>TCP</w:t>
-      </w:r>
-    </w:p>
-    <w:p>
-      <w:pPr>
-        <w:pStyle w:val="Heading2"/>
-      </w:pPr>
-      <w:r>
-        <w:t>HTTPS</w:t>
-      </w:r>
-    </w:p>
-    <w:p>
-      <w:pPr>
-        <w:pStyle w:val="Heading1"/>
-      </w:pPr>
-      <w:r>
-        <w:t>Packets</w:t>
-      </w:r>
-    </w:p>
-    <w:p>
-      <w:r>
-        <w:t xml:space="preserve">Data is </w:t>
-      </w:r>
-      <w:r>
-        <w:t>split into packets before being transmitted over a network</w:t>
-      </w:r>
-      <w:r>
-        <w:t>.</w:t>
-      </w:r>
-    </w:p>
-    <w:p>
-      <w:pPr>
-        <w:pStyle w:val="Heading1"/>
-      </w:pPr>
-      <w:r>
-        <w:t>LAN</w:t>
-      </w:r>
-    </w:p>
-    <w:p>
-      <w:r>
-        <w:t>LAN stands for Local Area Network. It is a network of devices which communicate with each other directly, without going through the internet.</w:t>
-      </w:r>
-    </w:p>
-    <w:p>
-      <w:r>
-        <w:t>For example a laptop and phone connected to the same wi-fi or router are part of the same LAN, or laptop and a printer connected by a cable</w:t>
-      </w:r>
-      <w:r>
-        <w:t xml:space="preserve"> </w:t>
-      </w:r>
-      <w:r>
-        <w:t>can also be in the same LAN</w:t>
-      </w:r>
-      <w:r>
-        <w:t>.</w:t>
-      </w:r>
-    </w:p>
-    <w:p>
-      <w:pPr>
-        <w:pStyle w:val="Heading1"/>
-      </w:pPr>
-      <w:r>
-        <w:t>Network interface</w:t>
-      </w:r>
-    </w:p>
-    <w:p>
-      <w:r>
-        <w:t>Network interface specifies how computer</w:t>
-      </w:r>
-      <w:r>
-        <w:t>, container, VM or Kubernetes Pod</w:t>
-      </w:r>
-      <w:r>
-        <w:t xml:space="preserve"> connects to a network. </w:t>
-      </w:r>
-    </w:p>
-    <w:p>
-      <w:r>
-        <w:t>It can be physical (like a network card or wi-fi adapter) or virtual (used by VMs</w:t>
-      </w:r>
-      <w:r>
-        <w:t>,</w:t>
-      </w:r>
-      <w:r>
-        <w:t xml:space="preserve"> containers</w:t>
-      </w:r>
-      <w:r>
-        <w:t xml:space="preserve"> or Pods</w:t>
-      </w:r>
-      <w:r>
-        <w:t>).</w:t>
-      </w:r>
-    </w:p>
-    <w:p>
-      <w:r>
-        <w:t xml:space="preserve">It </w:t>
-      </w:r>
-      <w:r>
-        <w:t>acts as</w:t>
-      </w:r>
-      <w:r>
-        <w:t xml:space="preserve"> a gateway </w:t>
-      </w:r>
-      <w:r>
-        <w:t>that allows</w:t>
-      </w:r>
-      <w:r>
-        <w:t xml:space="preserve"> a device to send and receive data over a network.</w:t>
-      </w:r>
-    </w:p>
-    <w:p>
-      <w:pPr>
-        <w:pStyle w:val="Heading1"/>
-      </w:pPr>
-      <w:r>
-        <w:t>Bridge</w:t>
-      </w:r>
-    </w:p>
-    <w:p>
-      <w:r>
-        <w:t xml:space="preserve">A bridge </w:t>
-      </w:r>
-      <w:r>
-        <w:t>connects</w:t>
-      </w:r>
-      <w:r>
-        <w:t xml:space="preserve"> multiple network interfaces</w:t>
-      </w:r>
-      <w:r>
-        <w:t xml:space="preserve"> </w:t>
-      </w:r>
-      <w:r>
-        <w:t>at Layer 2 of the OSI model</w:t>
-      </w:r>
-      <w:r>
-        <w:t xml:space="preserve"> </w:t>
-      </w:r>
-      <w:r>
-        <w:t xml:space="preserve">so they can communicate as </w:t>
-      </w:r>
-      <w:r>
-        <w:t>if they are part of the same LAN (without using the internet).</w:t>
-      </w:r>
-    </w:p>
-    <w:p>
-      <w:r>
-        <w:t>For example it can enable communication between computers, containers, VMs or Kubernetes Pods</w:t>
-      </w:r>
-      <w:r>
-        <w:t xml:space="preserve"> </w:t>
-      </w:r>
-      <w:r>
-        <w:t>as if they are on the same local network</w:t>
-      </w:r>
-      <w:r>
-        <w:t>.</w:t>
-      </w:r>
-    </w:p>
-    <w:p>
-      <w:pPr>
-        <w:pStyle w:val="Heading1"/>
-      </w:pPr>
-      <w:r>
         <w:t>Netfilter</w:t>
       </w:r>
     </w:p>
@@ -703,7 +519,6 @@
         </w:numPr>
       </w:pPr>
       <w:r>
-        <w:lastRenderedPageBreak/>
         <w:t>Decide whether to allow or block packets</w:t>
       </w:r>
     </w:p>
@@ -733,59 +548,12 @@
     </w:p>
     <w:p>
       <w:r>
-        <w:t xml:space="preserve">We can configure the Netfilter rules using for example </w:t>
-      </w:r>
-      <w:r>
-        <w:t>iptables CLI tool.</w:t>
+        <w:t>We can configure the Netfilter rules using for example iptables CLI tool.</w:t>
       </w:r>
     </w:p>
     <w:p>
       <w:r>
         <w:t>It can be used to set up firewall rules.</w:t>
-      </w:r>
-    </w:p>
-    <w:p>
-      <w:pPr>
-        <w:pStyle w:val="Heading1"/>
-      </w:pPr>
-      <w:r>
-        <w:t>Firewall</w:t>
-      </w:r>
-    </w:p>
-    <w:p>
-      <w:r>
-        <w:t>It is a set of rules regarding what traffic is allowed (on which ports, from which IPs, using which protocols etc).</w:t>
-      </w:r>
-    </w:p>
-    <w:p>
-      <w:r>
-        <w:t>It can be set up using Netfilter.</w:t>
-      </w:r>
-    </w:p>
-    <w:p>
-      <w:pPr>
-        <w:pStyle w:val="Heading1"/>
-      </w:pPr>
-      <w:r>
-        <w:t>Ethernet</w:t>
-      </w:r>
-    </w:p>
-    <w:p>
-      <w:r>
-        <w:t>Ethernet is a protocol used to send data between devices in a LAN.</w:t>
-      </w:r>
-    </w:p>
-    <w:p>
-      <w:r>
-        <w:t xml:space="preserve">It works at Layer 2 </w:t>
-      </w:r>
-      <w:r>
-        <w:t>of the OSI model (Data Link Layer).</w:t>
-      </w:r>
-    </w:p>
-    <w:p>
-      <w:r>
-        <w:t>For example when we plug in a network cable into a computer, Ethernet is used to send data over that cable.</w:t>
       </w:r>
     </w:p>
     <w:p>
@@ -929,7 +697,6 @@
         </w:numPr>
       </w:pPr>
       <w:r>
-        <w:lastRenderedPageBreak/>
         <w:t>Manages sessions between applications</w:t>
       </w:r>
     </w:p>
@@ -986,18 +753,13 @@
         <w:pStyle w:val="Heading2"/>
       </w:pPr>
       <w:r>
+        <w:lastRenderedPageBreak/>
         <w:t>Data Link Layer</w:t>
       </w:r>
     </w:p>
     <w:p>
       <w:r>
-        <w:t xml:space="preserve">It defines how devices on the same physical </w:t>
-      </w:r>
-      <w:r>
-        <w:t xml:space="preserve">or virtual </w:t>
-      </w:r>
-      <w:r>
-        <w:t>network (like LAN) talk to each other.</w:t>
+        <w:t>It defines how devices on the same physical or virtual network (like LAN) talk to each other.</w:t>
       </w:r>
     </w:p>
     <w:p>
@@ -1203,13 +965,7 @@
         </w:numPr>
       </w:pPr>
       <w:r>
-        <w:t xml:space="preserve">Breaks big packets of data into smaller pieces </w:t>
-      </w:r>
-      <w:r>
-        <w:t>at</w:t>
-      </w:r>
-      <w:r>
-        <w:t xml:space="preserve"> a sender and reassemblies them at a receiver.</w:t>
+        <w:t>Breaks big packets of data into smaller pieces at a sender and reassemblies them at a receiver.</w:t>
       </w:r>
     </w:p>
     <w:p>
@@ -1229,7 +985,6 @@
           <w:b/>
           <w:bCs/>
         </w:rPr>
-        <w:lastRenderedPageBreak/>
         <w:t>Connection Management</w:t>
       </w:r>
     </w:p>
@@ -1273,6 +1028,7 @@
     </w:p>
     <w:p>
       <w:r>
+        <w:lastRenderedPageBreak/>
         <w:t>Popular protocols in this layer:</w:t>
       </w:r>
     </w:p>
@@ -1323,23 +1079,26 @@
         <w:pStyle w:val="Heading1"/>
       </w:pPr>
       <w:r>
-        <w:t>IP address bits</w:t>
-      </w:r>
-    </w:p>
-    <w:p>
-      <w:r>
-        <w:t xml:space="preserve">Each Ipv4 address, like </w:t>
-      </w:r>
-      <w:r>
-        <w:t>192.168.1.0</w:t>
-      </w:r>
-      <w:r>
-        <w:t xml:space="preserve"> is a 32 bit number. </w:t>
-      </w:r>
-    </w:p>
-    <w:p>
-      <w:r>
-        <w:t>It consists of 4 numbers separated by dots, in that case 192, 168, 1 and 0, and each number is represented as 8 bits.</w:t>
+        <w:t>Packets</w:t>
+      </w:r>
+    </w:p>
+    <w:p>
+      <w:r>
+        <w:t xml:space="preserve">Data is </w:t>
+      </w:r>
+      <w:r>
+        <w:t>split into packets before being transmitted over a network</w:t>
+      </w:r>
+      <w:r>
+        <w:t>.</w:t>
+      </w:r>
+    </w:p>
+    <w:p>
+      <w:pPr>
+        <w:pStyle w:val="Heading1"/>
+      </w:pPr>
+      <w:r>
+        <w:t>Protocols</w:t>
       </w:r>
     </w:p>
     <w:p>
@@ -1347,20 +1106,349 @@
         <w:pStyle w:val="Heading2"/>
       </w:pPr>
       <w:r>
-        <w:t>CIDR</w:t>
-      </w:r>
-    </w:p>
-    <w:p>
-      <w:r>
-        <w:t>CIDR is a way specifying an IP address range.</w:t>
-      </w:r>
-    </w:p>
-    <w:p>
-      <w:r>
-        <w:t>It uses CIDR blocks which looks</w:t>
-      </w:r>
-      <w:r>
-        <w:t xml:space="preserve"> like this:</w:t>
+        <w:t>SSH</w:t>
+      </w:r>
+    </w:p>
+    <w:p>
+      <w:r>
+        <w:t>A protocol for accessing remote machines.</w:t>
+      </w:r>
+    </w:p>
+    <w:p>
+      <w:pPr>
+        <w:pStyle w:val="Heading2"/>
+      </w:pPr>
+      <w:r>
+        <w:t>TCP</w:t>
+      </w:r>
+    </w:p>
+    <w:p>
+      <w:pPr>
+        <w:pStyle w:val="Heading2"/>
+      </w:pPr>
+      <w:r>
+        <w:t>HTTPS</w:t>
+      </w:r>
+    </w:p>
+    <w:p>
+      <w:pPr>
+        <w:pStyle w:val="Heading1"/>
+      </w:pPr>
+      <w:r>
+        <w:t>Proxy</w:t>
+      </w:r>
+    </w:p>
+    <w:p>
+      <w:r>
+        <w:t>A proxy is a system that acts as a intermediary between a client and another server. So communication works like that:</w:t>
+      </w:r>
+    </w:p>
+    <w:p>
+      <w:pPr>
+        <w:jc w:val="center"/>
+      </w:pPr>
+      <w:r>
+        <w:t>Client =&gt; Proxy =&gt; Server</w:t>
+      </w:r>
+    </w:p>
+    <w:p>
+      <w:pPr>
+        <w:pStyle w:val="Heading2"/>
+      </w:pPr>
+      <w:r>
+        <w:t>Forward proxy</w:t>
+      </w:r>
+    </w:p>
+    <w:p>
+      <w:r>
+        <w:t>A forward proxy is used in a communication between a client and the internet:</w:t>
+      </w:r>
+    </w:p>
+    <w:p>
+      <w:pPr>
+        <w:jc w:val="center"/>
+      </w:pPr>
+      <w:r>
+        <w:t>Client =&gt; Proxy =&gt; Internet</w:t>
+      </w:r>
+    </w:p>
+    <w:p>
+      <w:r>
+        <w:t>It h</w:t>
+      </w:r>
+      <w:r>
+        <w:t xml:space="preserve">ides the </w:t>
+      </w:r>
+      <w:r>
+        <w:rPr>
+          <w:b/>
+          <w:bCs/>
+        </w:rPr>
+        <w:t>client’s</w:t>
+      </w:r>
+      <w:r>
+        <w:t xml:space="preserve"> identity.</w:t>
+      </w:r>
+    </w:p>
+    <w:p>
+      <w:r>
+        <w:t>Common uses:</w:t>
+      </w:r>
+    </w:p>
+    <w:p>
+      <w:pPr>
+        <w:numPr>
+          <w:ilvl w:val="0"/>
+          <w:numId w:val="22"/>
+        </w:numPr>
+        <w:spacing w:after="0"/>
+      </w:pPr>
+      <w:r>
+        <w:t>Bypass geo-blocking</w:t>
+      </w:r>
+    </w:p>
+    <w:p>
+      <w:pPr>
+        <w:numPr>
+          <w:ilvl w:val="0"/>
+          <w:numId w:val="22"/>
+        </w:numPr>
+        <w:spacing w:after="0"/>
+      </w:pPr>
+      <w:r>
+        <w:lastRenderedPageBreak/>
+        <w:t>Content filtering</w:t>
+      </w:r>
+    </w:p>
+    <w:p>
+      <w:pPr>
+        <w:numPr>
+          <w:ilvl w:val="0"/>
+          <w:numId w:val="22"/>
+        </w:numPr>
+      </w:pPr>
+      <w:r>
+        <w:t>Security/firewall</w:t>
+      </w:r>
+    </w:p>
+    <w:p>
+      <w:pPr>
+        <w:pStyle w:val="Heading2"/>
+      </w:pPr>
+      <w:r>
+        <w:t>Reverse proxy</w:t>
+      </w:r>
+    </w:p>
+    <w:p>
+      <w:r>
+        <w:t>A reverse proxy is used in a communication between the internet and internal servers:</w:t>
+      </w:r>
+    </w:p>
+    <w:p>
+      <w:pPr>
+        <w:jc w:val="center"/>
+      </w:pPr>
+      <w:r>
+        <w:t xml:space="preserve">Internet =&gt; Proxy =&gt; </w:t>
+      </w:r>
+      <w:r>
+        <w:t>Internal Servers</w:t>
+      </w:r>
+    </w:p>
+    <w:p>
+      <w:r>
+        <w:t>It h</w:t>
+      </w:r>
+      <w:r>
+        <w:t xml:space="preserve">ides the </w:t>
+      </w:r>
+      <w:r>
+        <w:rPr>
+          <w:b/>
+          <w:bCs/>
+        </w:rPr>
+        <w:t>server’s</w:t>
+      </w:r>
+      <w:r>
+        <w:t xml:space="preserve"> identity.</w:t>
+      </w:r>
+    </w:p>
+    <w:p>
+      <w:r>
+        <w:t>Common uses:</w:t>
+      </w:r>
+    </w:p>
+    <w:p>
+      <w:pPr>
+        <w:numPr>
+          <w:ilvl w:val="0"/>
+          <w:numId w:val="23"/>
+        </w:numPr>
+        <w:spacing w:after="0"/>
+      </w:pPr>
+      <w:r>
+        <w:t>Load balancing</w:t>
+      </w:r>
+    </w:p>
+    <w:p>
+      <w:pPr>
+        <w:numPr>
+          <w:ilvl w:val="0"/>
+          <w:numId w:val="23"/>
+        </w:numPr>
+        <w:spacing w:after="0"/>
+      </w:pPr>
+      <w:r>
+        <w:t>SSL termination</w:t>
+      </w:r>
+    </w:p>
+    <w:p>
+      <w:pPr>
+        <w:numPr>
+          <w:ilvl w:val="0"/>
+          <w:numId w:val="23"/>
+        </w:numPr>
+        <w:spacing w:after="0"/>
+      </w:pPr>
+      <w:r>
+        <w:t>Caching (e.g., for web apps)</w:t>
+      </w:r>
+    </w:p>
+    <w:p>
+      <w:pPr>
+        <w:numPr>
+          <w:ilvl w:val="0"/>
+          <w:numId w:val="23"/>
+        </w:numPr>
+      </w:pPr>
+      <w:r>
+        <w:t>Rate limiting / DDoS protection</w:t>
+      </w:r>
+    </w:p>
+    <w:p>
+      <w:pPr>
+        <w:pStyle w:val="Heading1"/>
+      </w:pPr>
+      <w:r>
+        <w:t>Resolving domain names</w:t>
+      </w:r>
+    </w:p>
+    <w:p>
+      <w:r>
+        <w:t>We can assign to servers domain (DNS) names which will be used in communication instead of IP addresses.</w:t>
+      </w:r>
+    </w:p>
+    <w:p>
+      <w:r>
+        <w:t>Resolving domain names means finding an IP address matching given DNS name and vice vers.</w:t>
+      </w:r>
+    </w:p>
+    <w:p>
+      <w:r>
+        <w:t xml:space="preserve">DNS servers are used for resolving domain names. </w:t>
+      </w:r>
+    </w:p>
+    <w:p>
+      <w:pPr>
+        <w:pStyle w:val="Heading1"/>
+      </w:pPr>
+      <w:r>
+        <w:t>Routing</w:t>
+      </w:r>
+    </w:p>
+    <w:p>
+      <w:r>
+        <w:t>Routing is deciding by a network where to send data so it reaches the right destination.</w:t>
+      </w:r>
+    </w:p>
+    <w:p>
+      <w:pPr>
+        <w:pStyle w:val="Heading2"/>
+      </w:pPr>
+      <w:r>
+        <w:t>Routers</w:t>
+      </w:r>
+    </w:p>
+    <w:p>
+      <w:r>
+        <w:t>A router is a device that connects different networks together.</w:t>
+      </w:r>
+    </w:p>
+    <w:p>
+      <w:r>
+        <w:t>Before data reaches the final destination it passes through multiple points on the way and those points are called routers.</w:t>
+      </w:r>
+    </w:p>
+    <w:p>
+      <w:r>
+        <w:t>A router</w:t>
+      </w:r>
+      <w:r>
+        <w:t xml:space="preserve"> looks at the destination IP address in a packet</w:t>
+      </w:r>
+      <w:r>
+        <w:t xml:space="preserve"> that is being sent</w:t>
+      </w:r>
+      <w:r>
+        <w:t xml:space="preserve"> and decides </w:t>
+      </w:r>
+      <w:r>
+        <w:t>where</w:t>
+      </w:r>
+      <w:r>
+        <w:t xml:space="preserve"> to send it next so it eventually gets to the right place.</w:t>
+      </w:r>
+    </w:p>
+    <w:p>
+      <w:r>
+        <w:t>For example a firewall</w:t>
+      </w:r>
+      <w:r>
+        <w:t>, gateway</w:t>
+      </w:r>
+      <w:r>
+        <w:t xml:space="preserve"> and load balancer are routers. But routers are also other devices whose only job is to forward packets in the right direction.</w:t>
+      </w:r>
+    </w:p>
+    <w:p>
+      <w:pPr>
+        <w:pStyle w:val="Heading1"/>
+      </w:pPr>
+      <w:r>
+        <w:lastRenderedPageBreak/>
+        <w:t>SSL/TLS</w:t>
+      </w:r>
+    </w:p>
+    <w:p>
+      <w:r>
+        <w:t>Protocols that secure data transfer over internet (used in HTTPS)</w:t>
+      </w:r>
+    </w:p>
+    <w:p>
+      <w:pPr>
+        <w:pStyle w:val="Heading1"/>
+      </w:pPr>
+      <w:r>
+        <w:t>Subnet</w:t>
+      </w:r>
+    </w:p>
+    <w:p>
+      <w:r>
+        <w:t>Logically separated section of a network.</w:t>
+      </w:r>
+      <w:r>
+        <w:t xml:space="preserve"> Each subnet has assigned a specific CIDR (a range of IP addresses).</w:t>
+      </w:r>
+    </w:p>
+    <w:p>
+      <w:pPr>
+        <w:pStyle w:val="Heading1"/>
+      </w:pPr>
+      <w:r>
+        <w:t xml:space="preserve">Useful </w:t>
+      </w:r>
+      <w:r>
+        <w:t>CLI tools</w:t>
       </w:r>
     </w:p>
     <w:p>
@@ -1368,33 +1456,14 @@
         <w:pStyle w:val="ListParagraph"/>
         <w:numPr>
           <w:ilvl w:val="0"/>
-          <w:numId w:val="21"/>
-        </w:numPr>
-      </w:pPr>
-      <w:r>
-        <w:t>IP_address/x</w:t>
-      </w:r>
-    </w:p>
-    <w:p>
-      <w:r>
-        <w:t>Where x is a number between 0 and 32.</w:t>
-      </w:r>
-    </w:p>
-    <w:p>
-      <w:r>
-        <w:t>F</w:t>
-      </w:r>
-      <w:r>
-        <w:t xml:space="preserve">or example </w:t>
-      </w:r>
-      <w:r>
-        <w:t xml:space="preserve">a </w:t>
-      </w:r>
-      <w:r>
-        <w:t xml:space="preserve">CIDR block might look </w:t>
-      </w:r>
-      <w:r>
-        <w:t>like this:</w:t>
+          <w:numId w:val="2"/>
+        </w:numPr>
+      </w:pPr>
+      <w:r>
+        <w:t>Nslookup</w:t>
+      </w:r>
+      <w:r>
+        <w:t xml:space="preserve"> – it can check corresponding IP address for a domain name and vice versa</w:t>
       </w:r>
     </w:p>
     <w:p>
@@ -1402,16 +1471,20 @@
         <w:pStyle w:val="ListParagraph"/>
         <w:numPr>
           <w:ilvl w:val="0"/>
-          <w:numId w:val="20"/>
-        </w:numPr>
-      </w:pPr>
-      <w:r>
-        <w:t>192.168.1.0/24</w:t>
-      </w:r>
-    </w:p>
-    <w:p>
-      <w:r>
-        <w:t>That example CIDR block indicates that:</w:t>
+          <w:numId w:val="2"/>
+        </w:numPr>
+      </w:pPr>
+      <w:r>
+        <w:t>Iptables</w:t>
+      </w:r>
+      <w:r>
+        <w:t xml:space="preserve"> – it is a tool used for setting up</w:t>
+      </w:r>
+      <w:r>
+        <w:t xml:space="preserve"> for example</w:t>
+      </w:r>
+      <w:r>
+        <w:t xml:space="preserve"> firewall rules.</w:t>
       </w:r>
     </w:p>
     <w:p>
@@ -1419,14 +1492,11 @@
         <w:pStyle w:val="ListParagraph"/>
         <w:numPr>
           <w:ilvl w:val="0"/>
-          <w:numId w:val="20"/>
-        </w:numPr>
-      </w:pPr>
-      <w:r>
-        <w:t xml:space="preserve">IP address range starts at </w:t>
-      </w:r>
-      <w:r>
-        <w:t>192.168.1.0</w:t>
+          <w:numId w:val="2"/>
+        </w:numPr>
+      </w:pPr>
+      <w:r>
+        <w:t>Ping – test network connectivity</w:t>
       </w:r>
     </w:p>
     <w:p>
@@ -1434,11 +1504,17 @@
         <w:pStyle w:val="ListParagraph"/>
         <w:numPr>
           <w:ilvl w:val="0"/>
-          <w:numId w:val="20"/>
-        </w:numPr>
-      </w:pPr>
-      <w:r>
-        <w:t>/24 means that the first 24 bits out of 32 are fixed, so the remaining 8 bits are variable</w:t>
+          <w:numId w:val="2"/>
+        </w:numPr>
+      </w:pPr>
+      <w:r>
+        <w:t>traceroute / tracert</w:t>
+      </w:r>
+      <w:r>
+        <w:t xml:space="preserve"> - </w:t>
+      </w:r>
+      <w:r>
+        <w:t>See the path traffic takes to a destination</w:t>
       </w:r>
     </w:p>
     <w:p>
@@ -1446,20 +1522,82 @@
         <w:pStyle w:val="ListParagraph"/>
         <w:numPr>
           <w:ilvl w:val="0"/>
-          <w:numId w:val="20"/>
-        </w:numPr>
-      </w:pPr>
-      <w:r>
-        <w:lastRenderedPageBreak/>
-        <w:t>That means that this range includes 2^8 = 256 IP addresses: from</w:t>
-      </w:r>
-      <w:r>
-        <w:t>192.168.1.0 to 192.168.1.255</w:t>
-      </w:r>
-    </w:p>
-    <w:p>
-      <w:r>
-        <w:t>In order to understand what those bits means please refer to the previous section ‘IP address bits’.</w:t>
+          <w:numId w:val="2"/>
+        </w:numPr>
+      </w:pPr>
+      <w:r>
+        <w:t>netstat / ss</w:t>
+      </w:r>
+      <w:r>
+        <w:t xml:space="preserve"> - </w:t>
+      </w:r>
+      <w:r>
+        <w:t>View open ports and network connections</w:t>
+      </w:r>
+    </w:p>
+    <w:p>
+      <w:pPr>
+        <w:pStyle w:val="ListParagraph"/>
+        <w:numPr>
+          <w:ilvl w:val="0"/>
+          <w:numId w:val="2"/>
+        </w:numPr>
+      </w:pPr>
+      <w:r>
+        <w:t>tcpdump / wireshark</w:t>
+      </w:r>
+      <w:r>
+        <w:t xml:space="preserve"> - </w:t>
+      </w:r>
+      <w:r>
+        <w:t>Capture and analyze network packets</w:t>
+      </w:r>
+    </w:p>
+    <w:p>
+      <w:pPr>
+        <w:pStyle w:val="Heading1"/>
+      </w:pPr>
+      <w:r>
+        <w:t>Unix domain socket</w:t>
+      </w:r>
+    </w:p>
+    <w:p>
+      <w:r>
+        <w:t>A Unix Domain Socket (UDS) is a communication endpoint used for inter-process communication (IPC)</w:t>
+      </w:r>
+      <w:r>
+        <w:t>, that is a communication</w:t>
+      </w:r>
+      <w:r>
+        <w:t xml:space="preserve"> between processes running on the same host machine. </w:t>
+      </w:r>
+    </w:p>
+    <w:p>
+      <w:r>
+        <w:t>Unlike network sockets, which use IP addresses and port numbers for addressing, Unix domain sockets use file system paths as their addresses.</w:t>
+      </w:r>
+    </w:p>
+    <w:p>
+      <w:r>
+        <w:t>A Unix domain socket appears as a special file in the filesystem, which represents the communication endpoint. The file path uniquely identifies this endpoint and is used by processes to establish communication.</w:t>
+      </w:r>
+    </w:p>
+    <w:p>
+      <w:r>
+        <w:t>Because Unix domain sockets bypass the network stack, they offer faster communication compared to network sockets.</w:t>
+      </w:r>
+    </w:p>
+    <w:p>
+      <w:pPr>
+        <w:pStyle w:val="Heading1"/>
+      </w:pPr>
+      <w:r>
+        <w:t>VPN</w:t>
+      </w:r>
+    </w:p>
+    <w:p>
+      <w:r>
+        <w:t>Encrypts a traffic over network and routes it through a secure server.</w:t>
       </w:r>
     </w:p>
     <w:p/>
@@ -2050,6 +2188,155 @@
     </w:lvl>
   </w:abstractNum>
   <w:abstractNum w:abstractNumId="5" w15:restartNumberingAfterBreak="0">
+    <w:nsid w:val="144D7E21"/>
+    <w:multiLevelType w:val="multilevel"/>
+    <w:tmpl w:val="37924E88"/>
+    <w:lvl w:ilvl="0">
+      <w:start w:val="1"/>
+      <w:numFmt w:val="bullet"/>
+      <w:lvlText w:val=""/>
+      <w:lvlJc w:val="left"/>
+      <w:pPr>
+        <w:tabs>
+          <w:tab w:val="num" w:pos="720"/>
+        </w:tabs>
+        <w:ind w:left="720" w:hanging="360"/>
+      </w:pPr>
+      <w:rPr>
+        <w:rFonts w:ascii="Symbol" w:hAnsi="Symbol" w:hint="default"/>
+        <w:sz w:val="20"/>
+      </w:rPr>
+    </w:lvl>
+    <w:lvl w:ilvl="1" w:tentative="1">
+      <w:start w:val="1"/>
+      <w:numFmt w:val="bullet"/>
+      <w:lvlText w:val="o"/>
+      <w:lvlJc w:val="left"/>
+      <w:pPr>
+        <w:tabs>
+          <w:tab w:val="num" w:pos="1440"/>
+        </w:tabs>
+        <w:ind w:left="1440" w:hanging="360"/>
+      </w:pPr>
+      <w:rPr>
+        <w:rFonts w:ascii="Courier New" w:hAnsi="Courier New" w:hint="default"/>
+        <w:sz w:val="20"/>
+      </w:rPr>
+    </w:lvl>
+    <w:lvl w:ilvl="2" w:tentative="1">
+      <w:start w:val="1"/>
+      <w:numFmt w:val="bullet"/>
+      <w:lvlText w:val=""/>
+      <w:lvlJc w:val="left"/>
+      <w:pPr>
+        <w:tabs>
+          <w:tab w:val="num" w:pos="2160"/>
+        </w:tabs>
+        <w:ind w:left="2160" w:hanging="360"/>
+      </w:pPr>
+      <w:rPr>
+        <w:rFonts w:ascii="Wingdings" w:hAnsi="Wingdings" w:hint="default"/>
+        <w:sz w:val="20"/>
+      </w:rPr>
+    </w:lvl>
+    <w:lvl w:ilvl="3" w:tentative="1">
+      <w:start w:val="1"/>
+      <w:numFmt w:val="bullet"/>
+      <w:lvlText w:val=""/>
+      <w:lvlJc w:val="left"/>
+      <w:pPr>
+        <w:tabs>
+          <w:tab w:val="num" w:pos="2880"/>
+        </w:tabs>
+        <w:ind w:left="2880" w:hanging="360"/>
+      </w:pPr>
+      <w:rPr>
+        <w:rFonts w:ascii="Wingdings" w:hAnsi="Wingdings" w:hint="default"/>
+        <w:sz w:val="20"/>
+      </w:rPr>
+    </w:lvl>
+    <w:lvl w:ilvl="4" w:tentative="1">
+      <w:start w:val="1"/>
+      <w:numFmt w:val="bullet"/>
+      <w:lvlText w:val=""/>
+      <w:lvlJc w:val="left"/>
+      <w:pPr>
+        <w:tabs>
+          <w:tab w:val="num" w:pos="3600"/>
+        </w:tabs>
+        <w:ind w:left="3600" w:hanging="360"/>
+      </w:pPr>
+      <w:rPr>
+        <w:rFonts w:ascii="Wingdings" w:hAnsi="Wingdings" w:hint="default"/>
+        <w:sz w:val="20"/>
+      </w:rPr>
+    </w:lvl>
+    <w:lvl w:ilvl="5" w:tentative="1">
+      <w:start w:val="1"/>
+      <w:numFmt w:val="bullet"/>
+      <w:lvlText w:val=""/>
+      <w:lvlJc w:val="left"/>
+      <w:pPr>
+        <w:tabs>
+          <w:tab w:val="num" w:pos="4320"/>
+        </w:tabs>
+        <w:ind w:left="4320" w:hanging="360"/>
+      </w:pPr>
+      <w:rPr>
+        <w:rFonts w:ascii="Wingdings" w:hAnsi="Wingdings" w:hint="default"/>
+        <w:sz w:val="20"/>
+      </w:rPr>
+    </w:lvl>
+    <w:lvl w:ilvl="6" w:tentative="1">
+      <w:start w:val="1"/>
+      <w:numFmt w:val="bullet"/>
+      <w:lvlText w:val=""/>
+      <w:lvlJc w:val="left"/>
+      <w:pPr>
+        <w:tabs>
+          <w:tab w:val="num" w:pos="5040"/>
+        </w:tabs>
+        <w:ind w:left="5040" w:hanging="360"/>
+      </w:pPr>
+      <w:rPr>
+        <w:rFonts w:ascii="Wingdings" w:hAnsi="Wingdings" w:hint="default"/>
+        <w:sz w:val="20"/>
+      </w:rPr>
+    </w:lvl>
+    <w:lvl w:ilvl="7" w:tentative="1">
+      <w:start w:val="1"/>
+      <w:numFmt w:val="bullet"/>
+      <w:lvlText w:val=""/>
+      <w:lvlJc w:val="left"/>
+      <w:pPr>
+        <w:tabs>
+          <w:tab w:val="num" w:pos="5760"/>
+        </w:tabs>
+        <w:ind w:left="5760" w:hanging="360"/>
+      </w:pPr>
+      <w:rPr>
+        <w:rFonts w:ascii="Wingdings" w:hAnsi="Wingdings" w:hint="default"/>
+        <w:sz w:val="20"/>
+      </w:rPr>
+    </w:lvl>
+    <w:lvl w:ilvl="8" w:tentative="1">
+      <w:start w:val="1"/>
+      <w:numFmt w:val="bullet"/>
+      <w:lvlText w:val=""/>
+      <w:lvlJc w:val="left"/>
+      <w:pPr>
+        <w:tabs>
+          <w:tab w:val="num" w:pos="6480"/>
+        </w:tabs>
+        <w:ind w:left="6480" w:hanging="360"/>
+      </w:pPr>
+      <w:rPr>
+        <w:rFonts w:ascii="Wingdings" w:hAnsi="Wingdings" w:hint="default"/>
+        <w:sz w:val="20"/>
+      </w:rPr>
+    </w:lvl>
+  </w:abstractNum>
+  <w:abstractNum w:abstractNumId="6" w15:restartNumberingAfterBreak="0">
     <w:nsid w:val="155C1372"/>
     <w:multiLevelType w:val="hybridMultilevel"/>
     <w:tmpl w:val="52F883B4"/>
@@ -2162,7 +2449,7 @@
       </w:rPr>
     </w:lvl>
   </w:abstractNum>
-  <w:abstractNum w:abstractNumId="6" w15:restartNumberingAfterBreak="0">
+  <w:abstractNum w:abstractNumId="7" w15:restartNumberingAfterBreak="0">
     <w:nsid w:val="16C83601"/>
     <w:multiLevelType w:val="hybridMultilevel"/>
     <w:tmpl w:val="2BAE0272"/>
@@ -2275,7 +2562,7 @@
       </w:rPr>
     </w:lvl>
   </w:abstractNum>
-  <w:abstractNum w:abstractNumId="7" w15:restartNumberingAfterBreak="0">
+  <w:abstractNum w:abstractNumId="8" w15:restartNumberingAfterBreak="0">
     <w:nsid w:val="26E849D2"/>
     <w:multiLevelType w:val="hybridMultilevel"/>
     <w:tmpl w:val="6660E7E0"/>
@@ -2388,7 +2675,7 @@
       </w:rPr>
     </w:lvl>
   </w:abstractNum>
-  <w:abstractNum w:abstractNumId="8" w15:restartNumberingAfterBreak="0">
+  <w:abstractNum w:abstractNumId="9" w15:restartNumberingAfterBreak="0">
     <w:nsid w:val="3044636E"/>
     <w:multiLevelType w:val="hybridMultilevel"/>
     <w:tmpl w:val="7FC88B0C"/>
@@ -2501,7 +2788,7 @@
       </w:rPr>
     </w:lvl>
   </w:abstractNum>
-  <w:abstractNum w:abstractNumId="9" w15:restartNumberingAfterBreak="0">
+  <w:abstractNum w:abstractNumId="10" w15:restartNumberingAfterBreak="0">
     <w:nsid w:val="33C66373"/>
     <w:multiLevelType w:val="hybridMultilevel"/>
     <w:tmpl w:val="E0A26C18"/>
@@ -2614,7 +2901,7 @@
       </w:rPr>
     </w:lvl>
   </w:abstractNum>
-  <w:abstractNum w:abstractNumId="10" w15:restartNumberingAfterBreak="0">
+  <w:abstractNum w:abstractNumId="11" w15:restartNumberingAfterBreak="0">
     <w:nsid w:val="42F27DF2"/>
     <w:multiLevelType w:val="hybridMultilevel"/>
     <w:tmpl w:val="88B045DC"/>
@@ -2727,7 +3014,7 @@
       </w:rPr>
     </w:lvl>
   </w:abstractNum>
-  <w:abstractNum w:abstractNumId="11" w15:restartNumberingAfterBreak="0">
+  <w:abstractNum w:abstractNumId="12" w15:restartNumberingAfterBreak="0">
     <w:nsid w:val="45FC07FD"/>
     <w:multiLevelType w:val="hybridMultilevel"/>
     <w:tmpl w:val="330EEE8E"/>
@@ -2840,7 +3127,7 @@
       </w:rPr>
     </w:lvl>
   </w:abstractNum>
-  <w:abstractNum w:abstractNumId="12" w15:restartNumberingAfterBreak="0">
+  <w:abstractNum w:abstractNumId="13" w15:restartNumberingAfterBreak="0">
     <w:nsid w:val="4FDC7B8A"/>
     <w:multiLevelType w:val="hybridMultilevel"/>
     <w:tmpl w:val="5A503DD4"/>
@@ -2953,7 +3240,7 @@
       </w:rPr>
     </w:lvl>
   </w:abstractNum>
-  <w:abstractNum w:abstractNumId="13" w15:restartNumberingAfterBreak="0">
+  <w:abstractNum w:abstractNumId="14" w15:restartNumberingAfterBreak="0">
     <w:nsid w:val="502979A8"/>
     <w:multiLevelType w:val="hybridMultilevel"/>
     <w:tmpl w:val="E3304D90"/>
@@ -3066,7 +3353,7 @@
       </w:rPr>
     </w:lvl>
   </w:abstractNum>
-  <w:abstractNum w:abstractNumId="14" w15:restartNumberingAfterBreak="0">
+  <w:abstractNum w:abstractNumId="15" w15:restartNumberingAfterBreak="0">
     <w:nsid w:val="52A3095C"/>
     <w:multiLevelType w:val="multilevel"/>
     <w:tmpl w:val="85A20A26"/>
@@ -3215,7 +3502,156 @@
       </w:rPr>
     </w:lvl>
   </w:abstractNum>
-  <w:abstractNum w:abstractNumId="15" w15:restartNumberingAfterBreak="0">
+  <w:abstractNum w:abstractNumId="16" w15:restartNumberingAfterBreak="0">
+    <w:nsid w:val="592D6A2F"/>
+    <w:multiLevelType w:val="multilevel"/>
+    <w:tmpl w:val="D0805412"/>
+    <w:lvl w:ilvl="0">
+      <w:start w:val="1"/>
+      <w:numFmt w:val="bullet"/>
+      <w:lvlText w:val=""/>
+      <w:lvlJc w:val="left"/>
+      <w:pPr>
+        <w:tabs>
+          <w:tab w:val="num" w:pos="720"/>
+        </w:tabs>
+        <w:ind w:left="720" w:hanging="360"/>
+      </w:pPr>
+      <w:rPr>
+        <w:rFonts w:ascii="Symbol" w:hAnsi="Symbol" w:hint="default"/>
+        <w:sz w:val="20"/>
+      </w:rPr>
+    </w:lvl>
+    <w:lvl w:ilvl="1" w:tentative="1">
+      <w:start w:val="1"/>
+      <w:numFmt w:val="bullet"/>
+      <w:lvlText w:val="o"/>
+      <w:lvlJc w:val="left"/>
+      <w:pPr>
+        <w:tabs>
+          <w:tab w:val="num" w:pos="1440"/>
+        </w:tabs>
+        <w:ind w:left="1440" w:hanging="360"/>
+      </w:pPr>
+      <w:rPr>
+        <w:rFonts w:ascii="Courier New" w:hAnsi="Courier New" w:hint="default"/>
+        <w:sz w:val="20"/>
+      </w:rPr>
+    </w:lvl>
+    <w:lvl w:ilvl="2" w:tentative="1">
+      <w:start w:val="1"/>
+      <w:numFmt w:val="bullet"/>
+      <w:lvlText w:val=""/>
+      <w:lvlJc w:val="left"/>
+      <w:pPr>
+        <w:tabs>
+          <w:tab w:val="num" w:pos="2160"/>
+        </w:tabs>
+        <w:ind w:left="2160" w:hanging="360"/>
+      </w:pPr>
+      <w:rPr>
+        <w:rFonts w:ascii="Wingdings" w:hAnsi="Wingdings" w:hint="default"/>
+        <w:sz w:val="20"/>
+      </w:rPr>
+    </w:lvl>
+    <w:lvl w:ilvl="3" w:tentative="1">
+      <w:start w:val="1"/>
+      <w:numFmt w:val="bullet"/>
+      <w:lvlText w:val=""/>
+      <w:lvlJc w:val="left"/>
+      <w:pPr>
+        <w:tabs>
+          <w:tab w:val="num" w:pos="2880"/>
+        </w:tabs>
+        <w:ind w:left="2880" w:hanging="360"/>
+      </w:pPr>
+      <w:rPr>
+        <w:rFonts w:ascii="Wingdings" w:hAnsi="Wingdings" w:hint="default"/>
+        <w:sz w:val="20"/>
+      </w:rPr>
+    </w:lvl>
+    <w:lvl w:ilvl="4" w:tentative="1">
+      <w:start w:val="1"/>
+      <w:numFmt w:val="bullet"/>
+      <w:lvlText w:val=""/>
+      <w:lvlJc w:val="left"/>
+      <w:pPr>
+        <w:tabs>
+          <w:tab w:val="num" w:pos="3600"/>
+        </w:tabs>
+        <w:ind w:left="3600" w:hanging="360"/>
+      </w:pPr>
+      <w:rPr>
+        <w:rFonts w:ascii="Wingdings" w:hAnsi="Wingdings" w:hint="default"/>
+        <w:sz w:val="20"/>
+      </w:rPr>
+    </w:lvl>
+    <w:lvl w:ilvl="5" w:tentative="1">
+      <w:start w:val="1"/>
+      <w:numFmt w:val="bullet"/>
+      <w:lvlText w:val=""/>
+      <w:lvlJc w:val="left"/>
+      <w:pPr>
+        <w:tabs>
+          <w:tab w:val="num" w:pos="4320"/>
+        </w:tabs>
+        <w:ind w:left="4320" w:hanging="360"/>
+      </w:pPr>
+      <w:rPr>
+        <w:rFonts w:ascii="Wingdings" w:hAnsi="Wingdings" w:hint="default"/>
+        <w:sz w:val="20"/>
+      </w:rPr>
+    </w:lvl>
+    <w:lvl w:ilvl="6" w:tentative="1">
+      <w:start w:val="1"/>
+      <w:numFmt w:val="bullet"/>
+      <w:lvlText w:val=""/>
+      <w:lvlJc w:val="left"/>
+      <w:pPr>
+        <w:tabs>
+          <w:tab w:val="num" w:pos="5040"/>
+        </w:tabs>
+        <w:ind w:left="5040" w:hanging="360"/>
+      </w:pPr>
+      <w:rPr>
+        <w:rFonts w:ascii="Wingdings" w:hAnsi="Wingdings" w:hint="default"/>
+        <w:sz w:val="20"/>
+      </w:rPr>
+    </w:lvl>
+    <w:lvl w:ilvl="7" w:tentative="1">
+      <w:start w:val="1"/>
+      <w:numFmt w:val="bullet"/>
+      <w:lvlText w:val=""/>
+      <w:lvlJc w:val="left"/>
+      <w:pPr>
+        <w:tabs>
+          <w:tab w:val="num" w:pos="5760"/>
+        </w:tabs>
+        <w:ind w:left="5760" w:hanging="360"/>
+      </w:pPr>
+      <w:rPr>
+        <w:rFonts w:ascii="Wingdings" w:hAnsi="Wingdings" w:hint="default"/>
+        <w:sz w:val="20"/>
+      </w:rPr>
+    </w:lvl>
+    <w:lvl w:ilvl="8" w:tentative="1">
+      <w:start w:val="1"/>
+      <w:numFmt w:val="bullet"/>
+      <w:lvlText w:val=""/>
+      <w:lvlJc w:val="left"/>
+      <w:pPr>
+        <w:tabs>
+          <w:tab w:val="num" w:pos="6480"/>
+        </w:tabs>
+        <w:ind w:left="6480" w:hanging="360"/>
+      </w:pPr>
+      <w:rPr>
+        <w:rFonts w:ascii="Wingdings" w:hAnsi="Wingdings" w:hint="default"/>
+        <w:sz w:val="20"/>
+      </w:rPr>
+    </w:lvl>
+  </w:abstractNum>
+  <w:abstractNum w:abstractNumId="17" w15:restartNumberingAfterBreak="0">
     <w:nsid w:val="5DEC7F27"/>
     <w:multiLevelType w:val="hybridMultilevel"/>
     <w:tmpl w:val="7A5CA5CA"/>
@@ -3328,7 +3764,7 @@
       </w:rPr>
     </w:lvl>
   </w:abstractNum>
-  <w:abstractNum w:abstractNumId="16" w15:restartNumberingAfterBreak="0">
+  <w:abstractNum w:abstractNumId="18" w15:restartNumberingAfterBreak="0">
     <w:nsid w:val="6B6F49F5"/>
     <w:multiLevelType w:val="hybridMultilevel"/>
     <w:tmpl w:val="F2B6C0C8"/>
@@ -3441,7 +3877,7 @@
       </w:rPr>
     </w:lvl>
   </w:abstractNum>
-  <w:abstractNum w:abstractNumId="17" w15:restartNumberingAfterBreak="0">
+  <w:abstractNum w:abstractNumId="19" w15:restartNumberingAfterBreak="0">
     <w:nsid w:val="6DDE24D7"/>
     <w:multiLevelType w:val="hybridMultilevel"/>
     <w:tmpl w:val="FED86C4C"/>
@@ -3554,7 +3990,7 @@
       </w:rPr>
     </w:lvl>
   </w:abstractNum>
-  <w:abstractNum w:abstractNumId="18" w15:restartNumberingAfterBreak="0">
+  <w:abstractNum w:abstractNumId="20" w15:restartNumberingAfterBreak="0">
     <w:nsid w:val="75E23126"/>
     <w:multiLevelType w:val="multilevel"/>
     <w:tmpl w:val="69F2EA2C"/>
@@ -3703,7 +4139,7 @@
       </w:rPr>
     </w:lvl>
   </w:abstractNum>
-  <w:abstractNum w:abstractNumId="19" w15:restartNumberingAfterBreak="0">
+  <w:abstractNum w:abstractNumId="21" w15:restartNumberingAfterBreak="0">
     <w:nsid w:val="75F87BCC"/>
     <w:multiLevelType w:val="multilevel"/>
     <w:tmpl w:val="27B468D8"/>
@@ -3852,7 +4288,7 @@
       </w:rPr>
     </w:lvl>
   </w:abstractNum>
-  <w:abstractNum w:abstractNumId="20" w15:restartNumberingAfterBreak="0">
+  <w:abstractNum w:abstractNumId="22" w15:restartNumberingAfterBreak="0">
     <w:nsid w:val="7AAA1299"/>
     <w:multiLevelType w:val="multilevel"/>
     <w:tmpl w:val="76CCD5E2"/>
@@ -4002,7 +4438,7 @@
     </w:lvl>
   </w:abstractNum>
   <w:num w:numId="1" w16cid:durableId="1263689113">
-    <w:abstractNumId w:val="17"/>
+    <w:abstractNumId w:val="19"/>
   </w:num>
   <w:num w:numId="2" w16cid:durableId="119687716">
     <w:abstractNumId w:val="2"/>
@@ -4014,55 +4450,61 @@
     <w:abstractNumId w:val="0"/>
   </w:num>
   <w:num w:numId="5" w16cid:durableId="1509175207">
+    <w:abstractNumId w:val="14"/>
+  </w:num>
+  <w:num w:numId="6" w16cid:durableId="281958017">
+    <w:abstractNumId w:val="20"/>
+  </w:num>
+  <w:num w:numId="7" w16cid:durableId="259801013">
+    <w:abstractNumId w:val="10"/>
+  </w:num>
+  <w:num w:numId="8" w16cid:durableId="1398891771">
+    <w:abstractNumId w:val="15"/>
+  </w:num>
+  <w:num w:numId="9" w16cid:durableId="265622961">
+    <w:abstractNumId w:val="18"/>
+  </w:num>
+  <w:num w:numId="10" w16cid:durableId="83041566">
+    <w:abstractNumId w:val="9"/>
+  </w:num>
+  <w:num w:numId="11" w16cid:durableId="909080669">
     <w:abstractNumId w:val="13"/>
   </w:num>
-  <w:num w:numId="6" w16cid:durableId="281958017">
-    <w:abstractNumId w:val="18"/>
+  <w:num w:numId="12" w16cid:durableId="1597051640">
+    <w:abstractNumId w:val="21"/>
   </w:num>
-  <w:num w:numId="7" w16cid:durableId="259801013">
-    <w:abstractNumId w:val="9"/>
+  <w:num w:numId="13" w16cid:durableId="748309619">
+    <w:abstractNumId w:val="7"/>
   </w:num>
-  <w:num w:numId="8" w16cid:durableId="1398891771">
-    <w:abstractNumId w:val="14"/>
-  </w:num>
-  <w:num w:numId="9" w16cid:durableId="265622961">
-    <w:abstractNumId w:val="16"/>
-  </w:num>
-  <w:num w:numId="10" w16cid:durableId="83041566">
-    <w:abstractNumId w:val="8"/>
-  </w:num>
-  <w:num w:numId="11" w16cid:durableId="909080669">
+  <w:num w:numId="14" w16cid:durableId="689644560">
     <w:abstractNumId w:val="12"/>
   </w:num>
-  <w:num w:numId="12" w16cid:durableId="1597051640">
-    <w:abstractNumId w:val="19"/>
+  <w:num w:numId="15" w16cid:durableId="2143577168">
+    <w:abstractNumId w:val="22"/>
   </w:num>
-  <w:num w:numId="13" w16cid:durableId="748309619">
+  <w:num w:numId="16" w16cid:durableId="1544828841">
     <w:abstractNumId w:val="6"/>
   </w:num>
-  <w:num w:numId="14" w16cid:durableId="689644560">
-    <w:abstractNumId w:val="11"/>
-  </w:num>
-  <w:num w:numId="15" w16cid:durableId="2143577168">
-    <w:abstractNumId w:val="20"/>
-  </w:num>
-  <w:num w:numId="16" w16cid:durableId="1544828841">
-    <w:abstractNumId w:val="5"/>
-  </w:num>
   <w:num w:numId="17" w16cid:durableId="1703823156">
-    <w:abstractNumId w:val="15"/>
+    <w:abstractNumId w:val="17"/>
   </w:num>
   <w:num w:numId="18" w16cid:durableId="478689126">
     <w:abstractNumId w:val="4"/>
   </w:num>
   <w:num w:numId="19" w16cid:durableId="1153833832">
-    <w:abstractNumId w:val="7"/>
+    <w:abstractNumId w:val="8"/>
   </w:num>
   <w:num w:numId="20" w16cid:durableId="2103796620">
-    <w:abstractNumId w:val="10"/>
+    <w:abstractNumId w:val="11"/>
   </w:num>
   <w:num w:numId="21" w16cid:durableId="827866215">
     <w:abstractNumId w:val="1"/>
+  </w:num>
+  <w:num w:numId="22" w16cid:durableId="1249920292">
+    <w:abstractNumId w:val="16"/>
+  </w:num>
+  <w:num w:numId="23" w16cid:durableId="275454676">
+    <w:abstractNumId w:val="5"/>
   </w:num>
 </w:numbering>
 </file>
